--- a/Outputs/Table4.docx
+++ b/Outputs/Table4.docx
@@ -363,168 +363,6 @@
             </w:r>
           </w:p>
         </w:tc>
-        <w:tc>
-          <w:tcPr>
-            <w:tcBorders>
-              <w:bottom w:val="single" w:sz="4" w:space="0" w:color="000000"/>
-              <w:top w:val="none" w:sz="0" w:space="0" w:color="000000"/>
-              <w:left w:val="none" w:sz="0" w:space="0" w:color="000000"/>
-              <w:right w:val="none" w:sz="0" w:space="0" w:color="000000"/>
-            </w:tcBorders>
-            <w:shd w:val="clear" w:color="auto" w:fill="CDCDCD"/>
-            <w:tcMar>
-              <w:top w:w="0" w:type="dxa"/>
-              <w:bottom w:w="0" w:type="dxa"/>
-              <w:left w:w="0" w:type="dxa"/>
-              <w:right w:w="0" w:type="dxa"/>
-            </w:tcMar>
-            <w:vAlign w:val="center"/>
-          </w:tcPr>
-          <w:p>
-            <w:pPr>
-              <w:jc w:val="center"/>
-              <w:pBdr>
-                <w:bottom w:val="none" w:sz="0" w:space="0" w:color="000000"/>
-                <w:top w:val="none" w:sz="0" w:space="0" w:color="000000"/>
-                <w:left w:val="none" w:sz="0" w:space="0" w:color="000000"/>
-                <w:right w:val="none" w:sz="0" w:space="0" w:color="000000"/>
-              </w:pBdr>
-              <w:spacing w:after="100" w:before="100" w:line="240"/>
-              <w:ind w:left="100" w:right="100" w:firstLine="0" w:firstLineChars="0"/>
-              <w:rPr>
-                <w:rFonts w:ascii="Arial" w:hAnsi="Arial" w:eastAsia="Arial" w:cs="Arial"/>
-                <w:i w:val="false"/>
-                <w:b w:val="true"/>
-                <w:u w:val="none"/>
-                <w:strike w:val="false"/>
-                <w:sz w:val="16"/>
-                <w:szCs w:val="16"/>
-                <w:color w:val="000000"/>
-              </w:rPr>
-            </w:pPr>
-            <w:r>
-              <w:rPr>
-                <w:rFonts w:ascii="Arial" w:hAnsi="Arial" w:eastAsia="Arial" w:cs="Arial"/>
-                <w:i w:val="false"/>
-                <w:b w:val="true"/>
-                <w:u w:val="none"/>
-                <w:strike w:val="false"/>
-                <w:sz w:val="16"/>
-                <w:szCs w:val="16"/>
-                <w:color w:val="000000"/>
-              </w:rPr>
-              <w:t xml:space="preserve">OR</w:t>
-            </w:r>
-          </w:p>
-        </w:tc>
-        <w:tc>
-          <w:tcPr>
-            <w:tcBorders>
-              <w:bottom w:val="single" w:sz="4" w:space="0" w:color="000000"/>
-              <w:top w:val="none" w:sz="0" w:space="0" w:color="000000"/>
-              <w:left w:val="none" w:sz="0" w:space="0" w:color="000000"/>
-              <w:right w:val="none" w:sz="0" w:space="0" w:color="000000"/>
-            </w:tcBorders>
-            <w:shd w:val="clear" w:color="auto" w:fill="CDCDCD"/>
-            <w:tcMar>
-              <w:top w:w="0" w:type="dxa"/>
-              <w:bottom w:w="0" w:type="dxa"/>
-              <w:left w:w="0" w:type="dxa"/>
-              <w:right w:w="0" w:type="dxa"/>
-            </w:tcMar>
-            <w:vAlign w:val="center"/>
-          </w:tcPr>
-          <w:p>
-            <w:pPr>
-              <w:jc w:val="center"/>
-              <w:pBdr>
-                <w:bottom w:val="none" w:sz="0" w:space="0" w:color="000000"/>
-                <w:top w:val="none" w:sz="0" w:space="0" w:color="000000"/>
-                <w:left w:val="none" w:sz="0" w:space="0" w:color="000000"/>
-                <w:right w:val="none" w:sz="0" w:space="0" w:color="000000"/>
-              </w:pBdr>
-              <w:spacing w:after="100" w:before="100" w:line="240"/>
-              <w:ind w:left="100" w:right="100" w:firstLine="0" w:firstLineChars="0"/>
-              <w:rPr>
-                <w:rFonts w:ascii="Arial" w:hAnsi="Arial" w:eastAsia="Arial" w:cs="Arial"/>
-                <w:i w:val="false"/>
-                <w:b w:val="true"/>
-                <w:u w:val="none"/>
-                <w:strike w:val="false"/>
-                <w:sz w:val="16"/>
-                <w:szCs w:val="16"/>
-                <w:color w:val="000000"/>
-              </w:rPr>
-            </w:pPr>
-            <w:r>
-              <w:rPr>
-                <w:rFonts w:ascii="Arial" w:hAnsi="Arial" w:eastAsia="Arial" w:cs="Arial"/>
-                <w:i w:val="false"/>
-                <w:b w:val="true"/>
-                <w:u w:val="none"/>
-                <w:strike w:val="false"/>
-                <w:sz w:val="16"/>
-                <w:szCs w:val="16"/>
-                <w:color w:val="000000"/>
-              </w:rPr>
-              <w:t xml:space="preserve">test</w:t>
-            </w:r>
-          </w:p>
-        </w:tc>
-        <w:tc>
-          <w:tcPr>
-            <w:tcBorders>
-              <w:bottom w:val="single" w:sz="4" w:space="0" w:color="000000"/>
-              <w:top w:val="none" w:sz="0" w:space="0" w:color="000000"/>
-              <w:left w:val="none" w:sz="0" w:space="0" w:color="000000"/>
-              <w:right w:val="none" w:sz="0" w:space="0" w:color="000000"/>
-            </w:tcBorders>
-            <w:shd w:val="clear" w:color="auto" w:fill="CDCDCD"/>
-            <w:tcMar>
-              <w:top w:w="0" w:type="dxa"/>
-              <w:bottom w:w="0" w:type="dxa"/>
-              <w:left w:w="0" w:type="dxa"/>
-              <w:right w:w="0" w:type="dxa"/>
-            </w:tcMar>
-            <w:vAlign w:val="center"/>
-          </w:tcPr>
-          <w:p>
-            <w:pPr>
-              <w:jc w:val="center"/>
-              <w:pBdr>
-                <w:bottom w:val="none" w:sz="0" w:space="0" w:color="000000"/>
-                <w:top w:val="none" w:sz="0" w:space="0" w:color="000000"/>
-                <w:left w:val="none" w:sz="0" w:space="0" w:color="000000"/>
-                <w:right w:val="none" w:sz="0" w:space="0" w:color="000000"/>
-              </w:pBdr>
-              <w:spacing w:after="100" w:before="100" w:line="240"/>
-              <w:ind w:left="100" w:right="100" w:firstLine="0" w:firstLineChars="0"/>
-              <w:rPr>
-                <w:rFonts w:ascii="Arial" w:hAnsi="Arial" w:eastAsia="Arial" w:cs="Arial"/>
-                <w:i w:val="false"/>
-                <w:b w:val="true"/>
-                <w:u w:val="none"/>
-                <w:strike w:val="false"/>
-                <w:sz w:val="16"/>
-                <w:szCs w:val="16"/>
-                <w:color w:val="000000"/>
-              </w:rPr>
-            </w:pPr>
-            <w:r>
-              <w:rPr>
-                <w:rFonts w:ascii="Arial" w:hAnsi="Arial" w:eastAsia="Arial" w:cs="Arial"/>
-                <w:i w:val="false"/>
-                <w:b w:val="true"/>
-                <w:u w:val="none"/>
-                <w:strike w:val="false"/>
-                <w:sz w:val="16"/>
-                <w:szCs w:val="16"/>
-                <w:color w:val="000000"/>
-              </w:rPr>
-              <w:t xml:space="preserve">OR_method</w:t>
-            </w:r>
-          </w:p>
-        </w:tc>
       </w:tr>
       <w:tr>
         <w:trPr>
@@ -635,7 +473,7 @@
                 <w:szCs w:val="18"/>
                 <w:color w:val="000000"/>
               </w:rPr>
-              <w:t xml:space="preserve">29.5 [23–35.2]</w:t>
+              <w:t xml:space="preserve">31.6 ± 12.7</w:t>
             </w:r>
           </w:p>
         </w:tc>
@@ -689,7 +527,7 @@
                 <w:szCs w:val="18"/>
                 <w:color w:val="000000"/>
               </w:rPr>
-              <w:t xml:space="preserve">25 [22.2–35]</w:t>
+              <w:t xml:space="preserve">29.6 ± 11.2</w:t>
             </w:r>
           </w:p>
         </w:tc>
@@ -743,7 +581,7 @@
                 <w:szCs w:val="18"/>
                 <w:color w:val="000000"/>
               </w:rPr>
-              <w:t xml:space="preserve">29 [23–35]</w:t>
+              <w:t xml:space="preserve">31.2 ± 12.3</w:t>
             </w:r>
           </w:p>
         </w:tc>
@@ -797,169 +635,7 @@
                 <w:szCs w:val="18"/>
                 <w:color w:val="000000"/>
               </w:rPr>
-              <w:t xml:space="preserve">0.556</w:t>
-            </w:r>
-          </w:p>
-        </w:tc>
-        <w:tc>
-          <w:tcPr>
-            <w:tcBorders>
-              <w:bottom w:val="none" w:sz="0" w:space="0" w:color="000000"/>
-              <w:top w:val="single" w:sz="4" w:space="0" w:color="000000"/>
-              <w:left w:val="none" w:sz="0" w:space="0" w:color="000000"/>
-              <w:right w:val="none" w:sz="0" w:space="0" w:color="000000"/>
-            </w:tcBorders>
-            <w:shd w:val="clear" w:color="auto" w:fill="FFFFFF"/>
-            <w:tcMar>
-              <w:top w:w="0" w:type="dxa"/>
-              <w:bottom w:w="0" w:type="dxa"/>
-              <w:left w:w="0" w:type="dxa"/>
-              <w:right w:w="0" w:type="dxa"/>
-            </w:tcMar>
-            <w:vAlign w:val="center"/>
-          </w:tcPr>
-          <w:p>
-            <w:pPr>
-              <w:jc w:val="center"/>
-              <w:pBdr>
-                <w:bottom w:val="none" w:sz="0" w:space="0" w:color="000000"/>
-                <w:top w:val="none" w:sz="0" w:space="0" w:color="000000"/>
-                <w:left w:val="none" w:sz="0" w:space="0" w:color="000000"/>
-                <w:right w:val="none" w:sz="0" w:space="0" w:color="000000"/>
-              </w:pBdr>
-              <w:spacing w:after="0" w:before="0" w:line="240"/>
-              <w:ind w:left="0" w:right="120" w:firstLine="0" w:firstLineChars="0"/>
-              <w:rPr>
-                <w:rFonts w:ascii="Arial" w:hAnsi="Arial" w:eastAsia="Arial" w:cs="Arial"/>
-                <w:i w:val="false"/>
-                <w:b w:val="false"/>
-                <w:u w:val="none"/>
-                <w:strike w:val="false"/>
-                <w:sz w:val="18"/>
-                <w:szCs w:val="18"/>
-                <w:color w:val="000000"/>
-              </w:rPr>
-            </w:pPr>
-            <w:r>
-              <w:rPr>
-                <w:rFonts w:ascii="Arial" w:hAnsi="Arial" w:eastAsia="Arial" w:cs="Arial"/>
-                <w:i w:val="false"/>
-                <w:b w:val="false"/>
-                <w:u w:val="none"/>
-                <w:strike w:val="false"/>
-                <w:sz w:val="18"/>
-                <w:szCs w:val="18"/>
-                <w:color w:val="000000"/>
-              </w:rPr>
-              <w:t xml:space="preserve"/>
-            </w:r>
-          </w:p>
-        </w:tc>
-        <w:tc>
-          <w:tcPr>
-            <w:tcBorders>
-              <w:bottom w:val="none" w:sz="0" w:space="0" w:color="000000"/>
-              <w:top w:val="single" w:sz="4" w:space="0" w:color="000000"/>
-              <w:left w:val="none" w:sz="0" w:space="0" w:color="000000"/>
-              <w:right w:val="none" w:sz="0" w:space="0" w:color="000000"/>
-            </w:tcBorders>
-            <w:shd w:val="clear" w:color="auto" w:fill="FFFFFF"/>
-            <w:tcMar>
-              <w:top w:w="0" w:type="dxa"/>
-              <w:bottom w:w="0" w:type="dxa"/>
-              <w:left w:w="0" w:type="dxa"/>
-              <w:right w:w="0" w:type="dxa"/>
-            </w:tcMar>
-            <w:vAlign w:val="center"/>
-          </w:tcPr>
-          <w:p>
-            <w:pPr>
-              <w:jc w:val="center"/>
-              <w:pBdr>
-                <w:bottom w:val="none" w:sz="0" w:space="0" w:color="000000"/>
-                <w:top w:val="none" w:sz="0" w:space="0" w:color="000000"/>
-                <w:left w:val="none" w:sz="0" w:space="0" w:color="000000"/>
-                <w:right w:val="none" w:sz="0" w:space="0" w:color="000000"/>
-              </w:pBdr>
-              <w:spacing w:after="0" w:before="0" w:line="240"/>
-              <w:ind w:left="0" w:right="120" w:firstLine="0" w:firstLineChars="0"/>
-              <w:rPr>
-                <w:rFonts w:ascii="Arial" w:hAnsi="Arial" w:eastAsia="Arial" w:cs="Arial"/>
-                <w:i w:val="false"/>
-                <w:b w:val="false"/>
-                <w:u w:val="none"/>
-                <w:strike w:val="false"/>
-                <w:sz w:val="18"/>
-                <w:szCs w:val="18"/>
-                <w:color w:val="000000"/>
-              </w:rPr>
-            </w:pPr>
-            <w:r>
-              <w:rPr>
-                <w:rFonts w:ascii="Arial" w:hAnsi="Arial" w:eastAsia="Arial" w:cs="Arial"/>
-                <w:i w:val="false"/>
-                <w:b w:val="false"/>
-                <w:u w:val="none"/>
-                <w:strike w:val="false"/>
-                <w:sz w:val="18"/>
-                <w:szCs w:val="18"/>
-                <w:color w:val="000000"/>
-              </w:rPr>
-              <w:t xml:space="preserve">Wilcoxon rank-sum</w:t>
-            </w:r>
-          </w:p>
-        </w:tc>
-        <w:tc>
-          <w:tcPr>
-            <w:tcBorders>
-              <w:bottom w:val="none" w:sz="0" w:space="0" w:color="000000"/>
-              <w:top w:val="single" w:sz="4" w:space="0" w:color="000000"/>
-              <w:left w:val="none" w:sz="0" w:space="0" w:color="000000"/>
-              <w:right w:val="none" w:sz="0" w:space="0" w:color="000000"/>
-            </w:tcBorders>
-            <w:shd w:val="clear" w:color="auto" w:fill="FFFFFF"/>
-            <w:tcMar>
-              <w:top w:w="0" w:type="dxa"/>
-              <w:bottom w:w="0" w:type="dxa"/>
-              <w:left w:w="0" w:type="dxa"/>
-              <w:right w:w="0" w:type="dxa"/>
-            </w:tcMar>
-            <w:vAlign w:val="center"/>
-          </w:tcPr>
-          <w:p>
-            <w:pPr>
-              <w:jc w:val="center"/>
-              <w:pBdr>
-                <w:bottom w:val="none" w:sz="0" w:space="0" w:color="000000"/>
-                <w:top w:val="none" w:sz="0" w:space="0" w:color="000000"/>
-                <w:left w:val="none" w:sz="0" w:space="0" w:color="000000"/>
-                <w:right w:val="none" w:sz="0" w:space="0" w:color="000000"/>
-              </w:pBdr>
-              <w:spacing w:after="0" w:before="0" w:line="240"/>
-              <w:ind w:left="0" w:right="120" w:firstLine="0" w:firstLineChars="0"/>
-              <w:rPr>
-                <w:rFonts w:ascii="Arial" w:hAnsi="Arial" w:eastAsia="Arial" w:cs="Arial"/>
-                <w:i w:val="false"/>
-                <w:b w:val="false"/>
-                <w:u w:val="none"/>
-                <w:strike w:val="false"/>
-                <w:sz w:val="18"/>
-                <w:szCs w:val="18"/>
-                <w:color w:val="000000"/>
-              </w:rPr>
-            </w:pPr>
-            <w:r>
-              <w:rPr>
-                <w:rFonts w:ascii="Arial" w:hAnsi="Arial" w:eastAsia="Arial" w:cs="Arial"/>
-                <w:i w:val="false"/>
-                <w:b w:val="false"/>
-                <w:u w:val="none"/>
-                <w:strike w:val="false"/>
-                <w:sz w:val="18"/>
-                <w:szCs w:val="18"/>
-                <w:color w:val="000000"/>
-              </w:rPr>
-              <w:t xml:space="preserve"/>
+              <w:t xml:space="preserve">0.57</w:t>
             </w:r>
           </w:p>
         </w:tc>
@@ -1239,168 +915,6 @@
             </w:r>
           </w:p>
         </w:tc>
-        <w:tc>
-          <w:tcPr>
-            <w:tcBorders>
-              <w:bottom w:val="none" w:sz="0" w:space="0" w:color="000000"/>
-              <w:top w:val="none" w:sz="0" w:space="0" w:color="000000"/>
-              <w:left w:val="none" w:sz="0" w:space="0" w:color="000000"/>
-              <w:right w:val="none" w:sz="0" w:space="0" w:color="000000"/>
-            </w:tcBorders>
-            <w:shd w:val="clear" w:color="auto" w:fill="FFFFFF"/>
-            <w:tcMar>
-              <w:top w:w="0" w:type="dxa"/>
-              <w:bottom w:w="0" w:type="dxa"/>
-              <w:left w:w="0" w:type="dxa"/>
-              <w:right w:w="0" w:type="dxa"/>
-            </w:tcMar>
-            <w:vAlign w:val="center"/>
-          </w:tcPr>
-          <w:p>
-            <w:pPr>
-              <w:jc w:val="center"/>
-              <w:pBdr>
-                <w:bottom w:val="none" w:sz="0" w:space="0" w:color="000000"/>
-                <w:top w:val="none" w:sz="0" w:space="0" w:color="000000"/>
-                <w:left w:val="none" w:sz="0" w:space="0" w:color="000000"/>
-                <w:right w:val="none" w:sz="0" w:space="0" w:color="000000"/>
-              </w:pBdr>
-              <w:spacing w:after="0" w:before="0" w:line="240"/>
-              <w:ind w:left="0" w:right="120" w:firstLine="0" w:firstLineChars="0"/>
-              <w:rPr>
-                <w:rFonts w:ascii="Arial" w:hAnsi="Arial" w:eastAsia="Arial" w:cs="Arial"/>
-                <w:i w:val="false"/>
-                <w:b w:val="false"/>
-                <w:u w:val="none"/>
-                <w:strike w:val="false"/>
-                <w:sz w:val="18"/>
-                <w:szCs w:val="18"/>
-                <w:color w:val="000000"/>
-              </w:rPr>
-            </w:pPr>
-            <w:r>
-              <w:rPr>
-                <w:rFonts w:ascii="Arial" w:hAnsi="Arial" w:eastAsia="Arial" w:cs="Arial"/>
-                <w:i w:val="false"/>
-                <w:b w:val="false"/>
-                <w:u w:val="none"/>
-                <w:strike w:val="false"/>
-                <w:sz w:val="18"/>
-                <w:szCs w:val="18"/>
-                <w:color w:val="000000"/>
-              </w:rPr>
-              <w:t xml:space="preserve"/>
-            </w:r>
-          </w:p>
-        </w:tc>
-        <w:tc>
-          <w:tcPr>
-            <w:tcBorders>
-              <w:bottom w:val="none" w:sz="0" w:space="0" w:color="000000"/>
-              <w:top w:val="none" w:sz="0" w:space="0" w:color="000000"/>
-              <w:left w:val="none" w:sz="0" w:space="0" w:color="000000"/>
-              <w:right w:val="none" w:sz="0" w:space="0" w:color="000000"/>
-            </w:tcBorders>
-            <w:shd w:val="clear" w:color="auto" w:fill="FFFFFF"/>
-            <w:tcMar>
-              <w:top w:w="0" w:type="dxa"/>
-              <w:bottom w:w="0" w:type="dxa"/>
-              <w:left w:w="0" w:type="dxa"/>
-              <w:right w:w="0" w:type="dxa"/>
-            </w:tcMar>
-            <w:vAlign w:val="center"/>
-          </w:tcPr>
-          <w:p>
-            <w:pPr>
-              <w:jc w:val="center"/>
-              <w:pBdr>
-                <w:bottom w:val="none" w:sz="0" w:space="0" w:color="000000"/>
-                <w:top w:val="none" w:sz="0" w:space="0" w:color="000000"/>
-                <w:left w:val="none" w:sz="0" w:space="0" w:color="000000"/>
-                <w:right w:val="none" w:sz="0" w:space="0" w:color="000000"/>
-              </w:pBdr>
-              <w:spacing w:after="0" w:before="0" w:line="240"/>
-              <w:ind w:left="0" w:right="120" w:firstLine="0" w:firstLineChars="0"/>
-              <w:rPr>
-                <w:rFonts w:ascii="Arial" w:hAnsi="Arial" w:eastAsia="Arial" w:cs="Arial"/>
-                <w:i w:val="false"/>
-                <w:b w:val="false"/>
-                <w:u w:val="none"/>
-                <w:strike w:val="false"/>
-                <w:sz w:val="18"/>
-                <w:szCs w:val="18"/>
-                <w:color w:val="000000"/>
-              </w:rPr>
-            </w:pPr>
-            <w:r>
-              <w:rPr>
-                <w:rFonts w:ascii="Arial" w:hAnsi="Arial" w:eastAsia="Arial" w:cs="Arial"/>
-                <w:i w:val="false"/>
-                <w:b w:val="false"/>
-                <w:u w:val="none"/>
-                <w:strike w:val="false"/>
-                <w:sz w:val="18"/>
-                <w:szCs w:val="18"/>
-                <w:color w:val="000000"/>
-              </w:rPr>
-              <w:t xml:space="preserve"/>
-            </w:r>
-          </w:p>
-        </w:tc>
-        <w:tc>
-          <w:tcPr>
-            <w:tcBorders>
-              <w:bottom w:val="none" w:sz="0" w:space="0" w:color="000000"/>
-              <w:top w:val="none" w:sz="0" w:space="0" w:color="000000"/>
-              <w:left w:val="none" w:sz="0" w:space="0" w:color="000000"/>
-              <w:right w:val="none" w:sz="0" w:space="0" w:color="000000"/>
-            </w:tcBorders>
-            <w:shd w:val="clear" w:color="auto" w:fill="FFFFFF"/>
-            <w:tcMar>
-              <w:top w:w="0" w:type="dxa"/>
-              <w:bottom w:w="0" w:type="dxa"/>
-              <w:left w:w="0" w:type="dxa"/>
-              <w:right w:w="0" w:type="dxa"/>
-            </w:tcMar>
-            <w:vAlign w:val="center"/>
-          </w:tcPr>
-          <w:p>
-            <w:pPr>
-              <w:jc w:val="center"/>
-              <w:pBdr>
-                <w:bottom w:val="none" w:sz="0" w:space="0" w:color="000000"/>
-                <w:top w:val="none" w:sz="0" w:space="0" w:color="000000"/>
-                <w:left w:val="none" w:sz="0" w:space="0" w:color="000000"/>
-                <w:right w:val="none" w:sz="0" w:space="0" w:color="000000"/>
-              </w:pBdr>
-              <w:spacing w:after="0" w:before="0" w:line="240"/>
-              <w:ind w:left="0" w:right="120" w:firstLine="0" w:firstLineChars="0"/>
-              <w:rPr>
-                <w:rFonts w:ascii="Arial" w:hAnsi="Arial" w:eastAsia="Arial" w:cs="Arial"/>
-                <w:i w:val="false"/>
-                <w:b w:val="false"/>
-                <w:u w:val="none"/>
-                <w:strike w:val="false"/>
-                <w:sz w:val="18"/>
-                <w:szCs w:val="18"/>
-                <w:color w:val="000000"/>
-              </w:rPr>
-            </w:pPr>
-            <w:r>
-              <w:rPr>
-                <w:rFonts w:ascii="Arial" w:hAnsi="Arial" w:eastAsia="Arial" w:cs="Arial"/>
-                <w:i w:val="false"/>
-                <w:b w:val="false"/>
-                <w:u w:val="none"/>
-                <w:strike w:val="false"/>
-                <w:sz w:val="18"/>
-                <w:szCs w:val="18"/>
-                <w:color w:val="000000"/>
-              </w:rPr>
-              <w:t xml:space="preserve"/>
-            </w:r>
-          </w:p>
-        </w:tc>
       </w:tr>
       <w:tr>
         <w:trPr>
@@ -1673,169 +1187,7 @@
                 <w:szCs w:val="18"/>
                 <w:color w:val="000000"/>
               </w:rPr>
-              <w:t xml:space="preserve">0.708</w:t>
-            </w:r>
-          </w:p>
-        </w:tc>
-        <w:tc>
-          <w:tcPr>
-            <w:tcBorders>
-              <w:bottom w:val="none" w:sz="0" w:space="0" w:color="000000"/>
-              <w:top w:val="none" w:sz="0" w:space="0" w:color="000000"/>
-              <w:left w:val="none" w:sz="0" w:space="0" w:color="000000"/>
-              <w:right w:val="none" w:sz="0" w:space="0" w:color="000000"/>
-            </w:tcBorders>
-            <w:shd w:val="clear" w:color="auto" w:fill="FFFFFF"/>
-            <w:tcMar>
-              <w:top w:w="0" w:type="dxa"/>
-              <w:bottom w:w="0" w:type="dxa"/>
-              <w:left w:w="0" w:type="dxa"/>
-              <w:right w:w="0" w:type="dxa"/>
-            </w:tcMar>
-            <w:vAlign w:val="center"/>
-          </w:tcPr>
-          <w:p>
-            <w:pPr>
-              <w:jc w:val="center"/>
-              <w:pBdr>
-                <w:bottom w:val="none" w:sz="0" w:space="0" w:color="000000"/>
-                <w:top w:val="none" w:sz="0" w:space="0" w:color="000000"/>
-                <w:left w:val="none" w:sz="0" w:space="0" w:color="000000"/>
-                <w:right w:val="none" w:sz="0" w:space="0" w:color="000000"/>
-              </w:pBdr>
-              <w:spacing w:after="0" w:before="0" w:line="240"/>
-              <w:ind w:left="0" w:right="120" w:firstLine="0" w:firstLineChars="0"/>
-              <w:rPr>
-                <w:rFonts w:ascii="Arial" w:hAnsi="Arial" w:eastAsia="Arial" w:cs="Arial"/>
-                <w:i w:val="false"/>
-                <w:b w:val="false"/>
-                <w:u w:val="none"/>
-                <w:strike w:val="false"/>
-                <w:sz w:val="18"/>
-                <w:szCs w:val="18"/>
-                <w:color w:val="000000"/>
-              </w:rPr>
-            </w:pPr>
-            <w:r>
-              <w:rPr>
-                <w:rFonts w:ascii="Arial" w:hAnsi="Arial" w:eastAsia="Arial" w:cs="Arial"/>
-                <w:i w:val="false"/>
-                <w:b w:val="false"/>
-                <w:u w:val="none"/>
-                <w:strike w:val="false"/>
-                <w:sz w:val="18"/>
-                <w:szCs w:val="18"/>
-                <w:color w:val="000000"/>
-              </w:rPr>
-              <w:t xml:space="preserve">-</w:t>
-            </w:r>
-          </w:p>
-        </w:tc>
-        <w:tc>
-          <w:tcPr>
-            <w:tcBorders>
-              <w:bottom w:val="none" w:sz="0" w:space="0" w:color="000000"/>
-              <w:top w:val="none" w:sz="0" w:space="0" w:color="000000"/>
-              <w:left w:val="none" w:sz="0" w:space="0" w:color="000000"/>
-              <w:right w:val="none" w:sz="0" w:space="0" w:color="000000"/>
-            </w:tcBorders>
-            <w:shd w:val="clear" w:color="auto" w:fill="FFFFFF"/>
-            <w:tcMar>
-              <w:top w:w="0" w:type="dxa"/>
-              <w:bottom w:w="0" w:type="dxa"/>
-              <w:left w:w="0" w:type="dxa"/>
-              <w:right w:w="0" w:type="dxa"/>
-            </w:tcMar>
-            <w:vAlign w:val="center"/>
-          </w:tcPr>
-          <w:p>
-            <w:pPr>
-              <w:jc w:val="center"/>
-              <w:pBdr>
-                <w:bottom w:val="none" w:sz="0" w:space="0" w:color="000000"/>
-                <w:top w:val="none" w:sz="0" w:space="0" w:color="000000"/>
-                <w:left w:val="none" w:sz="0" w:space="0" w:color="000000"/>
-                <w:right w:val="none" w:sz="0" w:space="0" w:color="000000"/>
-              </w:pBdr>
-              <w:spacing w:after="0" w:before="0" w:line="240"/>
-              <w:ind w:left="0" w:right="120" w:firstLine="0" w:firstLineChars="0"/>
-              <w:rPr>
-                <w:rFonts w:ascii="Arial" w:hAnsi="Arial" w:eastAsia="Arial" w:cs="Arial"/>
-                <w:i w:val="false"/>
-                <w:b w:val="false"/>
-                <w:u w:val="none"/>
-                <w:strike w:val="false"/>
-                <w:sz w:val="18"/>
-                <w:szCs w:val="18"/>
-                <w:color w:val="000000"/>
-              </w:rPr>
-            </w:pPr>
-            <w:r>
-              <w:rPr>
-                <w:rFonts w:ascii="Arial" w:hAnsi="Arial" w:eastAsia="Arial" w:cs="Arial"/>
-                <w:i w:val="false"/>
-                <w:b w:val="false"/>
-                <w:u w:val="none"/>
-                <w:strike w:val="false"/>
-                <w:sz w:val="18"/>
-                <w:szCs w:val="18"/>
-                <w:color w:val="000000"/>
-              </w:rPr>
-              <w:t xml:space="preserve">Fisher exact</w:t>
-            </w:r>
-          </w:p>
-        </w:tc>
-        <w:tc>
-          <w:tcPr>
-            <w:tcBorders>
-              <w:bottom w:val="none" w:sz="0" w:space="0" w:color="000000"/>
-              <w:top w:val="none" w:sz="0" w:space="0" w:color="000000"/>
-              <w:left w:val="none" w:sz="0" w:space="0" w:color="000000"/>
-              <w:right w:val="none" w:sz="0" w:space="0" w:color="000000"/>
-            </w:tcBorders>
-            <w:shd w:val="clear" w:color="auto" w:fill="FFFFFF"/>
-            <w:tcMar>
-              <w:top w:w="0" w:type="dxa"/>
-              <w:bottom w:w="0" w:type="dxa"/>
-              <w:left w:w="0" w:type="dxa"/>
-              <w:right w:w="0" w:type="dxa"/>
-            </w:tcMar>
-            <w:vAlign w:val="center"/>
-          </w:tcPr>
-          <w:p>
-            <w:pPr>
-              <w:jc w:val="center"/>
-              <w:pBdr>
-                <w:bottom w:val="none" w:sz="0" w:space="0" w:color="000000"/>
-                <w:top w:val="none" w:sz="0" w:space="0" w:color="000000"/>
-                <w:left w:val="none" w:sz="0" w:space="0" w:color="000000"/>
-                <w:right w:val="none" w:sz="0" w:space="0" w:color="000000"/>
-              </w:pBdr>
-              <w:spacing w:after="0" w:before="0" w:line="240"/>
-              <w:ind w:left="0" w:right="120" w:firstLine="0" w:firstLineChars="0"/>
-              <w:rPr>
-                <w:rFonts w:ascii="Arial" w:hAnsi="Arial" w:eastAsia="Arial" w:cs="Arial"/>
-                <w:i w:val="false"/>
-                <w:b w:val="false"/>
-                <w:u w:val="none"/>
-                <w:strike w:val="false"/>
-                <w:sz w:val="18"/>
-                <w:szCs w:val="18"/>
-                <w:color w:val="000000"/>
-              </w:rPr>
-            </w:pPr>
-            <w:r>
-              <w:rPr>
-                <w:rFonts w:ascii="Arial" w:hAnsi="Arial" w:eastAsia="Arial" w:cs="Arial"/>
-                <w:i w:val="false"/>
-                <w:b w:val="false"/>
-                <w:u w:val="none"/>
-                <w:strike w:val="false"/>
-                <w:sz w:val="18"/>
-                <w:szCs w:val="18"/>
-                <w:color w:val="000000"/>
-              </w:rPr>
-              <w:t xml:space="preserve">-</w:t>
+              <w:t xml:space="preserve">0.71</w:t>
             </w:r>
           </w:p>
         </w:tc>
@@ -2115,168 +1467,6 @@
             </w:r>
           </w:p>
         </w:tc>
-        <w:tc>
-          <w:tcPr>
-            <w:tcBorders>
-              <w:bottom w:val="none" w:sz="0" w:space="0" w:color="000000"/>
-              <w:top w:val="none" w:sz="0" w:space="0" w:color="000000"/>
-              <w:left w:val="none" w:sz="0" w:space="0" w:color="000000"/>
-              <w:right w:val="none" w:sz="0" w:space="0" w:color="000000"/>
-            </w:tcBorders>
-            <w:shd w:val="clear" w:color="auto" w:fill="FFFFFF"/>
-            <w:tcMar>
-              <w:top w:w="0" w:type="dxa"/>
-              <w:bottom w:w="0" w:type="dxa"/>
-              <w:left w:w="0" w:type="dxa"/>
-              <w:right w:w="0" w:type="dxa"/>
-            </w:tcMar>
-            <w:vAlign w:val="center"/>
-          </w:tcPr>
-          <w:p>
-            <w:pPr>
-              <w:jc w:val="center"/>
-              <w:pBdr>
-                <w:bottom w:val="none" w:sz="0" w:space="0" w:color="000000"/>
-                <w:top w:val="none" w:sz="0" w:space="0" w:color="000000"/>
-                <w:left w:val="none" w:sz="0" w:space="0" w:color="000000"/>
-                <w:right w:val="none" w:sz="0" w:space="0" w:color="000000"/>
-              </w:pBdr>
-              <w:spacing w:after="0" w:before="0" w:line="240"/>
-              <w:ind w:left="0" w:right="120" w:firstLine="0" w:firstLineChars="0"/>
-              <w:rPr>
-                <w:rFonts w:ascii="Arial" w:hAnsi="Arial" w:eastAsia="Arial" w:cs="Arial"/>
-                <w:i w:val="false"/>
-                <w:b w:val="false"/>
-                <w:u w:val="none"/>
-                <w:strike w:val="false"/>
-                <w:sz w:val="18"/>
-                <w:szCs w:val="18"/>
-                <w:color w:val="000000"/>
-              </w:rPr>
-            </w:pPr>
-            <w:r>
-              <w:rPr>
-                <w:rFonts w:ascii="Arial" w:hAnsi="Arial" w:eastAsia="Arial" w:cs="Arial"/>
-                <w:i w:val="false"/>
-                <w:b w:val="false"/>
-                <w:u w:val="none"/>
-                <w:strike w:val="false"/>
-                <w:sz w:val="18"/>
-                <w:szCs w:val="18"/>
-                <w:color w:val="000000"/>
-              </w:rPr>
-              <w:t xml:space="preserve">-</w:t>
-            </w:r>
-          </w:p>
-        </w:tc>
-        <w:tc>
-          <w:tcPr>
-            <w:tcBorders>
-              <w:bottom w:val="none" w:sz="0" w:space="0" w:color="000000"/>
-              <w:top w:val="none" w:sz="0" w:space="0" w:color="000000"/>
-              <w:left w:val="none" w:sz="0" w:space="0" w:color="000000"/>
-              <w:right w:val="none" w:sz="0" w:space="0" w:color="000000"/>
-            </w:tcBorders>
-            <w:shd w:val="clear" w:color="auto" w:fill="FFFFFF"/>
-            <w:tcMar>
-              <w:top w:w="0" w:type="dxa"/>
-              <w:bottom w:w="0" w:type="dxa"/>
-              <w:left w:w="0" w:type="dxa"/>
-              <w:right w:w="0" w:type="dxa"/>
-            </w:tcMar>
-            <w:vAlign w:val="center"/>
-          </w:tcPr>
-          <w:p>
-            <w:pPr>
-              <w:jc w:val="center"/>
-              <w:pBdr>
-                <w:bottom w:val="none" w:sz="0" w:space="0" w:color="000000"/>
-                <w:top w:val="none" w:sz="0" w:space="0" w:color="000000"/>
-                <w:left w:val="none" w:sz="0" w:space="0" w:color="000000"/>
-                <w:right w:val="none" w:sz="0" w:space="0" w:color="000000"/>
-              </w:pBdr>
-              <w:spacing w:after="0" w:before="0" w:line="240"/>
-              <w:ind w:left="0" w:right="120" w:firstLine="0" w:firstLineChars="0"/>
-              <w:rPr>
-                <w:rFonts w:ascii="Arial" w:hAnsi="Arial" w:eastAsia="Arial" w:cs="Arial"/>
-                <w:i w:val="false"/>
-                <w:b w:val="false"/>
-                <w:u w:val="none"/>
-                <w:strike w:val="false"/>
-                <w:sz w:val="18"/>
-                <w:szCs w:val="18"/>
-                <w:color w:val="000000"/>
-              </w:rPr>
-            </w:pPr>
-            <w:r>
-              <w:rPr>
-                <w:rFonts w:ascii="Arial" w:hAnsi="Arial" w:eastAsia="Arial" w:cs="Arial"/>
-                <w:i w:val="false"/>
-                <w:b w:val="false"/>
-                <w:u w:val="none"/>
-                <w:strike w:val="false"/>
-                <w:sz w:val="18"/>
-                <w:szCs w:val="18"/>
-                <w:color w:val="000000"/>
-              </w:rPr>
-              <w:t xml:space="preserve">-</w:t>
-            </w:r>
-          </w:p>
-        </w:tc>
-        <w:tc>
-          <w:tcPr>
-            <w:tcBorders>
-              <w:bottom w:val="none" w:sz="0" w:space="0" w:color="000000"/>
-              <w:top w:val="none" w:sz="0" w:space="0" w:color="000000"/>
-              <w:left w:val="none" w:sz="0" w:space="0" w:color="000000"/>
-              <w:right w:val="none" w:sz="0" w:space="0" w:color="000000"/>
-            </w:tcBorders>
-            <w:shd w:val="clear" w:color="auto" w:fill="FFFFFF"/>
-            <w:tcMar>
-              <w:top w:w="0" w:type="dxa"/>
-              <w:bottom w:w="0" w:type="dxa"/>
-              <w:left w:w="0" w:type="dxa"/>
-              <w:right w:w="0" w:type="dxa"/>
-            </w:tcMar>
-            <w:vAlign w:val="center"/>
-          </w:tcPr>
-          <w:p>
-            <w:pPr>
-              <w:jc w:val="center"/>
-              <w:pBdr>
-                <w:bottom w:val="none" w:sz="0" w:space="0" w:color="000000"/>
-                <w:top w:val="none" w:sz="0" w:space="0" w:color="000000"/>
-                <w:left w:val="none" w:sz="0" w:space="0" w:color="000000"/>
-                <w:right w:val="none" w:sz="0" w:space="0" w:color="000000"/>
-              </w:pBdr>
-              <w:spacing w:after="0" w:before="0" w:line="240"/>
-              <w:ind w:left="0" w:right="120" w:firstLine="0" w:firstLineChars="0"/>
-              <w:rPr>
-                <w:rFonts w:ascii="Arial" w:hAnsi="Arial" w:eastAsia="Arial" w:cs="Arial"/>
-                <w:i w:val="false"/>
-                <w:b w:val="false"/>
-                <w:u w:val="none"/>
-                <w:strike w:val="false"/>
-                <w:sz w:val="18"/>
-                <w:szCs w:val="18"/>
-                <w:color w:val="000000"/>
-              </w:rPr>
-            </w:pPr>
-            <w:r>
-              <w:rPr>
-                <w:rFonts w:ascii="Arial" w:hAnsi="Arial" w:eastAsia="Arial" w:cs="Arial"/>
-                <w:i w:val="false"/>
-                <w:b w:val="false"/>
-                <w:u w:val="none"/>
-                <w:strike w:val="false"/>
-                <w:sz w:val="18"/>
-                <w:szCs w:val="18"/>
-                <w:color w:val="000000"/>
-              </w:rPr>
-              <w:t xml:space="preserve">-</w:t>
-            </w:r>
-          </w:p>
-        </w:tc>
       </w:tr>
       <w:tr>
         <w:trPr>
@@ -2387,331 +1577,169 @@
                 <w:szCs w:val="18"/>
                 <w:color w:val="000000"/>
               </w:rPr>
-              <w:t xml:space="preserve">24.4 [22.4–28.6]</w:t>
-            </w:r>
-          </w:p>
-        </w:tc>
-        <w:tc>
-          <w:tcPr>
-            <w:tcBorders>
-              <w:bottom w:val="none" w:sz="0" w:space="0" w:color="000000"/>
-              <w:top w:val="none" w:sz="0" w:space="0" w:color="000000"/>
-              <w:left w:val="none" w:sz="0" w:space="0" w:color="000000"/>
-              <w:right w:val="none" w:sz="0" w:space="0" w:color="000000"/>
-            </w:tcBorders>
-            <w:shd w:val="clear" w:color="auto" w:fill="FFFFFF"/>
-            <w:tcMar>
-              <w:top w:w="0" w:type="dxa"/>
-              <w:bottom w:w="0" w:type="dxa"/>
-              <w:left w:w="0" w:type="dxa"/>
-              <w:right w:w="0" w:type="dxa"/>
-            </w:tcMar>
-            <w:vAlign w:val="center"/>
-          </w:tcPr>
-          <w:p>
-            <w:pPr>
-              <w:jc w:val="center"/>
-              <w:pBdr>
-                <w:bottom w:val="none" w:sz="0" w:space="0" w:color="000000"/>
-                <w:top w:val="none" w:sz="0" w:space="0" w:color="000000"/>
-                <w:left w:val="none" w:sz="0" w:space="0" w:color="000000"/>
-                <w:right w:val="none" w:sz="0" w:space="0" w:color="000000"/>
-              </w:pBdr>
-              <w:spacing w:after="0" w:before="0" w:line="240"/>
-              <w:ind w:left="0" w:right="120" w:firstLine="0" w:firstLineChars="0"/>
-              <w:rPr>
-                <w:rFonts w:ascii="Arial" w:hAnsi="Arial" w:eastAsia="Arial" w:cs="Arial"/>
-                <w:i w:val="false"/>
-                <w:b w:val="false"/>
-                <w:u w:val="none"/>
-                <w:strike w:val="false"/>
-                <w:sz w:val="18"/>
-                <w:szCs w:val="18"/>
-                <w:color w:val="000000"/>
-              </w:rPr>
-            </w:pPr>
-            <w:r>
-              <w:rPr>
-                <w:rFonts w:ascii="Arial" w:hAnsi="Arial" w:eastAsia="Arial" w:cs="Arial"/>
-                <w:i w:val="false"/>
-                <w:b w:val="false"/>
-                <w:u w:val="none"/>
-                <w:strike w:val="false"/>
-                <w:sz w:val="18"/>
-                <w:szCs w:val="18"/>
-                <w:color w:val="000000"/>
-              </w:rPr>
-              <w:t xml:space="preserve">24.3 [22.8–27.6]</w:t>
-            </w:r>
-          </w:p>
-        </w:tc>
-        <w:tc>
-          <w:tcPr>
-            <w:tcBorders>
-              <w:bottom w:val="none" w:sz="0" w:space="0" w:color="000000"/>
-              <w:top w:val="none" w:sz="0" w:space="0" w:color="000000"/>
-              <w:left w:val="none" w:sz="0" w:space="0" w:color="000000"/>
-              <w:right w:val="none" w:sz="0" w:space="0" w:color="000000"/>
-            </w:tcBorders>
-            <w:shd w:val="clear" w:color="auto" w:fill="FFFFFF"/>
-            <w:tcMar>
-              <w:top w:w="0" w:type="dxa"/>
-              <w:bottom w:w="0" w:type="dxa"/>
-              <w:left w:w="0" w:type="dxa"/>
-              <w:right w:w="0" w:type="dxa"/>
-            </w:tcMar>
-            <w:vAlign w:val="center"/>
-          </w:tcPr>
-          <w:p>
-            <w:pPr>
-              <w:jc w:val="center"/>
-              <w:pBdr>
-                <w:bottom w:val="none" w:sz="0" w:space="0" w:color="000000"/>
-                <w:top w:val="none" w:sz="0" w:space="0" w:color="000000"/>
-                <w:left w:val="none" w:sz="0" w:space="0" w:color="000000"/>
-                <w:right w:val="none" w:sz="0" w:space="0" w:color="000000"/>
-              </w:pBdr>
-              <w:spacing w:after="0" w:before="0" w:line="240"/>
-              <w:ind w:left="0" w:right="120" w:firstLine="0" w:firstLineChars="0"/>
-              <w:rPr>
-                <w:rFonts w:ascii="Arial" w:hAnsi="Arial" w:eastAsia="Arial" w:cs="Arial"/>
-                <w:i w:val="false"/>
-                <w:b w:val="false"/>
-                <w:u w:val="none"/>
-                <w:strike w:val="false"/>
-                <w:sz w:val="18"/>
-                <w:szCs w:val="18"/>
-                <w:color w:val="000000"/>
-              </w:rPr>
-            </w:pPr>
-            <w:r>
-              <w:rPr>
-                <w:rFonts w:ascii="Arial" w:hAnsi="Arial" w:eastAsia="Arial" w:cs="Arial"/>
-                <w:i w:val="false"/>
-                <w:b w:val="false"/>
-                <w:u w:val="none"/>
-                <w:strike w:val="false"/>
-                <w:sz w:val="18"/>
-                <w:szCs w:val="18"/>
-                <w:color w:val="000000"/>
-              </w:rPr>
-              <w:t xml:space="preserve">24.4 [22.5–28.5]</w:t>
-            </w:r>
-          </w:p>
-        </w:tc>
-        <w:tc>
-          <w:tcPr>
-            <w:tcBorders>
-              <w:bottom w:val="none" w:sz="0" w:space="0" w:color="000000"/>
-              <w:top w:val="none" w:sz="0" w:space="0" w:color="000000"/>
-              <w:left w:val="none" w:sz="0" w:space="0" w:color="000000"/>
-              <w:right w:val="none" w:sz="0" w:space="0" w:color="000000"/>
-            </w:tcBorders>
-            <w:shd w:val="clear" w:color="auto" w:fill="FFFFFF"/>
-            <w:tcMar>
-              <w:top w:w="0" w:type="dxa"/>
-              <w:bottom w:w="0" w:type="dxa"/>
-              <w:left w:w="0" w:type="dxa"/>
-              <w:right w:w="0" w:type="dxa"/>
-            </w:tcMar>
-            <w:vAlign w:val="center"/>
-          </w:tcPr>
-          <w:p>
-            <w:pPr>
-              <w:jc w:val="center"/>
-              <w:pBdr>
-                <w:bottom w:val="none" w:sz="0" w:space="0" w:color="000000"/>
-                <w:top w:val="none" w:sz="0" w:space="0" w:color="000000"/>
-                <w:left w:val="none" w:sz="0" w:space="0" w:color="000000"/>
-                <w:right w:val="none" w:sz="0" w:space="0" w:color="000000"/>
-              </w:pBdr>
-              <w:spacing w:after="0" w:before="0" w:line="240"/>
-              <w:ind w:left="0" w:right="120" w:firstLine="0" w:firstLineChars="0"/>
-              <w:rPr>
-                <w:rFonts w:ascii="Arial" w:hAnsi="Arial" w:eastAsia="Arial" w:cs="Arial"/>
-                <w:i w:val="false"/>
-                <w:b w:val="false"/>
-                <w:u w:val="none"/>
-                <w:strike w:val="false"/>
-                <w:sz w:val="18"/>
-                <w:szCs w:val="18"/>
-                <w:color w:val="000000"/>
-              </w:rPr>
-            </w:pPr>
-            <w:r>
-              <w:rPr>
-                <w:rFonts w:ascii="Arial" w:hAnsi="Arial" w:eastAsia="Arial" w:cs="Arial"/>
-                <w:i w:val="false"/>
-                <w:b w:val="false"/>
-                <w:u w:val="none"/>
-                <w:strike w:val="false"/>
-                <w:sz w:val="18"/>
-                <w:szCs w:val="18"/>
-                <w:color w:val="000000"/>
-              </w:rPr>
-              <w:t xml:space="preserve">0.894</w:t>
-            </w:r>
-          </w:p>
-        </w:tc>
-        <w:tc>
-          <w:tcPr>
-            <w:tcBorders>
-              <w:bottom w:val="none" w:sz="0" w:space="0" w:color="000000"/>
-              <w:top w:val="none" w:sz="0" w:space="0" w:color="000000"/>
-              <w:left w:val="none" w:sz="0" w:space="0" w:color="000000"/>
-              <w:right w:val="none" w:sz="0" w:space="0" w:color="000000"/>
-            </w:tcBorders>
-            <w:shd w:val="clear" w:color="auto" w:fill="FFFFFF"/>
-            <w:tcMar>
-              <w:top w:w="0" w:type="dxa"/>
-              <w:bottom w:w="0" w:type="dxa"/>
-              <w:left w:w="0" w:type="dxa"/>
-              <w:right w:w="0" w:type="dxa"/>
-            </w:tcMar>
-            <w:vAlign w:val="center"/>
-          </w:tcPr>
-          <w:p>
-            <w:pPr>
-              <w:jc w:val="center"/>
-              <w:pBdr>
-                <w:bottom w:val="none" w:sz="0" w:space="0" w:color="000000"/>
-                <w:top w:val="none" w:sz="0" w:space="0" w:color="000000"/>
-                <w:left w:val="none" w:sz="0" w:space="0" w:color="000000"/>
-                <w:right w:val="none" w:sz="0" w:space="0" w:color="000000"/>
-              </w:pBdr>
-              <w:spacing w:after="0" w:before="0" w:line="240"/>
-              <w:ind w:left="0" w:right="120" w:firstLine="0" w:firstLineChars="0"/>
-              <w:rPr>
-                <w:rFonts w:ascii="Arial" w:hAnsi="Arial" w:eastAsia="Arial" w:cs="Arial"/>
-                <w:i w:val="false"/>
-                <w:b w:val="false"/>
-                <w:u w:val="none"/>
-                <w:strike w:val="false"/>
-                <w:sz w:val="18"/>
-                <w:szCs w:val="18"/>
-                <w:color w:val="000000"/>
-              </w:rPr>
-            </w:pPr>
-            <w:r>
-              <w:rPr>
-                <w:rFonts w:ascii="Arial" w:hAnsi="Arial" w:eastAsia="Arial" w:cs="Arial"/>
-                <w:i w:val="false"/>
-                <w:b w:val="false"/>
-                <w:u w:val="none"/>
-                <w:strike w:val="false"/>
-                <w:sz w:val="18"/>
-                <w:szCs w:val="18"/>
-                <w:color w:val="000000"/>
-              </w:rPr>
-              <w:t xml:space="preserve"/>
-            </w:r>
-          </w:p>
-        </w:tc>
-        <w:tc>
-          <w:tcPr>
-            <w:tcBorders>
-              <w:bottom w:val="none" w:sz="0" w:space="0" w:color="000000"/>
-              <w:top w:val="none" w:sz="0" w:space="0" w:color="000000"/>
-              <w:left w:val="none" w:sz="0" w:space="0" w:color="000000"/>
-              <w:right w:val="none" w:sz="0" w:space="0" w:color="000000"/>
-            </w:tcBorders>
-            <w:shd w:val="clear" w:color="auto" w:fill="FFFFFF"/>
-            <w:tcMar>
-              <w:top w:w="0" w:type="dxa"/>
-              <w:bottom w:w="0" w:type="dxa"/>
-              <w:left w:w="0" w:type="dxa"/>
-              <w:right w:w="0" w:type="dxa"/>
-            </w:tcMar>
-            <w:vAlign w:val="center"/>
-          </w:tcPr>
-          <w:p>
-            <w:pPr>
-              <w:jc w:val="center"/>
-              <w:pBdr>
-                <w:bottom w:val="none" w:sz="0" w:space="0" w:color="000000"/>
-                <w:top w:val="none" w:sz="0" w:space="0" w:color="000000"/>
-                <w:left w:val="none" w:sz="0" w:space="0" w:color="000000"/>
-                <w:right w:val="none" w:sz="0" w:space="0" w:color="000000"/>
-              </w:pBdr>
-              <w:spacing w:after="0" w:before="0" w:line="240"/>
-              <w:ind w:left="0" w:right="120" w:firstLine="0" w:firstLineChars="0"/>
-              <w:rPr>
-                <w:rFonts w:ascii="Arial" w:hAnsi="Arial" w:eastAsia="Arial" w:cs="Arial"/>
-                <w:i w:val="false"/>
-                <w:b w:val="false"/>
-                <w:u w:val="none"/>
-                <w:strike w:val="false"/>
-                <w:sz w:val="18"/>
-                <w:szCs w:val="18"/>
-                <w:color w:val="000000"/>
-              </w:rPr>
-            </w:pPr>
-            <w:r>
-              <w:rPr>
-                <w:rFonts w:ascii="Arial" w:hAnsi="Arial" w:eastAsia="Arial" w:cs="Arial"/>
-                <w:i w:val="false"/>
-                <w:b w:val="false"/>
-                <w:u w:val="none"/>
-                <w:strike w:val="false"/>
-                <w:sz w:val="18"/>
-                <w:szCs w:val="18"/>
-                <w:color w:val="000000"/>
-              </w:rPr>
-              <w:t xml:space="preserve">Wilcoxon rank-sum</w:t>
-            </w:r>
-          </w:p>
-        </w:tc>
-        <w:tc>
-          <w:tcPr>
-            <w:tcBorders>
-              <w:bottom w:val="none" w:sz="0" w:space="0" w:color="000000"/>
-              <w:top w:val="none" w:sz="0" w:space="0" w:color="000000"/>
-              <w:left w:val="none" w:sz="0" w:space="0" w:color="000000"/>
-              <w:right w:val="none" w:sz="0" w:space="0" w:color="000000"/>
-            </w:tcBorders>
-            <w:shd w:val="clear" w:color="auto" w:fill="FFFFFF"/>
-            <w:tcMar>
-              <w:top w:w="0" w:type="dxa"/>
-              <w:bottom w:w="0" w:type="dxa"/>
-              <w:left w:w="0" w:type="dxa"/>
-              <w:right w:w="0" w:type="dxa"/>
-            </w:tcMar>
-            <w:vAlign w:val="center"/>
-          </w:tcPr>
-          <w:p>
-            <w:pPr>
-              <w:jc w:val="center"/>
-              <w:pBdr>
-                <w:bottom w:val="none" w:sz="0" w:space="0" w:color="000000"/>
-                <w:top w:val="none" w:sz="0" w:space="0" w:color="000000"/>
-                <w:left w:val="none" w:sz="0" w:space="0" w:color="000000"/>
-                <w:right w:val="none" w:sz="0" w:space="0" w:color="000000"/>
-              </w:pBdr>
-              <w:spacing w:after="0" w:before="0" w:line="240"/>
-              <w:ind w:left="0" w:right="120" w:firstLine="0" w:firstLineChars="0"/>
-              <w:rPr>
-                <w:rFonts w:ascii="Arial" w:hAnsi="Arial" w:eastAsia="Arial" w:cs="Arial"/>
-                <w:i w:val="false"/>
-                <w:b w:val="false"/>
-                <w:u w:val="none"/>
-                <w:strike w:val="false"/>
-                <w:sz w:val="18"/>
-                <w:szCs w:val="18"/>
-                <w:color w:val="000000"/>
-              </w:rPr>
-            </w:pPr>
-            <w:r>
-              <w:rPr>
-                <w:rFonts w:ascii="Arial" w:hAnsi="Arial" w:eastAsia="Arial" w:cs="Arial"/>
-                <w:i w:val="false"/>
-                <w:b w:val="false"/>
-                <w:u w:val="none"/>
-                <w:strike w:val="false"/>
-                <w:sz w:val="18"/>
-                <w:szCs w:val="18"/>
-                <w:color w:val="000000"/>
-              </w:rPr>
-              <w:t xml:space="preserve"/>
+              <w:t xml:space="preserve">26.1 ± 5.2</w:t>
+            </w:r>
+          </w:p>
+        </w:tc>
+        <w:tc>
+          <w:tcPr>
+            <w:tcBorders>
+              <w:bottom w:val="none" w:sz="0" w:space="0" w:color="000000"/>
+              <w:top w:val="none" w:sz="0" w:space="0" w:color="000000"/>
+              <w:left w:val="none" w:sz="0" w:space="0" w:color="000000"/>
+              <w:right w:val="none" w:sz="0" w:space="0" w:color="000000"/>
+            </w:tcBorders>
+            <w:shd w:val="clear" w:color="auto" w:fill="FFFFFF"/>
+            <w:tcMar>
+              <w:top w:w="0" w:type="dxa"/>
+              <w:bottom w:w="0" w:type="dxa"/>
+              <w:left w:w="0" w:type="dxa"/>
+              <w:right w:w="0" w:type="dxa"/>
+            </w:tcMar>
+            <w:vAlign w:val="center"/>
+          </w:tcPr>
+          <w:p>
+            <w:pPr>
+              <w:jc w:val="center"/>
+              <w:pBdr>
+                <w:bottom w:val="none" w:sz="0" w:space="0" w:color="000000"/>
+                <w:top w:val="none" w:sz="0" w:space="0" w:color="000000"/>
+                <w:left w:val="none" w:sz="0" w:space="0" w:color="000000"/>
+                <w:right w:val="none" w:sz="0" w:space="0" w:color="000000"/>
+              </w:pBdr>
+              <w:spacing w:after="0" w:before="0" w:line="240"/>
+              <w:ind w:left="0" w:right="120" w:firstLine="0" w:firstLineChars="0"/>
+              <w:rPr>
+                <w:rFonts w:ascii="Arial" w:hAnsi="Arial" w:eastAsia="Arial" w:cs="Arial"/>
+                <w:i w:val="false"/>
+                <w:b w:val="false"/>
+                <w:u w:val="none"/>
+                <w:strike w:val="false"/>
+                <w:sz w:val="18"/>
+                <w:szCs w:val="18"/>
+                <w:color w:val="000000"/>
+              </w:rPr>
+            </w:pPr>
+            <w:r>
+              <w:rPr>
+                <w:rFonts w:ascii="Arial" w:hAnsi="Arial" w:eastAsia="Arial" w:cs="Arial"/>
+                <w:i w:val="false"/>
+                <w:b w:val="false"/>
+                <w:u w:val="none"/>
+                <w:strike w:val="false"/>
+                <w:sz w:val="18"/>
+                <w:szCs w:val="18"/>
+                <w:color w:val="000000"/>
+              </w:rPr>
+              <w:t xml:space="preserve">26.2 ± 5.8</w:t>
+            </w:r>
+          </w:p>
+        </w:tc>
+        <w:tc>
+          <w:tcPr>
+            <w:tcBorders>
+              <w:bottom w:val="none" w:sz="0" w:space="0" w:color="000000"/>
+              <w:top w:val="none" w:sz="0" w:space="0" w:color="000000"/>
+              <w:left w:val="none" w:sz="0" w:space="0" w:color="000000"/>
+              <w:right w:val="none" w:sz="0" w:space="0" w:color="000000"/>
+            </w:tcBorders>
+            <w:shd w:val="clear" w:color="auto" w:fill="FFFFFF"/>
+            <w:tcMar>
+              <w:top w:w="0" w:type="dxa"/>
+              <w:bottom w:w="0" w:type="dxa"/>
+              <w:left w:w="0" w:type="dxa"/>
+              <w:right w:w="0" w:type="dxa"/>
+            </w:tcMar>
+            <w:vAlign w:val="center"/>
+          </w:tcPr>
+          <w:p>
+            <w:pPr>
+              <w:jc w:val="center"/>
+              <w:pBdr>
+                <w:bottom w:val="none" w:sz="0" w:space="0" w:color="000000"/>
+                <w:top w:val="none" w:sz="0" w:space="0" w:color="000000"/>
+                <w:left w:val="none" w:sz="0" w:space="0" w:color="000000"/>
+                <w:right w:val="none" w:sz="0" w:space="0" w:color="000000"/>
+              </w:pBdr>
+              <w:spacing w:after="0" w:before="0" w:line="240"/>
+              <w:ind w:left="0" w:right="120" w:firstLine="0" w:firstLineChars="0"/>
+              <w:rPr>
+                <w:rFonts w:ascii="Arial" w:hAnsi="Arial" w:eastAsia="Arial" w:cs="Arial"/>
+                <w:i w:val="false"/>
+                <w:b w:val="false"/>
+                <w:u w:val="none"/>
+                <w:strike w:val="false"/>
+                <w:sz w:val="18"/>
+                <w:szCs w:val="18"/>
+                <w:color w:val="000000"/>
+              </w:rPr>
+            </w:pPr>
+            <w:r>
+              <w:rPr>
+                <w:rFonts w:ascii="Arial" w:hAnsi="Arial" w:eastAsia="Arial" w:cs="Arial"/>
+                <w:i w:val="false"/>
+                <w:b w:val="false"/>
+                <w:u w:val="none"/>
+                <w:strike w:val="false"/>
+                <w:sz w:val="18"/>
+                <w:szCs w:val="18"/>
+                <w:color w:val="000000"/>
+              </w:rPr>
+              <w:t xml:space="preserve">26.1 ± 5.3</w:t>
+            </w:r>
+          </w:p>
+        </w:tc>
+        <w:tc>
+          <w:tcPr>
+            <w:tcBorders>
+              <w:bottom w:val="none" w:sz="0" w:space="0" w:color="000000"/>
+              <w:top w:val="none" w:sz="0" w:space="0" w:color="000000"/>
+              <w:left w:val="none" w:sz="0" w:space="0" w:color="000000"/>
+              <w:right w:val="none" w:sz="0" w:space="0" w:color="000000"/>
+            </w:tcBorders>
+            <w:shd w:val="clear" w:color="auto" w:fill="FFFFFF"/>
+            <w:tcMar>
+              <w:top w:w="0" w:type="dxa"/>
+              <w:bottom w:w="0" w:type="dxa"/>
+              <w:left w:w="0" w:type="dxa"/>
+              <w:right w:w="0" w:type="dxa"/>
+            </w:tcMar>
+            <w:vAlign w:val="center"/>
+          </w:tcPr>
+          <w:p>
+            <w:pPr>
+              <w:jc w:val="center"/>
+              <w:pBdr>
+                <w:bottom w:val="none" w:sz="0" w:space="0" w:color="000000"/>
+                <w:top w:val="none" w:sz="0" w:space="0" w:color="000000"/>
+                <w:left w:val="none" w:sz="0" w:space="0" w:color="000000"/>
+                <w:right w:val="none" w:sz="0" w:space="0" w:color="000000"/>
+              </w:pBdr>
+              <w:spacing w:after="0" w:before="0" w:line="240"/>
+              <w:ind w:left="0" w:right="120" w:firstLine="0" w:firstLineChars="0"/>
+              <w:rPr>
+                <w:rFonts w:ascii="Arial" w:hAnsi="Arial" w:eastAsia="Arial" w:cs="Arial"/>
+                <w:i w:val="false"/>
+                <w:b w:val="false"/>
+                <w:u w:val="none"/>
+                <w:strike w:val="false"/>
+                <w:sz w:val="18"/>
+                <w:szCs w:val="18"/>
+                <w:color w:val="000000"/>
+              </w:rPr>
+            </w:pPr>
+            <w:r>
+              <w:rPr>
+                <w:rFonts w:ascii="Arial" w:hAnsi="Arial" w:eastAsia="Arial" w:cs="Arial"/>
+                <w:i w:val="false"/>
+                <w:b w:val="false"/>
+                <w:u w:val="none"/>
+                <w:strike w:val="false"/>
+                <w:sz w:val="18"/>
+                <w:szCs w:val="18"/>
+                <w:color w:val="000000"/>
+              </w:rPr>
+              <w:t xml:space="preserve">0.96</w:t>
             </w:r>
           </w:p>
         </w:tc>
@@ -2991,168 +2019,6 @@
             </w:r>
           </w:p>
         </w:tc>
-        <w:tc>
-          <w:tcPr>
-            <w:tcBorders>
-              <w:bottom w:val="none" w:sz="0" w:space="0" w:color="000000"/>
-              <w:top w:val="none" w:sz="0" w:space="0" w:color="000000"/>
-              <w:left w:val="none" w:sz="0" w:space="0" w:color="000000"/>
-              <w:right w:val="none" w:sz="0" w:space="0" w:color="000000"/>
-            </w:tcBorders>
-            <w:shd w:val="clear" w:color="auto" w:fill="FFFFFF"/>
-            <w:tcMar>
-              <w:top w:w="0" w:type="dxa"/>
-              <w:bottom w:w="0" w:type="dxa"/>
-              <w:left w:w="0" w:type="dxa"/>
-              <w:right w:w="0" w:type="dxa"/>
-            </w:tcMar>
-            <w:vAlign w:val="center"/>
-          </w:tcPr>
-          <w:p>
-            <w:pPr>
-              <w:jc w:val="center"/>
-              <w:pBdr>
-                <w:bottom w:val="none" w:sz="0" w:space="0" w:color="000000"/>
-                <w:top w:val="none" w:sz="0" w:space="0" w:color="000000"/>
-                <w:left w:val="none" w:sz="0" w:space="0" w:color="000000"/>
-                <w:right w:val="none" w:sz="0" w:space="0" w:color="000000"/>
-              </w:pBdr>
-              <w:spacing w:after="0" w:before="0" w:line="240"/>
-              <w:ind w:left="0" w:right="120" w:firstLine="0" w:firstLineChars="0"/>
-              <w:rPr>
-                <w:rFonts w:ascii="Arial" w:hAnsi="Arial" w:eastAsia="Arial" w:cs="Arial"/>
-                <w:i w:val="false"/>
-                <w:b w:val="false"/>
-                <w:u w:val="none"/>
-                <w:strike w:val="false"/>
-                <w:sz w:val="18"/>
-                <w:szCs w:val="18"/>
-                <w:color w:val="000000"/>
-              </w:rPr>
-            </w:pPr>
-            <w:r>
-              <w:rPr>
-                <w:rFonts w:ascii="Arial" w:hAnsi="Arial" w:eastAsia="Arial" w:cs="Arial"/>
-                <w:i w:val="false"/>
-                <w:b w:val="false"/>
-                <w:u w:val="none"/>
-                <w:strike w:val="false"/>
-                <w:sz w:val="18"/>
-                <w:szCs w:val="18"/>
-                <w:color w:val="000000"/>
-              </w:rPr>
-              <w:t xml:space="preserve"/>
-            </w:r>
-          </w:p>
-        </w:tc>
-        <w:tc>
-          <w:tcPr>
-            <w:tcBorders>
-              <w:bottom w:val="none" w:sz="0" w:space="0" w:color="000000"/>
-              <w:top w:val="none" w:sz="0" w:space="0" w:color="000000"/>
-              <w:left w:val="none" w:sz="0" w:space="0" w:color="000000"/>
-              <w:right w:val="none" w:sz="0" w:space="0" w:color="000000"/>
-            </w:tcBorders>
-            <w:shd w:val="clear" w:color="auto" w:fill="FFFFFF"/>
-            <w:tcMar>
-              <w:top w:w="0" w:type="dxa"/>
-              <w:bottom w:w="0" w:type="dxa"/>
-              <w:left w:w="0" w:type="dxa"/>
-              <w:right w:w="0" w:type="dxa"/>
-            </w:tcMar>
-            <w:vAlign w:val="center"/>
-          </w:tcPr>
-          <w:p>
-            <w:pPr>
-              <w:jc w:val="center"/>
-              <w:pBdr>
-                <w:bottom w:val="none" w:sz="0" w:space="0" w:color="000000"/>
-                <w:top w:val="none" w:sz="0" w:space="0" w:color="000000"/>
-                <w:left w:val="none" w:sz="0" w:space="0" w:color="000000"/>
-                <w:right w:val="none" w:sz="0" w:space="0" w:color="000000"/>
-              </w:pBdr>
-              <w:spacing w:after="0" w:before="0" w:line="240"/>
-              <w:ind w:left="0" w:right="120" w:firstLine="0" w:firstLineChars="0"/>
-              <w:rPr>
-                <w:rFonts w:ascii="Arial" w:hAnsi="Arial" w:eastAsia="Arial" w:cs="Arial"/>
-                <w:i w:val="false"/>
-                <w:b w:val="false"/>
-                <w:u w:val="none"/>
-                <w:strike w:val="false"/>
-                <w:sz w:val="18"/>
-                <w:szCs w:val="18"/>
-                <w:color w:val="000000"/>
-              </w:rPr>
-            </w:pPr>
-            <w:r>
-              <w:rPr>
-                <w:rFonts w:ascii="Arial" w:hAnsi="Arial" w:eastAsia="Arial" w:cs="Arial"/>
-                <w:i w:val="false"/>
-                <w:b w:val="false"/>
-                <w:u w:val="none"/>
-                <w:strike w:val="false"/>
-                <w:sz w:val="18"/>
-                <w:szCs w:val="18"/>
-                <w:color w:val="000000"/>
-              </w:rPr>
-              <w:t xml:space="preserve"/>
-            </w:r>
-          </w:p>
-        </w:tc>
-        <w:tc>
-          <w:tcPr>
-            <w:tcBorders>
-              <w:bottom w:val="none" w:sz="0" w:space="0" w:color="000000"/>
-              <w:top w:val="none" w:sz="0" w:space="0" w:color="000000"/>
-              <w:left w:val="none" w:sz="0" w:space="0" w:color="000000"/>
-              <w:right w:val="none" w:sz="0" w:space="0" w:color="000000"/>
-            </w:tcBorders>
-            <w:shd w:val="clear" w:color="auto" w:fill="FFFFFF"/>
-            <w:tcMar>
-              <w:top w:w="0" w:type="dxa"/>
-              <w:bottom w:w="0" w:type="dxa"/>
-              <w:left w:w="0" w:type="dxa"/>
-              <w:right w:w="0" w:type="dxa"/>
-            </w:tcMar>
-            <w:vAlign w:val="center"/>
-          </w:tcPr>
-          <w:p>
-            <w:pPr>
-              <w:jc w:val="center"/>
-              <w:pBdr>
-                <w:bottom w:val="none" w:sz="0" w:space="0" w:color="000000"/>
-                <w:top w:val="none" w:sz="0" w:space="0" w:color="000000"/>
-                <w:left w:val="none" w:sz="0" w:space="0" w:color="000000"/>
-                <w:right w:val="none" w:sz="0" w:space="0" w:color="000000"/>
-              </w:pBdr>
-              <w:spacing w:after="0" w:before="0" w:line="240"/>
-              <w:ind w:left="0" w:right="120" w:firstLine="0" w:firstLineChars="0"/>
-              <w:rPr>
-                <w:rFonts w:ascii="Arial" w:hAnsi="Arial" w:eastAsia="Arial" w:cs="Arial"/>
-                <w:i w:val="false"/>
-                <w:b w:val="false"/>
-                <w:u w:val="none"/>
-                <w:strike w:val="false"/>
-                <w:sz w:val="18"/>
-                <w:szCs w:val="18"/>
-                <w:color w:val="000000"/>
-              </w:rPr>
-            </w:pPr>
-            <w:r>
-              <w:rPr>
-                <w:rFonts w:ascii="Arial" w:hAnsi="Arial" w:eastAsia="Arial" w:cs="Arial"/>
-                <w:i w:val="false"/>
-                <w:b w:val="false"/>
-                <w:u w:val="none"/>
-                <w:strike w:val="false"/>
-                <w:sz w:val="18"/>
-                <w:szCs w:val="18"/>
-                <w:color w:val="000000"/>
-              </w:rPr>
-              <w:t xml:space="preserve"/>
-            </w:r>
-          </w:p>
-        </w:tc>
       </w:tr>
       <w:tr>
         <w:trPr>
@@ -3425,169 +2291,7 @@
                 <w:szCs w:val="18"/>
                 <w:color w:val="000000"/>
               </w:rPr>
-              <w:t xml:space="preserve">&gt;0.999</w:t>
-            </w:r>
-          </w:p>
-        </w:tc>
-        <w:tc>
-          <w:tcPr>
-            <w:tcBorders>
-              <w:bottom w:val="none" w:sz="0" w:space="0" w:color="000000"/>
-              <w:top w:val="none" w:sz="0" w:space="0" w:color="000000"/>
-              <w:left w:val="none" w:sz="0" w:space="0" w:color="000000"/>
-              <w:right w:val="none" w:sz="0" w:space="0" w:color="000000"/>
-            </w:tcBorders>
-            <w:shd w:val="clear" w:color="auto" w:fill="FFFFFF"/>
-            <w:tcMar>
-              <w:top w:w="0" w:type="dxa"/>
-              <w:bottom w:w="0" w:type="dxa"/>
-              <w:left w:w="0" w:type="dxa"/>
-              <w:right w:w="0" w:type="dxa"/>
-            </w:tcMar>
-            <w:vAlign w:val="center"/>
-          </w:tcPr>
-          <w:p>
-            <w:pPr>
-              <w:jc w:val="center"/>
-              <w:pBdr>
-                <w:bottom w:val="none" w:sz="0" w:space="0" w:color="000000"/>
-                <w:top w:val="none" w:sz="0" w:space="0" w:color="000000"/>
-                <w:left w:val="none" w:sz="0" w:space="0" w:color="000000"/>
-                <w:right w:val="none" w:sz="0" w:space="0" w:color="000000"/>
-              </w:pBdr>
-              <w:spacing w:after="0" w:before="0" w:line="240"/>
-              <w:ind w:left="0" w:right="120" w:firstLine="0" w:firstLineChars="0"/>
-              <w:rPr>
-                <w:rFonts w:ascii="Arial" w:hAnsi="Arial" w:eastAsia="Arial" w:cs="Arial"/>
-                <w:i w:val="false"/>
-                <w:b w:val="false"/>
-                <w:u w:val="none"/>
-                <w:strike w:val="false"/>
-                <w:sz w:val="18"/>
-                <w:szCs w:val="18"/>
-                <w:color w:val="000000"/>
-              </w:rPr>
-            </w:pPr>
-            <w:r>
-              <w:rPr>
-                <w:rFonts w:ascii="Arial" w:hAnsi="Arial" w:eastAsia="Arial" w:cs="Arial"/>
-                <w:i w:val="false"/>
-                <w:b w:val="false"/>
-                <w:u w:val="none"/>
-                <w:strike w:val="false"/>
-                <w:sz w:val="18"/>
-                <w:szCs w:val="18"/>
-                <w:color w:val="000000"/>
-              </w:rPr>
-              <w:t xml:space="preserve">-</w:t>
-            </w:r>
-          </w:p>
-        </w:tc>
-        <w:tc>
-          <w:tcPr>
-            <w:tcBorders>
-              <w:bottom w:val="none" w:sz="0" w:space="0" w:color="000000"/>
-              <w:top w:val="none" w:sz="0" w:space="0" w:color="000000"/>
-              <w:left w:val="none" w:sz="0" w:space="0" w:color="000000"/>
-              <w:right w:val="none" w:sz="0" w:space="0" w:color="000000"/>
-            </w:tcBorders>
-            <w:shd w:val="clear" w:color="auto" w:fill="FFFFFF"/>
-            <w:tcMar>
-              <w:top w:w="0" w:type="dxa"/>
-              <w:bottom w:w="0" w:type="dxa"/>
-              <w:left w:w="0" w:type="dxa"/>
-              <w:right w:w="0" w:type="dxa"/>
-            </w:tcMar>
-            <w:vAlign w:val="center"/>
-          </w:tcPr>
-          <w:p>
-            <w:pPr>
-              <w:jc w:val="center"/>
-              <w:pBdr>
-                <w:bottom w:val="none" w:sz="0" w:space="0" w:color="000000"/>
-                <w:top w:val="none" w:sz="0" w:space="0" w:color="000000"/>
-                <w:left w:val="none" w:sz="0" w:space="0" w:color="000000"/>
-                <w:right w:val="none" w:sz="0" w:space="0" w:color="000000"/>
-              </w:pBdr>
-              <w:spacing w:after="0" w:before="0" w:line="240"/>
-              <w:ind w:left="0" w:right="120" w:firstLine="0" w:firstLineChars="0"/>
-              <w:rPr>
-                <w:rFonts w:ascii="Arial" w:hAnsi="Arial" w:eastAsia="Arial" w:cs="Arial"/>
-                <w:i w:val="false"/>
-                <w:b w:val="false"/>
-                <w:u w:val="none"/>
-                <w:strike w:val="false"/>
-                <w:sz w:val="18"/>
-                <w:szCs w:val="18"/>
-                <w:color w:val="000000"/>
-              </w:rPr>
-            </w:pPr>
-            <w:r>
-              <w:rPr>
-                <w:rFonts w:ascii="Arial" w:hAnsi="Arial" w:eastAsia="Arial" w:cs="Arial"/>
-                <w:i w:val="false"/>
-                <w:b w:val="false"/>
-                <w:u w:val="none"/>
-                <w:strike w:val="false"/>
-                <w:sz w:val="18"/>
-                <w:szCs w:val="18"/>
-                <w:color w:val="000000"/>
-              </w:rPr>
-              <w:t xml:space="preserve">Fisher exact</w:t>
-            </w:r>
-          </w:p>
-        </w:tc>
-        <w:tc>
-          <w:tcPr>
-            <w:tcBorders>
-              <w:bottom w:val="none" w:sz="0" w:space="0" w:color="000000"/>
-              <w:top w:val="none" w:sz="0" w:space="0" w:color="000000"/>
-              <w:left w:val="none" w:sz="0" w:space="0" w:color="000000"/>
-              <w:right w:val="none" w:sz="0" w:space="0" w:color="000000"/>
-            </w:tcBorders>
-            <w:shd w:val="clear" w:color="auto" w:fill="FFFFFF"/>
-            <w:tcMar>
-              <w:top w:w="0" w:type="dxa"/>
-              <w:bottom w:w="0" w:type="dxa"/>
-              <w:left w:w="0" w:type="dxa"/>
-              <w:right w:w="0" w:type="dxa"/>
-            </w:tcMar>
-            <w:vAlign w:val="center"/>
-          </w:tcPr>
-          <w:p>
-            <w:pPr>
-              <w:jc w:val="center"/>
-              <w:pBdr>
-                <w:bottom w:val="none" w:sz="0" w:space="0" w:color="000000"/>
-                <w:top w:val="none" w:sz="0" w:space="0" w:color="000000"/>
-                <w:left w:val="none" w:sz="0" w:space="0" w:color="000000"/>
-                <w:right w:val="none" w:sz="0" w:space="0" w:color="000000"/>
-              </w:pBdr>
-              <w:spacing w:after="0" w:before="0" w:line="240"/>
-              <w:ind w:left="0" w:right="120" w:firstLine="0" w:firstLineChars="0"/>
-              <w:rPr>
-                <w:rFonts w:ascii="Arial" w:hAnsi="Arial" w:eastAsia="Arial" w:cs="Arial"/>
-                <w:i w:val="false"/>
-                <w:b w:val="false"/>
-                <w:u w:val="none"/>
-                <w:strike w:val="false"/>
-                <w:sz w:val="18"/>
-                <w:szCs w:val="18"/>
-                <w:color w:val="000000"/>
-              </w:rPr>
-            </w:pPr>
-            <w:r>
-              <w:rPr>
-                <w:rFonts w:ascii="Arial" w:hAnsi="Arial" w:eastAsia="Arial" w:cs="Arial"/>
-                <w:i w:val="false"/>
-                <w:b w:val="false"/>
-                <w:u w:val="none"/>
-                <w:strike w:val="false"/>
-                <w:sz w:val="18"/>
-                <w:szCs w:val="18"/>
-                <w:color w:val="000000"/>
-              </w:rPr>
-              <w:t xml:space="preserve">-</w:t>
+              <w:t xml:space="preserve">&gt;0.99</w:t>
             </w:r>
           </w:p>
         </w:tc>
@@ -3867,168 +2571,6 @@
             </w:r>
           </w:p>
         </w:tc>
-        <w:tc>
-          <w:tcPr>
-            <w:tcBorders>
-              <w:bottom w:val="none" w:sz="0" w:space="0" w:color="000000"/>
-              <w:top w:val="none" w:sz="0" w:space="0" w:color="000000"/>
-              <w:left w:val="none" w:sz="0" w:space="0" w:color="000000"/>
-              <w:right w:val="none" w:sz="0" w:space="0" w:color="000000"/>
-            </w:tcBorders>
-            <w:shd w:val="clear" w:color="auto" w:fill="FFFFFF"/>
-            <w:tcMar>
-              <w:top w:w="0" w:type="dxa"/>
-              <w:bottom w:w="0" w:type="dxa"/>
-              <w:left w:w="0" w:type="dxa"/>
-              <w:right w:w="0" w:type="dxa"/>
-            </w:tcMar>
-            <w:vAlign w:val="center"/>
-          </w:tcPr>
-          <w:p>
-            <w:pPr>
-              <w:jc w:val="center"/>
-              <w:pBdr>
-                <w:bottom w:val="none" w:sz="0" w:space="0" w:color="000000"/>
-                <w:top w:val="none" w:sz="0" w:space="0" w:color="000000"/>
-                <w:left w:val="none" w:sz="0" w:space="0" w:color="000000"/>
-                <w:right w:val="none" w:sz="0" w:space="0" w:color="000000"/>
-              </w:pBdr>
-              <w:spacing w:after="0" w:before="0" w:line="240"/>
-              <w:ind w:left="0" w:right="120" w:firstLine="0" w:firstLineChars="0"/>
-              <w:rPr>
-                <w:rFonts w:ascii="Arial" w:hAnsi="Arial" w:eastAsia="Arial" w:cs="Arial"/>
-                <w:i w:val="false"/>
-                <w:b w:val="false"/>
-                <w:u w:val="none"/>
-                <w:strike w:val="false"/>
-                <w:sz w:val="18"/>
-                <w:szCs w:val="18"/>
-                <w:color w:val="000000"/>
-              </w:rPr>
-            </w:pPr>
-            <w:r>
-              <w:rPr>
-                <w:rFonts w:ascii="Arial" w:hAnsi="Arial" w:eastAsia="Arial" w:cs="Arial"/>
-                <w:i w:val="false"/>
-                <w:b w:val="false"/>
-                <w:u w:val="none"/>
-                <w:strike w:val="false"/>
-                <w:sz w:val="18"/>
-                <w:szCs w:val="18"/>
-                <w:color w:val="000000"/>
-              </w:rPr>
-              <w:t xml:space="preserve">-</w:t>
-            </w:r>
-          </w:p>
-        </w:tc>
-        <w:tc>
-          <w:tcPr>
-            <w:tcBorders>
-              <w:bottom w:val="none" w:sz="0" w:space="0" w:color="000000"/>
-              <w:top w:val="none" w:sz="0" w:space="0" w:color="000000"/>
-              <w:left w:val="none" w:sz="0" w:space="0" w:color="000000"/>
-              <w:right w:val="none" w:sz="0" w:space="0" w:color="000000"/>
-            </w:tcBorders>
-            <w:shd w:val="clear" w:color="auto" w:fill="FFFFFF"/>
-            <w:tcMar>
-              <w:top w:w="0" w:type="dxa"/>
-              <w:bottom w:w="0" w:type="dxa"/>
-              <w:left w:w="0" w:type="dxa"/>
-              <w:right w:w="0" w:type="dxa"/>
-            </w:tcMar>
-            <w:vAlign w:val="center"/>
-          </w:tcPr>
-          <w:p>
-            <w:pPr>
-              <w:jc w:val="center"/>
-              <w:pBdr>
-                <w:bottom w:val="none" w:sz="0" w:space="0" w:color="000000"/>
-                <w:top w:val="none" w:sz="0" w:space="0" w:color="000000"/>
-                <w:left w:val="none" w:sz="0" w:space="0" w:color="000000"/>
-                <w:right w:val="none" w:sz="0" w:space="0" w:color="000000"/>
-              </w:pBdr>
-              <w:spacing w:after="0" w:before="0" w:line="240"/>
-              <w:ind w:left="0" w:right="120" w:firstLine="0" w:firstLineChars="0"/>
-              <w:rPr>
-                <w:rFonts w:ascii="Arial" w:hAnsi="Arial" w:eastAsia="Arial" w:cs="Arial"/>
-                <w:i w:val="false"/>
-                <w:b w:val="false"/>
-                <w:u w:val="none"/>
-                <w:strike w:val="false"/>
-                <w:sz w:val="18"/>
-                <w:szCs w:val="18"/>
-                <w:color w:val="000000"/>
-              </w:rPr>
-            </w:pPr>
-            <w:r>
-              <w:rPr>
-                <w:rFonts w:ascii="Arial" w:hAnsi="Arial" w:eastAsia="Arial" w:cs="Arial"/>
-                <w:i w:val="false"/>
-                <w:b w:val="false"/>
-                <w:u w:val="none"/>
-                <w:strike w:val="false"/>
-                <w:sz w:val="18"/>
-                <w:szCs w:val="18"/>
-                <w:color w:val="000000"/>
-              </w:rPr>
-              <w:t xml:space="preserve">-</w:t>
-            </w:r>
-          </w:p>
-        </w:tc>
-        <w:tc>
-          <w:tcPr>
-            <w:tcBorders>
-              <w:bottom w:val="none" w:sz="0" w:space="0" w:color="000000"/>
-              <w:top w:val="none" w:sz="0" w:space="0" w:color="000000"/>
-              <w:left w:val="none" w:sz="0" w:space="0" w:color="000000"/>
-              <w:right w:val="none" w:sz="0" w:space="0" w:color="000000"/>
-            </w:tcBorders>
-            <w:shd w:val="clear" w:color="auto" w:fill="FFFFFF"/>
-            <w:tcMar>
-              <w:top w:w="0" w:type="dxa"/>
-              <w:bottom w:w="0" w:type="dxa"/>
-              <w:left w:w="0" w:type="dxa"/>
-              <w:right w:w="0" w:type="dxa"/>
-            </w:tcMar>
-            <w:vAlign w:val="center"/>
-          </w:tcPr>
-          <w:p>
-            <w:pPr>
-              <w:jc w:val="center"/>
-              <w:pBdr>
-                <w:bottom w:val="none" w:sz="0" w:space="0" w:color="000000"/>
-                <w:top w:val="none" w:sz="0" w:space="0" w:color="000000"/>
-                <w:left w:val="none" w:sz="0" w:space="0" w:color="000000"/>
-                <w:right w:val="none" w:sz="0" w:space="0" w:color="000000"/>
-              </w:pBdr>
-              <w:spacing w:after="0" w:before="0" w:line="240"/>
-              <w:ind w:left="0" w:right="120" w:firstLine="0" w:firstLineChars="0"/>
-              <w:rPr>
-                <w:rFonts w:ascii="Arial" w:hAnsi="Arial" w:eastAsia="Arial" w:cs="Arial"/>
-                <w:i w:val="false"/>
-                <w:b w:val="false"/>
-                <w:u w:val="none"/>
-                <w:strike w:val="false"/>
-                <w:sz w:val="18"/>
-                <w:szCs w:val="18"/>
-                <w:color w:val="000000"/>
-              </w:rPr>
-            </w:pPr>
-            <w:r>
-              <w:rPr>
-                <w:rFonts w:ascii="Arial" w:hAnsi="Arial" w:eastAsia="Arial" w:cs="Arial"/>
-                <w:i w:val="false"/>
-                <w:b w:val="false"/>
-                <w:u w:val="none"/>
-                <w:strike w:val="false"/>
-                <w:sz w:val="18"/>
-                <w:szCs w:val="18"/>
-                <w:color w:val="000000"/>
-              </w:rPr>
-              <w:t xml:space="preserve">-</w:t>
-            </w:r>
-          </w:p>
-        </w:tc>
       </w:tr>
       <w:tr>
         <w:trPr>
@@ -4139,331 +2681,169 @@
                 <w:szCs w:val="18"/>
                 <w:color w:val="000000"/>
               </w:rPr>
-              <w:t xml:space="preserve">117 [90–133.5]</w:t>
-            </w:r>
-          </w:p>
-        </w:tc>
-        <w:tc>
-          <w:tcPr>
-            <w:tcBorders>
-              <w:bottom w:val="none" w:sz="0" w:space="0" w:color="000000"/>
-              <w:top w:val="none" w:sz="0" w:space="0" w:color="000000"/>
-              <w:left w:val="none" w:sz="0" w:space="0" w:color="000000"/>
-              <w:right w:val="none" w:sz="0" w:space="0" w:color="000000"/>
-            </w:tcBorders>
-            <w:shd w:val="clear" w:color="auto" w:fill="FFFFFF"/>
-            <w:tcMar>
-              <w:top w:w="0" w:type="dxa"/>
-              <w:bottom w:w="0" w:type="dxa"/>
-              <w:left w:w="0" w:type="dxa"/>
-              <w:right w:w="0" w:type="dxa"/>
-            </w:tcMar>
-            <w:vAlign w:val="center"/>
-          </w:tcPr>
-          <w:p>
-            <w:pPr>
-              <w:jc w:val="center"/>
-              <w:pBdr>
-                <w:bottom w:val="none" w:sz="0" w:space="0" w:color="000000"/>
-                <w:top w:val="none" w:sz="0" w:space="0" w:color="000000"/>
-                <w:left w:val="none" w:sz="0" w:space="0" w:color="000000"/>
-                <w:right w:val="none" w:sz="0" w:space="0" w:color="000000"/>
-              </w:pBdr>
-              <w:spacing w:after="0" w:before="0" w:line="240"/>
-              <w:ind w:left="0" w:right="120" w:firstLine="0" w:firstLineChars="0"/>
-              <w:rPr>
-                <w:rFonts w:ascii="Arial" w:hAnsi="Arial" w:eastAsia="Arial" w:cs="Arial"/>
-                <w:i w:val="false"/>
-                <w:b w:val="false"/>
-                <w:u w:val="none"/>
-                <w:strike w:val="false"/>
-                <w:sz w:val="18"/>
-                <w:szCs w:val="18"/>
-                <w:color w:val="000000"/>
-              </w:rPr>
-            </w:pPr>
-            <w:r>
-              <w:rPr>
-                <w:rFonts w:ascii="Arial" w:hAnsi="Arial" w:eastAsia="Arial" w:cs="Arial"/>
-                <w:i w:val="false"/>
-                <w:b w:val="false"/>
-                <w:u w:val="none"/>
-                <w:strike w:val="false"/>
-                <w:sz w:val="18"/>
-                <w:szCs w:val="18"/>
-                <w:color w:val="000000"/>
-              </w:rPr>
-              <w:t xml:space="preserve">116 [86.5–128.5]</w:t>
-            </w:r>
-          </w:p>
-        </w:tc>
-        <w:tc>
-          <w:tcPr>
-            <w:tcBorders>
-              <w:bottom w:val="none" w:sz="0" w:space="0" w:color="000000"/>
-              <w:top w:val="none" w:sz="0" w:space="0" w:color="000000"/>
-              <w:left w:val="none" w:sz="0" w:space="0" w:color="000000"/>
-              <w:right w:val="none" w:sz="0" w:space="0" w:color="000000"/>
-            </w:tcBorders>
-            <w:shd w:val="clear" w:color="auto" w:fill="FFFFFF"/>
-            <w:tcMar>
-              <w:top w:w="0" w:type="dxa"/>
-              <w:bottom w:w="0" w:type="dxa"/>
-              <w:left w:w="0" w:type="dxa"/>
-              <w:right w:w="0" w:type="dxa"/>
-            </w:tcMar>
-            <w:vAlign w:val="center"/>
-          </w:tcPr>
-          <w:p>
-            <w:pPr>
-              <w:jc w:val="center"/>
-              <w:pBdr>
-                <w:bottom w:val="none" w:sz="0" w:space="0" w:color="000000"/>
-                <w:top w:val="none" w:sz="0" w:space="0" w:color="000000"/>
-                <w:left w:val="none" w:sz="0" w:space="0" w:color="000000"/>
-                <w:right w:val="none" w:sz="0" w:space="0" w:color="000000"/>
-              </w:pBdr>
-              <w:spacing w:after="0" w:before="0" w:line="240"/>
-              <w:ind w:left="0" w:right="120" w:firstLine="0" w:firstLineChars="0"/>
-              <w:rPr>
-                <w:rFonts w:ascii="Arial" w:hAnsi="Arial" w:eastAsia="Arial" w:cs="Arial"/>
-                <w:i w:val="false"/>
-                <w:b w:val="false"/>
-                <w:u w:val="none"/>
-                <w:strike w:val="false"/>
-                <w:sz w:val="18"/>
-                <w:szCs w:val="18"/>
-                <w:color w:val="000000"/>
-              </w:rPr>
-            </w:pPr>
-            <w:r>
-              <w:rPr>
-                <w:rFonts w:ascii="Arial" w:hAnsi="Arial" w:eastAsia="Arial" w:cs="Arial"/>
-                <w:i w:val="false"/>
-                <w:b w:val="false"/>
-                <w:u w:val="none"/>
-                <w:strike w:val="false"/>
-                <w:sz w:val="18"/>
-                <w:szCs w:val="18"/>
-                <w:color w:val="000000"/>
-              </w:rPr>
-              <w:t xml:space="preserve">117 [90–131]</w:t>
-            </w:r>
-          </w:p>
-        </w:tc>
-        <w:tc>
-          <w:tcPr>
-            <w:tcBorders>
-              <w:bottom w:val="none" w:sz="0" w:space="0" w:color="000000"/>
-              <w:top w:val="none" w:sz="0" w:space="0" w:color="000000"/>
-              <w:left w:val="none" w:sz="0" w:space="0" w:color="000000"/>
-              <w:right w:val="none" w:sz="0" w:space="0" w:color="000000"/>
-            </w:tcBorders>
-            <w:shd w:val="clear" w:color="auto" w:fill="FFFFFF"/>
-            <w:tcMar>
-              <w:top w:w="0" w:type="dxa"/>
-              <w:bottom w:w="0" w:type="dxa"/>
-              <w:left w:w="0" w:type="dxa"/>
-              <w:right w:w="0" w:type="dxa"/>
-            </w:tcMar>
-            <w:vAlign w:val="center"/>
-          </w:tcPr>
-          <w:p>
-            <w:pPr>
-              <w:jc w:val="center"/>
-              <w:pBdr>
-                <w:bottom w:val="none" w:sz="0" w:space="0" w:color="000000"/>
-                <w:top w:val="none" w:sz="0" w:space="0" w:color="000000"/>
-                <w:left w:val="none" w:sz="0" w:space="0" w:color="000000"/>
-                <w:right w:val="none" w:sz="0" w:space="0" w:color="000000"/>
-              </w:pBdr>
-              <w:spacing w:after="0" w:before="0" w:line="240"/>
-              <w:ind w:left="0" w:right="120" w:firstLine="0" w:firstLineChars="0"/>
-              <w:rPr>
-                <w:rFonts w:ascii="Arial" w:hAnsi="Arial" w:eastAsia="Arial" w:cs="Arial"/>
-                <w:i w:val="false"/>
-                <w:b w:val="false"/>
-                <w:u w:val="none"/>
-                <w:strike w:val="false"/>
-                <w:sz w:val="18"/>
-                <w:szCs w:val="18"/>
-                <w:color w:val="000000"/>
-              </w:rPr>
-            </w:pPr>
-            <w:r>
-              <w:rPr>
-                <w:rFonts w:ascii="Arial" w:hAnsi="Arial" w:eastAsia="Arial" w:cs="Arial"/>
-                <w:i w:val="false"/>
-                <w:b w:val="false"/>
-                <w:u w:val="none"/>
-                <w:strike w:val="false"/>
-                <w:sz w:val="18"/>
-                <w:szCs w:val="18"/>
-                <w:color w:val="000000"/>
-              </w:rPr>
-              <w:t xml:space="preserve">0.523</w:t>
-            </w:r>
-          </w:p>
-        </w:tc>
-        <w:tc>
-          <w:tcPr>
-            <w:tcBorders>
-              <w:bottom w:val="none" w:sz="0" w:space="0" w:color="000000"/>
-              <w:top w:val="none" w:sz="0" w:space="0" w:color="000000"/>
-              <w:left w:val="none" w:sz="0" w:space="0" w:color="000000"/>
-              <w:right w:val="none" w:sz="0" w:space="0" w:color="000000"/>
-            </w:tcBorders>
-            <w:shd w:val="clear" w:color="auto" w:fill="FFFFFF"/>
-            <w:tcMar>
-              <w:top w:w="0" w:type="dxa"/>
-              <w:bottom w:w="0" w:type="dxa"/>
-              <w:left w:w="0" w:type="dxa"/>
-              <w:right w:w="0" w:type="dxa"/>
-            </w:tcMar>
-            <w:vAlign w:val="center"/>
-          </w:tcPr>
-          <w:p>
-            <w:pPr>
-              <w:jc w:val="center"/>
-              <w:pBdr>
-                <w:bottom w:val="none" w:sz="0" w:space="0" w:color="000000"/>
-                <w:top w:val="none" w:sz="0" w:space="0" w:color="000000"/>
-                <w:left w:val="none" w:sz="0" w:space="0" w:color="000000"/>
-                <w:right w:val="none" w:sz="0" w:space="0" w:color="000000"/>
-              </w:pBdr>
-              <w:spacing w:after="0" w:before="0" w:line="240"/>
-              <w:ind w:left="0" w:right="120" w:firstLine="0" w:firstLineChars="0"/>
-              <w:rPr>
-                <w:rFonts w:ascii="Arial" w:hAnsi="Arial" w:eastAsia="Arial" w:cs="Arial"/>
-                <w:i w:val="false"/>
-                <w:b w:val="false"/>
-                <w:u w:val="none"/>
-                <w:strike w:val="false"/>
-                <w:sz w:val="18"/>
-                <w:szCs w:val="18"/>
-                <w:color w:val="000000"/>
-              </w:rPr>
-            </w:pPr>
-            <w:r>
-              <w:rPr>
-                <w:rFonts w:ascii="Arial" w:hAnsi="Arial" w:eastAsia="Arial" w:cs="Arial"/>
-                <w:i w:val="false"/>
-                <w:b w:val="false"/>
-                <w:u w:val="none"/>
-                <w:strike w:val="false"/>
-                <w:sz w:val="18"/>
-                <w:szCs w:val="18"/>
-                <w:color w:val="000000"/>
-              </w:rPr>
-              <w:t xml:space="preserve"/>
-            </w:r>
-          </w:p>
-        </w:tc>
-        <w:tc>
-          <w:tcPr>
-            <w:tcBorders>
-              <w:bottom w:val="none" w:sz="0" w:space="0" w:color="000000"/>
-              <w:top w:val="none" w:sz="0" w:space="0" w:color="000000"/>
-              <w:left w:val="none" w:sz="0" w:space="0" w:color="000000"/>
-              <w:right w:val="none" w:sz="0" w:space="0" w:color="000000"/>
-            </w:tcBorders>
-            <w:shd w:val="clear" w:color="auto" w:fill="FFFFFF"/>
-            <w:tcMar>
-              <w:top w:w="0" w:type="dxa"/>
-              <w:bottom w:w="0" w:type="dxa"/>
-              <w:left w:w="0" w:type="dxa"/>
-              <w:right w:w="0" w:type="dxa"/>
-            </w:tcMar>
-            <w:vAlign w:val="center"/>
-          </w:tcPr>
-          <w:p>
-            <w:pPr>
-              <w:jc w:val="center"/>
-              <w:pBdr>
-                <w:bottom w:val="none" w:sz="0" w:space="0" w:color="000000"/>
-                <w:top w:val="none" w:sz="0" w:space="0" w:color="000000"/>
-                <w:left w:val="none" w:sz="0" w:space="0" w:color="000000"/>
-                <w:right w:val="none" w:sz="0" w:space="0" w:color="000000"/>
-              </w:pBdr>
-              <w:spacing w:after="0" w:before="0" w:line="240"/>
-              <w:ind w:left="0" w:right="120" w:firstLine="0" w:firstLineChars="0"/>
-              <w:rPr>
-                <w:rFonts w:ascii="Arial" w:hAnsi="Arial" w:eastAsia="Arial" w:cs="Arial"/>
-                <w:i w:val="false"/>
-                <w:b w:val="false"/>
-                <w:u w:val="none"/>
-                <w:strike w:val="false"/>
-                <w:sz w:val="18"/>
-                <w:szCs w:val="18"/>
-                <w:color w:val="000000"/>
-              </w:rPr>
-            </w:pPr>
-            <w:r>
-              <w:rPr>
-                <w:rFonts w:ascii="Arial" w:hAnsi="Arial" w:eastAsia="Arial" w:cs="Arial"/>
-                <w:i w:val="false"/>
-                <w:b w:val="false"/>
-                <w:u w:val="none"/>
-                <w:strike w:val="false"/>
-                <w:sz w:val="18"/>
-                <w:szCs w:val="18"/>
-                <w:color w:val="000000"/>
-              </w:rPr>
-              <w:t xml:space="preserve">Wilcoxon rank-sum</w:t>
-            </w:r>
-          </w:p>
-        </w:tc>
-        <w:tc>
-          <w:tcPr>
-            <w:tcBorders>
-              <w:bottom w:val="none" w:sz="0" w:space="0" w:color="000000"/>
-              <w:top w:val="none" w:sz="0" w:space="0" w:color="000000"/>
-              <w:left w:val="none" w:sz="0" w:space="0" w:color="000000"/>
-              <w:right w:val="none" w:sz="0" w:space="0" w:color="000000"/>
-            </w:tcBorders>
-            <w:shd w:val="clear" w:color="auto" w:fill="FFFFFF"/>
-            <w:tcMar>
-              <w:top w:w="0" w:type="dxa"/>
-              <w:bottom w:w="0" w:type="dxa"/>
-              <w:left w:w="0" w:type="dxa"/>
-              <w:right w:w="0" w:type="dxa"/>
-            </w:tcMar>
-            <w:vAlign w:val="center"/>
-          </w:tcPr>
-          <w:p>
-            <w:pPr>
-              <w:jc w:val="center"/>
-              <w:pBdr>
-                <w:bottom w:val="none" w:sz="0" w:space="0" w:color="000000"/>
-                <w:top w:val="none" w:sz="0" w:space="0" w:color="000000"/>
-                <w:left w:val="none" w:sz="0" w:space="0" w:color="000000"/>
-                <w:right w:val="none" w:sz="0" w:space="0" w:color="000000"/>
-              </w:pBdr>
-              <w:spacing w:after="0" w:before="0" w:line="240"/>
-              <w:ind w:left="0" w:right="120" w:firstLine="0" w:firstLineChars="0"/>
-              <w:rPr>
-                <w:rFonts w:ascii="Arial" w:hAnsi="Arial" w:eastAsia="Arial" w:cs="Arial"/>
-                <w:i w:val="false"/>
-                <w:b w:val="false"/>
-                <w:u w:val="none"/>
-                <w:strike w:val="false"/>
-                <w:sz w:val="18"/>
-                <w:szCs w:val="18"/>
-                <w:color w:val="000000"/>
-              </w:rPr>
-            </w:pPr>
-            <w:r>
-              <w:rPr>
-                <w:rFonts w:ascii="Arial" w:hAnsi="Arial" w:eastAsia="Arial" w:cs="Arial"/>
-                <w:i w:val="false"/>
-                <w:b w:val="false"/>
-                <w:u w:val="none"/>
-                <w:strike w:val="false"/>
-                <w:sz w:val="18"/>
-                <w:szCs w:val="18"/>
-                <w:color w:val="000000"/>
-              </w:rPr>
-              <w:t xml:space="preserve"/>
+              <w:t xml:space="preserve">114.2 ± 25.4</w:t>
+            </w:r>
+          </w:p>
+        </w:tc>
+        <w:tc>
+          <w:tcPr>
+            <w:tcBorders>
+              <w:bottom w:val="none" w:sz="0" w:space="0" w:color="000000"/>
+              <w:top w:val="none" w:sz="0" w:space="0" w:color="000000"/>
+              <w:left w:val="none" w:sz="0" w:space="0" w:color="000000"/>
+              <w:right w:val="none" w:sz="0" w:space="0" w:color="000000"/>
+            </w:tcBorders>
+            <w:shd w:val="clear" w:color="auto" w:fill="FFFFFF"/>
+            <w:tcMar>
+              <w:top w:w="0" w:type="dxa"/>
+              <w:bottom w:w="0" w:type="dxa"/>
+              <w:left w:w="0" w:type="dxa"/>
+              <w:right w:w="0" w:type="dxa"/>
+            </w:tcMar>
+            <w:vAlign w:val="center"/>
+          </w:tcPr>
+          <w:p>
+            <w:pPr>
+              <w:jc w:val="center"/>
+              <w:pBdr>
+                <w:bottom w:val="none" w:sz="0" w:space="0" w:color="000000"/>
+                <w:top w:val="none" w:sz="0" w:space="0" w:color="000000"/>
+                <w:left w:val="none" w:sz="0" w:space="0" w:color="000000"/>
+                <w:right w:val="none" w:sz="0" w:space="0" w:color="000000"/>
+              </w:pBdr>
+              <w:spacing w:after="0" w:before="0" w:line="240"/>
+              <w:ind w:left="0" w:right="120" w:firstLine="0" w:firstLineChars="0"/>
+              <w:rPr>
+                <w:rFonts w:ascii="Arial" w:hAnsi="Arial" w:eastAsia="Arial" w:cs="Arial"/>
+                <w:i w:val="false"/>
+                <w:b w:val="false"/>
+                <w:u w:val="none"/>
+                <w:strike w:val="false"/>
+                <w:sz w:val="18"/>
+                <w:szCs w:val="18"/>
+                <w:color w:val="000000"/>
+              </w:rPr>
+            </w:pPr>
+            <w:r>
+              <w:rPr>
+                <w:rFonts w:ascii="Arial" w:hAnsi="Arial" w:eastAsia="Arial" w:cs="Arial"/>
+                <w:i w:val="false"/>
+                <w:b w:val="false"/>
+                <w:u w:val="none"/>
+                <w:strike w:val="false"/>
+                <w:sz w:val="18"/>
+                <w:szCs w:val="18"/>
+                <w:color w:val="000000"/>
+              </w:rPr>
+              <w:t xml:space="preserve">108.1 ± 24.5</w:t>
+            </w:r>
+          </w:p>
+        </w:tc>
+        <w:tc>
+          <w:tcPr>
+            <w:tcBorders>
+              <w:bottom w:val="none" w:sz="0" w:space="0" w:color="000000"/>
+              <w:top w:val="none" w:sz="0" w:space="0" w:color="000000"/>
+              <w:left w:val="none" w:sz="0" w:space="0" w:color="000000"/>
+              <w:right w:val="none" w:sz="0" w:space="0" w:color="000000"/>
+            </w:tcBorders>
+            <w:shd w:val="clear" w:color="auto" w:fill="FFFFFF"/>
+            <w:tcMar>
+              <w:top w:w="0" w:type="dxa"/>
+              <w:bottom w:w="0" w:type="dxa"/>
+              <w:left w:w="0" w:type="dxa"/>
+              <w:right w:w="0" w:type="dxa"/>
+            </w:tcMar>
+            <w:vAlign w:val="center"/>
+          </w:tcPr>
+          <w:p>
+            <w:pPr>
+              <w:jc w:val="center"/>
+              <w:pBdr>
+                <w:bottom w:val="none" w:sz="0" w:space="0" w:color="000000"/>
+                <w:top w:val="none" w:sz="0" w:space="0" w:color="000000"/>
+                <w:left w:val="none" w:sz="0" w:space="0" w:color="000000"/>
+                <w:right w:val="none" w:sz="0" w:space="0" w:color="000000"/>
+              </w:pBdr>
+              <w:spacing w:after="0" w:before="0" w:line="240"/>
+              <w:ind w:left="0" w:right="120" w:firstLine="0" w:firstLineChars="0"/>
+              <w:rPr>
+                <w:rFonts w:ascii="Arial" w:hAnsi="Arial" w:eastAsia="Arial" w:cs="Arial"/>
+                <w:i w:val="false"/>
+                <w:b w:val="false"/>
+                <w:u w:val="none"/>
+                <w:strike w:val="false"/>
+                <w:sz w:val="18"/>
+                <w:szCs w:val="18"/>
+                <w:color w:val="000000"/>
+              </w:rPr>
+            </w:pPr>
+            <w:r>
+              <w:rPr>
+                <w:rFonts w:ascii="Arial" w:hAnsi="Arial" w:eastAsia="Arial" w:cs="Arial"/>
+                <w:i w:val="false"/>
+                <w:b w:val="false"/>
+                <w:u w:val="none"/>
+                <w:strike w:val="false"/>
+                <w:sz w:val="18"/>
+                <w:szCs w:val="18"/>
+                <w:color w:val="000000"/>
+              </w:rPr>
+              <w:t xml:space="preserve">113 ± 25.1</w:t>
+            </w:r>
+          </w:p>
+        </w:tc>
+        <w:tc>
+          <w:tcPr>
+            <w:tcBorders>
+              <w:bottom w:val="none" w:sz="0" w:space="0" w:color="000000"/>
+              <w:top w:val="none" w:sz="0" w:space="0" w:color="000000"/>
+              <w:left w:val="none" w:sz="0" w:space="0" w:color="000000"/>
+              <w:right w:val="none" w:sz="0" w:space="0" w:color="000000"/>
+            </w:tcBorders>
+            <w:shd w:val="clear" w:color="auto" w:fill="FFFFFF"/>
+            <w:tcMar>
+              <w:top w:w="0" w:type="dxa"/>
+              <w:bottom w:w="0" w:type="dxa"/>
+              <w:left w:w="0" w:type="dxa"/>
+              <w:right w:w="0" w:type="dxa"/>
+            </w:tcMar>
+            <w:vAlign w:val="center"/>
+          </w:tcPr>
+          <w:p>
+            <w:pPr>
+              <w:jc w:val="center"/>
+              <w:pBdr>
+                <w:bottom w:val="none" w:sz="0" w:space="0" w:color="000000"/>
+                <w:top w:val="none" w:sz="0" w:space="0" w:color="000000"/>
+                <w:left w:val="none" w:sz="0" w:space="0" w:color="000000"/>
+                <w:right w:val="none" w:sz="0" w:space="0" w:color="000000"/>
+              </w:pBdr>
+              <w:spacing w:after="0" w:before="0" w:line="240"/>
+              <w:ind w:left="0" w:right="120" w:firstLine="0" w:firstLineChars="0"/>
+              <w:rPr>
+                <w:rFonts w:ascii="Arial" w:hAnsi="Arial" w:eastAsia="Arial" w:cs="Arial"/>
+                <w:i w:val="false"/>
+                <w:b w:val="false"/>
+                <w:u w:val="none"/>
+                <w:strike w:val="false"/>
+                <w:sz w:val="18"/>
+                <w:szCs w:val="18"/>
+                <w:color w:val="000000"/>
+              </w:rPr>
+            </w:pPr>
+            <w:r>
+              <w:rPr>
+                <w:rFonts w:ascii="Arial" w:hAnsi="Arial" w:eastAsia="Arial" w:cs="Arial"/>
+                <w:i w:val="false"/>
+                <w:b w:val="false"/>
+                <w:u w:val="none"/>
+                <w:strike w:val="false"/>
+                <w:sz w:val="18"/>
+                <w:szCs w:val="18"/>
+                <w:color w:val="000000"/>
+              </w:rPr>
+              <w:t xml:space="preserve">0.45</w:t>
             </w:r>
           </w:p>
         </w:tc>
@@ -4577,331 +2957,169 @@
                 <w:szCs w:val="18"/>
                 <w:color w:val="000000"/>
               </w:rPr>
-              <w:t xml:space="preserve">70 [58–82]</w:t>
-            </w:r>
-          </w:p>
-        </w:tc>
-        <w:tc>
-          <w:tcPr>
-            <w:tcBorders>
-              <w:bottom w:val="none" w:sz="0" w:space="0" w:color="000000"/>
-              <w:top w:val="none" w:sz="0" w:space="0" w:color="000000"/>
-              <w:left w:val="none" w:sz="0" w:space="0" w:color="000000"/>
-              <w:right w:val="none" w:sz="0" w:space="0" w:color="000000"/>
-            </w:tcBorders>
-            <w:shd w:val="clear" w:color="auto" w:fill="FFFFFF"/>
-            <w:tcMar>
-              <w:top w:w="0" w:type="dxa"/>
-              <w:bottom w:w="0" w:type="dxa"/>
-              <w:left w:w="0" w:type="dxa"/>
-              <w:right w:w="0" w:type="dxa"/>
-            </w:tcMar>
-            <w:vAlign w:val="center"/>
-          </w:tcPr>
-          <w:p>
-            <w:pPr>
-              <w:jc w:val="center"/>
-              <w:pBdr>
-                <w:bottom w:val="none" w:sz="0" w:space="0" w:color="000000"/>
-                <w:top w:val="none" w:sz="0" w:space="0" w:color="000000"/>
-                <w:left w:val="none" w:sz="0" w:space="0" w:color="000000"/>
-                <w:right w:val="none" w:sz="0" w:space="0" w:color="000000"/>
-              </w:pBdr>
-              <w:spacing w:after="0" w:before="0" w:line="240"/>
-              <w:ind w:left="0" w:right="120" w:firstLine="0" w:firstLineChars="0"/>
-              <w:rPr>
-                <w:rFonts w:ascii="Arial" w:hAnsi="Arial" w:eastAsia="Arial" w:cs="Arial"/>
-                <w:i w:val="false"/>
-                <w:b w:val="false"/>
-                <w:u w:val="none"/>
-                <w:strike w:val="false"/>
-                <w:sz w:val="18"/>
-                <w:szCs w:val="18"/>
-                <w:color w:val="000000"/>
-              </w:rPr>
-            </w:pPr>
-            <w:r>
-              <w:rPr>
-                <w:rFonts w:ascii="Arial" w:hAnsi="Arial" w:eastAsia="Arial" w:cs="Arial"/>
-                <w:i w:val="false"/>
-                <w:b w:val="false"/>
-                <w:u w:val="none"/>
-                <w:strike w:val="false"/>
-                <w:sz w:val="18"/>
-                <w:szCs w:val="18"/>
-                <w:color w:val="000000"/>
-              </w:rPr>
-              <w:t xml:space="preserve">66 [53–82.5]</w:t>
-            </w:r>
-          </w:p>
-        </w:tc>
-        <w:tc>
-          <w:tcPr>
-            <w:tcBorders>
-              <w:bottom w:val="none" w:sz="0" w:space="0" w:color="000000"/>
-              <w:top w:val="none" w:sz="0" w:space="0" w:color="000000"/>
-              <w:left w:val="none" w:sz="0" w:space="0" w:color="000000"/>
-              <w:right w:val="none" w:sz="0" w:space="0" w:color="000000"/>
-            </w:tcBorders>
-            <w:shd w:val="clear" w:color="auto" w:fill="FFFFFF"/>
-            <w:tcMar>
-              <w:top w:w="0" w:type="dxa"/>
-              <w:bottom w:w="0" w:type="dxa"/>
-              <w:left w:w="0" w:type="dxa"/>
-              <w:right w:w="0" w:type="dxa"/>
-            </w:tcMar>
-            <w:vAlign w:val="center"/>
-          </w:tcPr>
-          <w:p>
-            <w:pPr>
-              <w:jc w:val="center"/>
-              <w:pBdr>
-                <w:bottom w:val="none" w:sz="0" w:space="0" w:color="000000"/>
-                <w:top w:val="none" w:sz="0" w:space="0" w:color="000000"/>
-                <w:left w:val="none" w:sz="0" w:space="0" w:color="000000"/>
-                <w:right w:val="none" w:sz="0" w:space="0" w:color="000000"/>
-              </w:pBdr>
-              <w:spacing w:after="0" w:before="0" w:line="240"/>
-              <w:ind w:left="0" w:right="120" w:firstLine="0" w:firstLineChars="0"/>
-              <w:rPr>
-                <w:rFonts w:ascii="Arial" w:hAnsi="Arial" w:eastAsia="Arial" w:cs="Arial"/>
-                <w:i w:val="false"/>
-                <w:b w:val="false"/>
-                <w:u w:val="none"/>
-                <w:strike w:val="false"/>
-                <w:sz w:val="18"/>
-                <w:szCs w:val="18"/>
-                <w:color w:val="000000"/>
-              </w:rPr>
-            </w:pPr>
-            <w:r>
-              <w:rPr>
-                <w:rFonts w:ascii="Arial" w:hAnsi="Arial" w:eastAsia="Arial" w:cs="Arial"/>
-                <w:i w:val="false"/>
-                <w:b w:val="false"/>
-                <w:u w:val="none"/>
-                <w:strike w:val="false"/>
-                <w:sz w:val="18"/>
-                <w:szCs w:val="18"/>
-                <w:color w:val="000000"/>
-              </w:rPr>
-              <w:t xml:space="preserve">70 [58–82]</w:t>
-            </w:r>
-          </w:p>
-        </w:tc>
-        <w:tc>
-          <w:tcPr>
-            <w:tcBorders>
-              <w:bottom w:val="none" w:sz="0" w:space="0" w:color="000000"/>
-              <w:top w:val="none" w:sz="0" w:space="0" w:color="000000"/>
-              <w:left w:val="none" w:sz="0" w:space="0" w:color="000000"/>
-              <w:right w:val="none" w:sz="0" w:space="0" w:color="000000"/>
-            </w:tcBorders>
-            <w:shd w:val="clear" w:color="auto" w:fill="FFFFFF"/>
-            <w:tcMar>
-              <w:top w:w="0" w:type="dxa"/>
-              <w:bottom w:w="0" w:type="dxa"/>
-              <w:left w:w="0" w:type="dxa"/>
-              <w:right w:w="0" w:type="dxa"/>
-            </w:tcMar>
-            <w:vAlign w:val="center"/>
-          </w:tcPr>
-          <w:p>
-            <w:pPr>
-              <w:jc w:val="center"/>
-              <w:pBdr>
-                <w:bottom w:val="none" w:sz="0" w:space="0" w:color="000000"/>
-                <w:top w:val="none" w:sz="0" w:space="0" w:color="000000"/>
-                <w:left w:val="none" w:sz="0" w:space="0" w:color="000000"/>
-                <w:right w:val="none" w:sz="0" w:space="0" w:color="000000"/>
-              </w:pBdr>
-              <w:spacing w:after="0" w:before="0" w:line="240"/>
-              <w:ind w:left="0" w:right="120" w:firstLine="0" w:firstLineChars="0"/>
-              <w:rPr>
-                <w:rFonts w:ascii="Arial" w:hAnsi="Arial" w:eastAsia="Arial" w:cs="Arial"/>
-                <w:i w:val="false"/>
-                <w:b w:val="false"/>
-                <w:u w:val="none"/>
-                <w:strike w:val="false"/>
-                <w:sz w:val="18"/>
-                <w:szCs w:val="18"/>
-                <w:color w:val="000000"/>
-              </w:rPr>
-            </w:pPr>
-            <w:r>
-              <w:rPr>
-                <w:rFonts w:ascii="Arial" w:hAnsi="Arial" w:eastAsia="Arial" w:cs="Arial"/>
-                <w:i w:val="false"/>
-                <w:b w:val="false"/>
-                <w:u w:val="none"/>
-                <w:strike w:val="false"/>
-                <w:sz w:val="18"/>
-                <w:szCs w:val="18"/>
-                <w:color w:val="000000"/>
-              </w:rPr>
-              <w:t xml:space="preserve">0.649</w:t>
-            </w:r>
-          </w:p>
-        </w:tc>
-        <w:tc>
-          <w:tcPr>
-            <w:tcBorders>
-              <w:bottom w:val="none" w:sz="0" w:space="0" w:color="000000"/>
-              <w:top w:val="none" w:sz="0" w:space="0" w:color="000000"/>
-              <w:left w:val="none" w:sz="0" w:space="0" w:color="000000"/>
-              <w:right w:val="none" w:sz="0" w:space="0" w:color="000000"/>
-            </w:tcBorders>
-            <w:shd w:val="clear" w:color="auto" w:fill="FFFFFF"/>
-            <w:tcMar>
-              <w:top w:w="0" w:type="dxa"/>
-              <w:bottom w:w="0" w:type="dxa"/>
-              <w:left w:w="0" w:type="dxa"/>
-              <w:right w:w="0" w:type="dxa"/>
-            </w:tcMar>
-            <w:vAlign w:val="center"/>
-          </w:tcPr>
-          <w:p>
-            <w:pPr>
-              <w:jc w:val="center"/>
-              <w:pBdr>
-                <w:bottom w:val="none" w:sz="0" w:space="0" w:color="000000"/>
-                <w:top w:val="none" w:sz="0" w:space="0" w:color="000000"/>
-                <w:left w:val="none" w:sz="0" w:space="0" w:color="000000"/>
-                <w:right w:val="none" w:sz="0" w:space="0" w:color="000000"/>
-              </w:pBdr>
-              <w:spacing w:after="0" w:before="0" w:line="240"/>
-              <w:ind w:left="0" w:right="120" w:firstLine="0" w:firstLineChars="0"/>
-              <w:rPr>
-                <w:rFonts w:ascii="Arial" w:hAnsi="Arial" w:eastAsia="Arial" w:cs="Arial"/>
-                <w:i w:val="false"/>
-                <w:b w:val="false"/>
-                <w:u w:val="none"/>
-                <w:strike w:val="false"/>
-                <w:sz w:val="18"/>
-                <w:szCs w:val="18"/>
-                <w:color w:val="000000"/>
-              </w:rPr>
-            </w:pPr>
-            <w:r>
-              <w:rPr>
-                <w:rFonts w:ascii="Arial" w:hAnsi="Arial" w:eastAsia="Arial" w:cs="Arial"/>
-                <w:i w:val="false"/>
-                <w:b w:val="false"/>
-                <w:u w:val="none"/>
-                <w:strike w:val="false"/>
-                <w:sz w:val="18"/>
-                <w:szCs w:val="18"/>
-                <w:color w:val="000000"/>
-              </w:rPr>
-              <w:t xml:space="preserve"/>
-            </w:r>
-          </w:p>
-        </w:tc>
-        <w:tc>
-          <w:tcPr>
-            <w:tcBorders>
-              <w:bottom w:val="none" w:sz="0" w:space="0" w:color="000000"/>
-              <w:top w:val="none" w:sz="0" w:space="0" w:color="000000"/>
-              <w:left w:val="none" w:sz="0" w:space="0" w:color="000000"/>
-              <w:right w:val="none" w:sz="0" w:space="0" w:color="000000"/>
-            </w:tcBorders>
-            <w:shd w:val="clear" w:color="auto" w:fill="FFFFFF"/>
-            <w:tcMar>
-              <w:top w:w="0" w:type="dxa"/>
-              <w:bottom w:w="0" w:type="dxa"/>
-              <w:left w:w="0" w:type="dxa"/>
-              <w:right w:w="0" w:type="dxa"/>
-            </w:tcMar>
-            <w:vAlign w:val="center"/>
-          </w:tcPr>
-          <w:p>
-            <w:pPr>
-              <w:jc w:val="center"/>
-              <w:pBdr>
-                <w:bottom w:val="none" w:sz="0" w:space="0" w:color="000000"/>
-                <w:top w:val="none" w:sz="0" w:space="0" w:color="000000"/>
-                <w:left w:val="none" w:sz="0" w:space="0" w:color="000000"/>
-                <w:right w:val="none" w:sz="0" w:space="0" w:color="000000"/>
-              </w:pBdr>
-              <w:spacing w:after="0" w:before="0" w:line="240"/>
-              <w:ind w:left="0" w:right="120" w:firstLine="0" w:firstLineChars="0"/>
-              <w:rPr>
-                <w:rFonts w:ascii="Arial" w:hAnsi="Arial" w:eastAsia="Arial" w:cs="Arial"/>
-                <w:i w:val="false"/>
-                <w:b w:val="false"/>
-                <w:u w:val="none"/>
-                <w:strike w:val="false"/>
-                <w:sz w:val="18"/>
-                <w:szCs w:val="18"/>
-                <w:color w:val="000000"/>
-              </w:rPr>
-            </w:pPr>
-            <w:r>
-              <w:rPr>
-                <w:rFonts w:ascii="Arial" w:hAnsi="Arial" w:eastAsia="Arial" w:cs="Arial"/>
-                <w:i w:val="false"/>
-                <w:b w:val="false"/>
-                <w:u w:val="none"/>
-                <w:strike w:val="false"/>
-                <w:sz w:val="18"/>
-                <w:szCs w:val="18"/>
-                <w:color w:val="000000"/>
-              </w:rPr>
-              <w:t xml:space="preserve">Wilcoxon rank-sum</w:t>
-            </w:r>
-          </w:p>
-        </w:tc>
-        <w:tc>
-          <w:tcPr>
-            <w:tcBorders>
-              <w:bottom w:val="none" w:sz="0" w:space="0" w:color="000000"/>
-              <w:top w:val="none" w:sz="0" w:space="0" w:color="000000"/>
-              <w:left w:val="none" w:sz="0" w:space="0" w:color="000000"/>
-              <w:right w:val="none" w:sz="0" w:space="0" w:color="000000"/>
-            </w:tcBorders>
-            <w:shd w:val="clear" w:color="auto" w:fill="FFFFFF"/>
-            <w:tcMar>
-              <w:top w:w="0" w:type="dxa"/>
-              <w:bottom w:w="0" w:type="dxa"/>
-              <w:left w:w="0" w:type="dxa"/>
-              <w:right w:w="0" w:type="dxa"/>
-            </w:tcMar>
-            <w:vAlign w:val="center"/>
-          </w:tcPr>
-          <w:p>
-            <w:pPr>
-              <w:jc w:val="center"/>
-              <w:pBdr>
-                <w:bottom w:val="none" w:sz="0" w:space="0" w:color="000000"/>
-                <w:top w:val="none" w:sz="0" w:space="0" w:color="000000"/>
-                <w:left w:val="none" w:sz="0" w:space="0" w:color="000000"/>
-                <w:right w:val="none" w:sz="0" w:space="0" w:color="000000"/>
-              </w:pBdr>
-              <w:spacing w:after="0" w:before="0" w:line="240"/>
-              <w:ind w:left="0" w:right="120" w:firstLine="0" w:firstLineChars="0"/>
-              <w:rPr>
-                <w:rFonts w:ascii="Arial" w:hAnsi="Arial" w:eastAsia="Arial" w:cs="Arial"/>
-                <w:i w:val="false"/>
-                <w:b w:val="false"/>
-                <w:u w:val="none"/>
-                <w:strike w:val="false"/>
-                <w:sz w:val="18"/>
-                <w:szCs w:val="18"/>
-                <w:color w:val="000000"/>
-              </w:rPr>
-            </w:pPr>
-            <w:r>
-              <w:rPr>
-                <w:rFonts w:ascii="Arial" w:hAnsi="Arial" w:eastAsia="Arial" w:cs="Arial"/>
-                <w:i w:val="false"/>
-                <w:b w:val="false"/>
-                <w:u w:val="none"/>
-                <w:strike w:val="false"/>
-                <w:sz w:val="18"/>
-                <w:szCs w:val="18"/>
-                <w:color w:val="000000"/>
-              </w:rPr>
-              <w:t xml:space="preserve"/>
+              <w:t xml:space="preserve">70.1 ± 22.8</w:t>
+            </w:r>
+          </w:p>
+        </w:tc>
+        <w:tc>
+          <w:tcPr>
+            <w:tcBorders>
+              <w:bottom w:val="none" w:sz="0" w:space="0" w:color="000000"/>
+              <w:top w:val="none" w:sz="0" w:space="0" w:color="000000"/>
+              <w:left w:val="none" w:sz="0" w:space="0" w:color="000000"/>
+              <w:right w:val="none" w:sz="0" w:space="0" w:color="000000"/>
+            </w:tcBorders>
+            <w:shd w:val="clear" w:color="auto" w:fill="FFFFFF"/>
+            <w:tcMar>
+              <w:top w:w="0" w:type="dxa"/>
+              <w:bottom w:w="0" w:type="dxa"/>
+              <w:left w:w="0" w:type="dxa"/>
+              <w:right w:w="0" w:type="dxa"/>
+            </w:tcMar>
+            <w:vAlign w:val="center"/>
+          </w:tcPr>
+          <w:p>
+            <w:pPr>
+              <w:jc w:val="center"/>
+              <w:pBdr>
+                <w:bottom w:val="none" w:sz="0" w:space="0" w:color="000000"/>
+                <w:top w:val="none" w:sz="0" w:space="0" w:color="000000"/>
+                <w:left w:val="none" w:sz="0" w:space="0" w:color="000000"/>
+                <w:right w:val="none" w:sz="0" w:space="0" w:color="000000"/>
+              </w:pBdr>
+              <w:spacing w:after="0" w:before="0" w:line="240"/>
+              <w:ind w:left="0" w:right="120" w:firstLine="0" w:firstLineChars="0"/>
+              <w:rPr>
+                <w:rFonts w:ascii="Arial" w:hAnsi="Arial" w:eastAsia="Arial" w:cs="Arial"/>
+                <w:i w:val="false"/>
+                <w:b w:val="false"/>
+                <w:u w:val="none"/>
+                <w:strike w:val="false"/>
+                <w:sz w:val="18"/>
+                <w:szCs w:val="18"/>
+                <w:color w:val="000000"/>
+              </w:rPr>
+            </w:pPr>
+            <w:r>
+              <w:rPr>
+                <w:rFonts w:ascii="Arial" w:hAnsi="Arial" w:eastAsia="Arial" w:cs="Arial"/>
+                <w:i w:val="false"/>
+                <w:b w:val="false"/>
+                <w:u w:val="none"/>
+                <w:strike w:val="false"/>
+                <w:sz w:val="18"/>
+                <w:szCs w:val="18"/>
+                <w:color w:val="000000"/>
+              </w:rPr>
+              <w:t xml:space="preserve">60.6 ± 32.1</w:t>
+            </w:r>
+          </w:p>
+        </w:tc>
+        <w:tc>
+          <w:tcPr>
+            <w:tcBorders>
+              <w:bottom w:val="none" w:sz="0" w:space="0" w:color="000000"/>
+              <w:top w:val="none" w:sz="0" w:space="0" w:color="000000"/>
+              <w:left w:val="none" w:sz="0" w:space="0" w:color="000000"/>
+              <w:right w:val="none" w:sz="0" w:space="0" w:color="000000"/>
+            </w:tcBorders>
+            <w:shd w:val="clear" w:color="auto" w:fill="FFFFFF"/>
+            <w:tcMar>
+              <w:top w:w="0" w:type="dxa"/>
+              <w:bottom w:w="0" w:type="dxa"/>
+              <w:left w:w="0" w:type="dxa"/>
+              <w:right w:w="0" w:type="dxa"/>
+            </w:tcMar>
+            <w:vAlign w:val="center"/>
+          </w:tcPr>
+          <w:p>
+            <w:pPr>
+              <w:jc w:val="center"/>
+              <w:pBdr>
+                <w:bottom w:val="none" w:sz="0" w:space="0" w:color="000000"/>
+                <w:top w:val="none" w:sz="0" w:space="0" w:color="000000"/>
+                <w:left w:val="none" w:sz="0" w:space="0" w:color="000000"/>
+                <w:right w:val="none" w:sz="0" w:space="0" w:color="000000"/>
+              </w:pBdr>
+              <w:spacing w:after="0" w:before="0" w:line="240"/>
+              <w:ind w:left="0" w:right="120" w:firstLine="0" w:firstLineChars="0"/>
+              <w:rPr>
+                <w:rFonts w:ascii="Arial" w:hAnsi="Arial" w:eastAsia="Arial" w:cs="Arial"/>
+                <w:i w:val="false"/>
+                <w:b w:val="false"/>
+                <w:u w:val="none"/>
+                <w:strike w:val="false"/>
+                <w:sz w:val="18"/>
+                <w:szCs w:val="18"/>
+                <w:color w:val="000000"/>
+              </w:rPr>
+            </w:pPr>
+            <w:r>
+              <w:rPr>
+                <w:rFonts w:ascii="Arial" w:hAnsi="Arial" w:eastAsia="Arial" w:cs="Arial"/>
+                <w:i w:val="false"/>
+                <w:b w:val="false"/>
+                <w:u w:val="none"/>
+                <w:strike w:val="false"/>
+                <w:sz w:val="18"/>
+                <w:szCs w:val="18"/>
+                <w:color w:val="000000"/>
+              </w:rPr>
+              <w:t xml:space="preserve">68.3 ± 24.9</w:t>
+            </w:r>
+          </w:p>
+        </w:tc>
+        <w:tc>
+          <w:tcPr>
+            <w:tcBorders>
+              <w:bottom w:val="none" w:sz="0" w:space="0" w:color="000000"/>
+              <w:top w:val="none" w:sz="0" w:space="0" w:color="000000"/>
+              <w:left w:val="none" w:sz="0" w:space="0" w:color="000000"/>
+              <w:right w:val="none" w:sz="0" w:space="0" w:color="000000"/>
+            </w:tcBorders>
+            <w:shd w:val="clear" w:color="auto" w:fill="FFFFFF"/>
+            <w:tcMar>
+              <w:top w:w="0" w:type="dxa"/>
+              <w:bottom w:w="0" w:type="dxa"/>
+              <w:left w:w="0" w:type="dxa"/>
+              <w:right w:w="0" w:type="dxa"/>
+            </w:tcMar>
+            <w:vAlign w:val="center"/>
+          </w:tcPr>
+          <w:p>
+            <w:pPr>
+              <w:jc w:val="center"/>
+              <w:pBdr>
+                <w:bottom w:val="none" w:sz="0" w:space="0" w:color="000000"/>
+                <w:top w:val="none" w:sz="0" w:space="0" w:color="000000"/>
+                <w:left w:val="none" w:sz="0" w:space="0" w:color="000000"/>
+                <w:right w:val="none" w:sz="0" w:space="0" w:color="000000"/>
+              </w:pBdr>
+              <w:spacing w:after="0" w:before="0" w:line="240"/>
+              <w:ind w:left="0" w:right="120" w:firstLine="0" w:firstLineChars="0"/>
+              <w:rPr>
+                <w:rFonts w:ascii="Arial" w:hAnsi="Arial" w:eastAsia="Arial" w:cs="Arial"/>
+                <w:i w:val="false"/>
+                <w:b w:val="false"/>
+                <w:u w:val="none"/>
+                <w:strike w:val="false"/>
+                <w:sz w:val="18"/>
+                <w:szCs w:val="18"/>
+                <w:color w:val="000000"/>
+              </w:rPr>
+            </w:pPr>
+            <w:r>
+              <w:rPr>
+                <w:rFonts w:ascii="Arial" w:hAnsi="Arial" w:eastAsia="Arial" w:cs="Arial"/>
+                <w:i w:val="false"/>
+                <w:b w:val="false"/>
+                <w:u w:val="none"/>
+                <w:strike w:val="false"/>
+                <w:sz w:val="18"/>
+                <w:szCs w:val="18"/>
+                <w:color w:val="000000"/>
+              </w:rPr>
+              <w:t xml:space="preserve">0.35</w:t>
             </w:r>
           </w:p>
         </w:tc>
@@ -5015,331 +3233,169 @@
                 <w:szCs w:val="18"/>
                 <w:color w:val="000000"/>
               </w:rPr>
-              <w:t xml:space="preserve">100 [85.8–116.8]</w:t>
-            </w:r>
-          </w:p>
-        </w:tc>
-        <w:tc>
-          <w:tcPr>
-            <w:tcBorders>
-              <w:bottom w:val="none" w:sz="0" w:space="0" w:color="000000"/>
-              <w:top w:val="none" w:sz="0" w:space="0" w:color="000000"/>
-              <w:left w:val="none" w:sz="0" w:space="0" w:color="000000"/>
-              <w:right w:val="none" w:sz="0" w:space="0" w:color="000000"/>
-            </w:tcBorders>
-            <w:shd w:val="clear" w:color="auto" w:fill="FFFFFF"/>
-            <w:tcMar>
-              <w:top w:w="0" w:type="dxa"/>
-              <w:bottom w:w="0" w:type="dxa"/>
-              <w:left w:w="0" w:type="dxa"/>
-              <w:right w:w="0" w:type="dxa"/>
-            </w:tcMar>
-            <w:vAlign w:val="center"/>
-          </w:tcPr>
-          <w:p>
-            <w:pPr>
-              <w:jc w:val="center"/>
-              <w:pBdr>
-                <w:bottom w:val="none" w:sz="0" w:space="0" w:color="000000"/>
-                <w:top w:val="none" w:sz="0" w:space="0" w:color="000000"/>
-                <w:left w:val="none" w:sz="0" w:space="0" w:color="000000"/>
-                <w:right w:val="none" w:sz="0" w:space="0" w:color="000000"/>
-              </w:pBdr>
-              <w:spacing w:after="0" w:before="0" w:line="240"/>
-              <w:ind w:left="0" w:right="120" w:firstLine="0" w:firstLineChars="0"/>
-              <w:rPr>
-                <w:rFonts w:ascii="Arial" w:hAnsi="Arial" w:eastAsia="Arial" w:cs="Arial"/>
-                <w:i w:val="false"/>
-                <w:b w:val="false"/>
-                <w:u w:val="none"/>
-                <w:strike w:val="false"/>
-                <w:sz w:val="18"/>
-                <w:szCs w:val="18"/>
-                <w:color w:val="000000"/>
-              </w:rPr>
-            </w:pPr>
-            <w:r>
-              <w:rPr>
-                <w:rFonts w:ascii="Arial" w:hAnsi="Arial" w:eastAsia="Arial" w:cs="Arial"/>
-                <w:i w:val="false"/>
-                <w:b w:val="false"/>
-                <w:u w:val="none"/>
-                <w:strike w:val="false"/>
-                <w:sz w:val="18"/>
-                <w:szCs w:val="18"/>
-                <w:color w:val="000000"/>
-              </w:rPr>
-              <w:t xml:space="preserve">99 [87.2–122.2]</w:t>
-            </w:r>
-          </w:p>
-        </w:tc>
-        <w:tc>
-          <w:tcPr>
-            <w:tcBorders>
-              <w:bottom w:val="none" w:sz="0" w:space="0" w:color="000000"/>
-              <w:top w:val="none" w:sz="0" w:space="0" w:color="000000"/>
-              <w:left w:val="none" w:sz="0" w:space="0" w:color="000000"/>
-              <w:right w:val="none" w:sz="0" w:space="0" w:color="000000"/>
-            </w:tcBorders>
-            <w:shd w:val="clear" w:color="auto" w:fill="FFFFFF"/>
-            <w:tcMar>
-              <w:top w:w="0" w:type="dxa"/>
-              <w:bottom w:w="0" w:type="dxa"/>
-              <w:left w:w="0" w:type="dxa"/>
-              <w:right w:w="0" w:type="dxa"/>
-            </w:tcMar>
-            <w:vAlign w:val="center"/>
-          </w:tcPr>
-          <w:p>
-            <w:pPr>
-              <w:jc w:val="center"/>
-              <w:pBdr>
-                <w:bottom w:val="none" w:sz="0" w:space="0" w:color="000000"/>
-                <w:top w:val="none" w:sz="0" w:space="0" w:color="000000"/>
-                <w:left w:val="none" w:sz="0" w:space="0" w:color="000000"/>
-                <w:right w:val="none" w:sz="0" w:space="0" w:color="000000"/>
-              </w:pBdr>
-              <w:spacing w:after="0" w:before="0" w:line="240"/>
-              <w:ind w:left="0" w:right="120" w:firstLine="0" w:firstLineChars="0"/>
-              <w:rPr>
-                <w:rFonts w:ascii="Arial" w:hAnsi="Arial" w:eastAsia="Arial" w:cs="Arial"/>
-                <w:i w:val="false"/>
-                <w:b w:val="false"/>
-                <w:u w:val="none"/>
-                <w:strike w:val="false"/>
-                <w:sz w:val="18"/>
-                <w:szCs w:val="18"/>
-                <w:color w:val="000000"/>
-              </w:rPr>
-            </w:pPr>
-            <w:r>
-              <w:rPr>
-                <w:rFonts w:ascii="Arial" w:hAnsi="Arial" w:eastAsia="Arial" w:cs="Arial"/>
-                <w:i w:val="false"/>
-                <w:b w:val="false"/>
-                <w:u w:val="none"/>
-                <w:strike w:val="false"/>
-                <w:sz w:val="18"/>
-                <w:szCs w:val="18"/>
-                <w:color w:val="000000"/>
-              </w:rPr>
-              <w:t xml:space="preserve">100 [85.8–117]</w:t>
-            </w:r>
-          </w:p>
-        </w:tc>
-        <w:tc>
-          <w:tcPr>
-            <w:tcBorders>
-              <w:bottom w:val="none" w:sz="0" w:space="0" w:color="000000"/>
-              <w:top w:val="none" w:sz="0" w:space="0" w:color="000000"/>
-              <w:left w:val="none" w:sz="0" w:space="0" w:color="000000"/>
-              <w:right w:val="none" w:sz="0" w:space="0" w:color="000000"/>
-            </w:tcBorders>
-            <w:shd w:val="clear" w:color="auto" w:fill="FFFFFF"/>
-            <w:tcMar>
-              <w:top w:w="0" w:type="dxa"/>
-              <w:bottom w:w="0" w:type="dxa"/>
-              <w:left w:w="0" w:type="dxa"/>
-              <w:right w:w="0" w:type="dxa"/>
-            </w:tcMar>
-            <w:vAlign w:val="center"/>
-          </w:tcPr>
-          <w:p>
-            <w:pPr>
-              <w:jc w:val="center"/>
-              <w:pBdr>
-                <w:bottom w:val="none" w:sz="0" w:space="0" w:color="000000"/>
-                <w:top w:val="none" w:sz="0" w:space="0" w:color="000000"/>
-                <w:left w:val="none" w:sz="0" w:space="0" w:color="000000"/>
-                <w:right w:val="none" w:sz="0" w:space="0" w:color="000000"/>
-              </w:pBdr>
-              <w:spacing w:after="0" w:before="0" w:line="240"/>
-              <w:ind w:left="0" w:right="120" w:firstLine="0" w:firstLineChars="0"/>
-              <w:rPr>
-                <w:rFonts w:ascii="Arial" w:hAnsi="Arial" w:eastAsia="Arial" w:cs="Arial"/>
-                <w:i w:val="false"/>
-                <w:b w:val="false"/>
-                <w:u w:val="none"/>
-                <w:strike w:val="false"/>
-                <w:sz w:val="18"/>
-                <w:szCs w:val="18"/>
-                <w:color w:val="000000"/>
-              </w:rPr>
-            </w:pPr>
-            <w:r>
-              <w:rPr>
-                <w:rFonts w:ascii="Arial" w:hAnsi="Arial" w:eastAsia="Arial" w:cs="Arial"/>
-                <w:i w:val="false"/>
-                <w:b w:val="false"/>
-                <w:u w:val="none"/>
-                <w:strike w:val="false"/>
-                <w:sz w:val="18"/>
-                <w:szCs w:val="18"/>
-                <w:color w:val="000000"/>
-              </w:rPr>
-              <w:t xml:space="preserve">0.669</w:t>
-            </w:r>
-          </w:p>
-        </w:tc>
-        <w:tc>
-          <w:tcPr>
-            <w:tcBorders>
-              <w:bottom w:val="none" w:sz="0" w:space="0" w:color="000000"/>
-              <w:top w:val="none" w:sz="0" w:space="0" w:color="000000"/>
-              <w:left w:val="none" w:sz="0" w:space="0" w:color="000000"/>
-              <w:right w:val="none" w:sz="0" w:space="0" w:color="000000"/>
-            </w:tcBorders>
-            <w:shd w:val="clear" w:color="auto" w:fill="FFFFFF"/>
-            <w:tcMar>
-              <w:top w:w="0" w:type="dxa"/>
-              <w:bottom w:w="0" w:type="dxa"/>
-              <w:left w:w="0" w:type="dxa"/>
-              <w:right w:w="0" w:type="dxa"/>
-            </w:tcMar>
-            <w:vAlign w:val="center"/>
-          </w:tcPr>
-          <w:p>
-            <w:pPr>
-              <w:jc w:val="center"/>
-              <w:pBdr>
-                <w:bottom w:val="none" w:sz="0" w:space="0" w:color="000000"/>
-                <w:top w:val="none" w:sz="0" w:space="0" w:color="000000"/>
-                <w:left w:val="none" w:sz="0" w:space="0" w:color="000000"/>
-                <w:right w:val="none" w:sz="0" w:space="0" w:color="000000"/>
-              </w:pBdr>
-              <w:spacing w:after="0" w:before="0" w:line="240"/>
-              <w:ind w:left="0" w:right="120" w:firstLine="0" w:firstLineChars="0"/>
-              <w:rPr>
-                <w:rFonts w:ascii="Arial" w:hAnsi="Arial" w:eastAsia="Arial" w:cs="Arial"/>
-                <w:i w:val="false"/>
-                <w:b w:val="false"/>
-                <w:u w:val="none"/>
-                <w:strike w:val="false"/>
-                <w:sz w:val="18"/>
-                <w:szCs w:val="18"/>
-                <w:color w:val="000000"/>
-              </w:rPr>
-            </w:pPr>
-            <w:r>
-              <w:rPr>
-                <w:rFonts w:ascii="Arial" w:hAnsi="Arial" w:eastAsia="Arial" w:cs="Arial"/>
-                <w:i w:val="false"/>
-                <w:b w:val="false"/>
-                <w:u w:val="none"/>
-                <w:strike w:val="false"/>
-                <w:sz w:val="18"/>
-                <w:szCs w:val="18"/>
-                <w:color w:val="000000"/>
-              </w:rPr>
-              <w:t xml:space="preserve"/>
-            </w:r>
-          </w:p>
-        </w:tc>
-        <w:tc>
-          <w:tcPr>
-            <w:tcBorders>
-              <w:bottom w:val="none" w:sz="0" w:space="0" w:color="000000"/>
-              <w:top w:val="none" w:sz="0" w:space="0" w:color="000000"/>
-              <w:left w:val="none" w:sz="0" w:space="0" w:color="000000"/>
-              <w:right w:val="none" w:sz="0" w:space="0" w:color="000000"/>
-            </w:tcBorders>
-            <w:shd w:val="clear" w:color="auto" w:fill="FFFFFF"/>
-            <w:tcMar>
-              <w:top w:w="0" w:type="dxa"/>
-              <w:bottom w:w="0" w:type="dxa"/>
-              <w:left w:w="0" w:type="dxa"/>
-              <w:right w:w="0" w:type="dxa"/>
-            </w:tcMar>
-            <w:vAlign w:val="center"/>
-          </w:tcPr>
-          <w:p>
-            <w:pPr>
-              <w:jc w:val="center"/>
-              <w:pBdr>
-                <w:bottom w:val="none" w:sz="0" w:space="0" w:color="000000"/>
-                <w:top w:val="none" w:sz="0" w:space="0" w:color="000000"/>
-                <w:left w:val="none" w:sz="0" w:space="0" w:color="000000"/>
-                <w:right w:val="none" w:sz="0" w:space="0" w:color="000000"/>
-              </w:pBdr>
-              <w:spacing w:after="0" w:before="0" w:line="240"/>
-              <w:ind w:left="0" w:right="120" w:firstLine="0" w:firstLineChars="0"/>
-              <w:rPr>
-                <w:rFonts w:ascii="Arial" w:hAnsi="Arial" w:eastAsia="Arial" w:cs="Arial"/>
-                <w:i w:val="false"/>
-                <w:b w:val="false"/>
-                <w:u w:val="none"/>
-                <w:strike w:val="false"/>
-                <w:sz w:val="18"/>
-                <w:szCs w:val="18"/>
-                <w:color w:val="000000"/>
-              </w:rPr>
-            </w:pPr>
-            <w:r>
-              <w:rPr>
-                <w:rFonts w:ascii="Arial" w:hAnsi="Arial" w:eastAsia="Arial" w:cs="Arial"/>
-                <w:i w:val="false"/>
-                <w:b w:val="false"/>
-                <w:u w:val="none"/>
-                <w:strike w:val="false"/>
-                <w:sz w:val="18"/>
-                <w:szCs w:val="18"/>
-                <w:color w:val="000000"/>
-              </w:rPr>
-              <w:t xml:space="preserve">Wilcoxon rank-sum</w:t>
-            </w:r>
-          </w:p>
-        </w:tc>
-        <w:tc>
-          <w:tcPr>
-            <w:tcBorders>
-              <w:bottom w:val="none" w:sz="0" w:space="0" w:color="000000"/>
-              <w:top w:val="none" w:sz="0" w:space="0" w:color="000000"/>
-              <w:left w:val="none" w:sz="0" w:space="0" w:color="000000"/>
-              <w:right w:val="none" w:sz="0" w:space="0" w:color="000000"/>
-            </w:tcBorders>
-            <w:shd w:val="clear" w:color="auto" w:fill="FFFFFF"/>
-            <w:tcMar>
-              <w:top w:w="0" w:type="dxa"/>
-              <w:bottom w:w="0" w:type="dxa"/>
-              <w:left w:w="0" w:type="dxa"/>
-              <w:right w:w="0" w:type="dxa"/>
-            </w:tcMar>
-            <w:vAlign w:val="center"/>
-          </w:tcPr>
-          <w:p>
-            <w:pPr>
-              <w:jc w:val="center"/>
-              <w:pBdr>
-                <w:bottom w:val="none" w:sz="0" w:space="0" w:color="000000"/>
-                <w:top w:val="none" w:sz="0" w:space="0" w:color="000000"/>
-                <w:left w:val="none" w:sz="0" w:space="0" w:color="000000"/>
-                <w:right w:val="none" w:sz="0" w:space="0" w:color="000000"/>
-              </w:pBdr>
-              <w:spacing w:after="0" w:before="0" w:line="240"/>
-              <w:ind w:left="0" w:right="120" w:firstLine="0" w:firstLineChars="0"/>
-              <w:rPr>
-                <w:rFonts w:ascii="Arial" w:hAnsi="Arial" w:eastAsia="Arial" w:cs="Arial"/>
-                <w:i w:val="false"/>
-                <w:b w:val="false"/>
-                <w:u w:val="none"/>
-                <w:strike w:val="false"/>
-                <w:sz w:val="18"/>
-                <w:szCs w:val="18"/>
-                <w:color w:val="000000"/>
-              </w:rPr>
-            </w:pPr>
-            <w:r>
-              <w:rPr>
-                <w:rFonts w:ascii="Arial" w:hAnsi="Arial" w:eastAsia="Arial" w:cs="Arial"/>
-                <w:i w:val="false"/>
-                <w:b w:val="false"/>
-                <w:u w:val="none"/>
-                <w:strike w:val="false"/>
-                <w:sz w:val="18"/>
-                <w:szCs w:val="18"/>
-                <w:color w:val="000000"/>
-              </w:rPr>
-              <w:t xml:space="preserve"/>
+              <w:t xml:space="preserve">101.2 ± 24</w:t>
+            </w:r>
+          </w:p>
+        </w:tc>
+        <w:tc>
+          <w:tcPr>
+            <w:tcBorders>
+              <w:bottom w:val="none" w:sz="0" w:space="0" w:color="000000"/>
+              <w:top w:val="none" w:sz="0" w:space="0" w:color="000000"/>
+              <w:left w:val="none" w:sz="0" w:space="0" w:color="000000"/>
+              <w:right w:val="none" w:sz="0" w:space="0" w:color="000000"/>
+            </w:tcBorders>
+            <w:shd w:val="clear" w:color="auto" w:fill="FFFFFF"/>
+            <w:tcMar>
+              <w:top w:w="0" w:type="dxa"/>
+              <w:bottom w:w="0" w:type="dxa"/>
+              <w:left w:w="0" w:type="dxa"/>
+              <w:right w:w="0" w:type="dxa"/>
+            </w:tcMar>
+            <w:vAlign w:val="center"/>
+          </w:tcPr>
+          <w:p>
+            <w:pPr>
+              <w:jc w:val="center"/>
+              <w:pBdr>
+                <w:bottom w:val="none" w:sz="0" w:space="0" w:color="000000"/>
+                <w:top w:val="none" w:sz="0" w:space="0" w:color="000000"/>
+                <w:left w:val="none" w:sz="0" w:space="0" w:color="000000"/>
+                <w:right w:val="none" w:sz="0" w:space="0" w:color="000000"/>
+              </w:pBdr>
+              <w:spacing w:after="0" w:before="0" w:line="240"/>
+              <w:ind w:left="0" w:right="120" w:firstLine="0" w:firstLineChars="0"/>
+              <w:rPr>
+                <w:rFonts w:ascii="Arial" w:hAnsi="Arial" w:eastAsia="Arial" w:cs="Arial"/>
+                <w:i w:val="false"/>
+                <w:b w:val="false"/>
+                <w:u w:val="none"/>
+                <w:strike w:val="false"/>
+                <w:sz w:val="18"/>
+                <w:szCs w:val="18"/>
+                <w:color w:val="000000"/>
+              </w:rPr>
+            </w:pPr>
+            <w:r>
+              <w:rPr>
+                <w:rFonts w:ascii="Arial" w:hAnsi="Arial" w:eastAsia="Arial" w:cs="Arial"/>
+                <w:i w:val="false"/>
+                <w:b w:val="false"/>
+                <w:u w:val="none"/>
+                <w:strike w:val="false"/>
+                <w:sz w:val="18"/>
+                <w:szCs w:val="18"/>
+                <w:color w:val="000000"/>
+              </w:rPr>
+              <w:t xml:space="preserve">108.4 ± 27.9</w:t>
+            </w:r>
+          </w:p>
+        </w:tc>
+        <w:tc>
+          <w:tcPr>
+            <w:tcBorders>
+              <w:bottom w:val="none" w:sz="0" w:space="0" w:color="000000"/>
+              <w:top w:val="none" w:sz="0" w:space="0" w:color="000000"/>
+              <w:left w:val="none" w:sz="0" w:space="0" w:color="000000"/>
+              <w:right w:val="none" w:sz="0" w:space="0" w:color="000000"/>
+            </w:tcBorders>
+            <w:shd w:val="clear" w:color="auto" w:fill="FFFFFF"/>
+            <w:tcMar>
+              <w:top w:w="0" w:type="dxa"/>
+              <w:bottom w:w="0" w:type="dxa"/>
+              <w:left w:w="0" w:type="dxa"/>
+              <w:right w:w="0" w:type="dxa"/>
+            </w:tcMar>
+            <w:vAlign w:val="center"/>
+          </w:tcPr>
+          <w:p>
+            <w:pPr>
+              <w:jc w:val="center"/>
+              <w:pBdr>
+                <w:bottom w:val="none" w:sz="0" w:space="0" w:color="000000"/>
+                <w:top w:val="none" w:sz="0" w:space="0" w:color="000000"/>
+                <w:left w:val="none" w:sz="0" w:space="0" w:color="000000"/>
+                <w:right w:val="none" w:sz="0" w:space="0" w:color="000000"/>
+              </w:pBdr>
+              <w:spacing w:after="0" w:before="0" w:line="240"/>
+              <w:ind w:left="0" w:right="120" w:firstLine="0" w:firstLineChars="0"/>
+              <w:rPr>
+                <w:rFonts w:ascii="Arial" w:hAnsi="Arial" w:eastAsia="Arial" w:cs="Arial"/>
+                <w:i w:val="false"/>
+                <w:b w:val="false"/>
+                <w:u w:val="none"/>
+                <w:strike w:val="false"/>
+                <w:sz w:val="18"/>
+                <w:szCs w:val="18"/>
+                <w:color w:val="000000"/>
+              </w:rPr>
+            </w:pPr>
+            <w:r>
+              <w:rPr>
+                <w:rFonts w:ascii="Arial" w:hAnsi="Arial" w:eastAsia="Arial" w:cs="Arial"/>
+                <w:i w:val="false"/>
+                <w:b w:val="false"/>
+                <w:u w:val="none"/>
+                <w:strike w:val="false"/>
+                <w:sz w:val="18"/>
+                <w:szCs w:val="18"/>
+                <w:color w:val="000000"/>
+              </w:rPr>
+              <w:t xml:space="preserve">102.6 ± 24.7</w:t>
+            </w:r>
+          </w:p>
+        </w:tc>
+        <w:tc>
+          <w:tcPr>
+            <w:tcBorders>
+              <w:bottom w:val="none" w:sz="0" w:space="0" w:color="000000"/>
+              <w:top w:val="none" w:sz="0" w:space="0" w:color="000000"/>
+              <w:left w:val="none" w:sz="0" w:space="0" w:color="000000"/>
+              <w:right w:val="none" w:sz="0" w:space="0" w:color="000000"/>
+            </w:tcBorders>
+            <w:shd w:val="clear" w:color="auto" w:fill="FFFFFF"/>
+            <w:tcMar>
+              <w:top w:w="0" w:type="dxa"/>
+              <w:bottom w:w="0" w:type="dxa"/>
+              <w:left w:w="0" w:type="dxa"/>
+              <w:right w:w="0" w:type="dxa"/>
+            </w:tcMar>
+            <w:vAlign w:val="center"/>
+          </w:tcPr>
+          <w:p>
+            <w:pPr>
+              <w:jc w:val="center"/>
+              <w:pBdr>
+                <w:bottom w:val="none" w:sz="0" w:space="0" w:color="000000"/>
+                <w:top w:val="none" w:sz="0" w:space="0" w:color="000000"/>
+                <w:left w:val="none" w:sz="0" w:space="0" w:color="000000"/>
+                <w:right w:val="none" w:sz="0" w:space="0" w:color="000000"/>
+              </w:pBdr>
+              <w:spacing w:after="0" w:before="0" w:line="240"/>
+              <w:ind w:left="0" w:right="120" w:firstLine="0" w:firstLineChars="0"/>
+              <w:rPr>
+                <w:rFonts w:ascii="Arial" w:hAnsi="Arial" w:eastAsia="Arial" w:cs="Arial"/>
+                <w:i w:val="false"/>
+                <w:b w:val="false"/>
+                <w:u w:val="none"/>
+                <w:strike w:val="false"/>
+                <w:sz w:val="18"/>
+                <w:szCs w:val="18"/>
+                <w:color w:val="000000"/>
+              </w:rPr>
+            </w:pPr>
+            <w:r>
+              <w:rPr>
+                <w:rFonts w:ascii="Arial" w:hAnsi="Arial" w:eastAsia="Arial" w:cs="Arial"/>
+                <w:i w:val="false"/>
+                <w:b w:val="false"/>
+                <w:u w:val="none"/>
+                <w:strike w:val="false"/>
+                <w:sz w:val="18"/>
+                <w:szCs w:val="18"/>
+                <w:color w:val="000000"/>
+              </w:rPr>
+              <w:t xml:space="preserve">0.42</w:t>
             </w:r>
           </w:p>
         </w:tc>
@@ -5615,169 +3671,7 @@
                 <w:szCs w:val="18"/>
                 <w:color w:val="000000"/>
               </w:rPr>
-              <w:t xml:space="preserve">0.662</w:t>
-            </w:r>
-          </w:p>
-        </w:tc>
-        <w:tc>
-          <w:tcPr>
-            <w:tcBorders>
-              <w:bottom w:val="none" w:sz="0" w:space="0" w:color="000000"/>
-              <w:top w:val="none" w:sz="0" w:space="0" w:color="000000"/>
-              <w:left w:val="none" w:sz="0" w:space="0" w:color="000000"/>
-              <w:right w:val="none" w:sz="0" w:space="0" w:color="000000"/>
-            </w:tcBorders>
-            <w:shd w:val="clear" w:color="auto" w:fill="FFFFFF"/>
-            <w:tcMar>
-              <w:top w:w="0" w:type="dxa"/>
-              <w:bottom w:w="0" w:type="dxa"/>
-              <w:left w:w="0" w:type="dxa"/>
-              <w:right w:w="0" w:type="dxa"/>
-            </w:tcMar>
-            <w:vAlign w:val="center"/>
-          </w:tcPr>
-          <w:p>
-            <w:pPr>
-              <w:jc w:val="center"/>
-              <w:pBdr>
-                <w:bottom w:val="none" w:sz="0" w:space="0" w:color="000000"/>
-                <w:top w:val="none" w:sz="0" w:space="0" w:color="000000"/>
-                <w:left w:val="none" w:sz="0" w:space="0" w:color="000000"/>
-                <w:right w:val="none" w:sz="0" w:space="0" w:color="000000"/>
-              </w:pBdr>
-              <w:spacing w:after="0" w:before="0" w:line="240"/>
-              <w:ind w:left="0" w:right="120" w:firstLine="0" w:firstLineChars="0"/>
-              <w:rPr>
-                <w:rFonts w:ascii="Arial" w:hAnsi="Arial" w:eastAsia="Arial" w:cs="Arial"/>
-                <w:i w:val="false"/>
-                <w:b w:val="false"/>
-                <w:u w:val="none"/>
-                <w:strike w:val="false"/>
-                <w:sz w:val="18"/>
-                <w:szCs w:val="18"/>
-                <w:color w:val="000000"/>
-              </w:rPr>
-            </w:pPr>
-            <w:r>
-              <w:rPr>
-                <w:rFonts w:ascii="Arial" w:hAnsi="Arial" w:eastAsia="Arial" w:cs="Arial"/>
-                <w:i w:val="false"/>
-                <w:b w:val="false"/>
-                <w:u w:val="none"/>
-                <w:strike w:val="false"/>
-                <w:sz w:val="18"/>
-                <w:szCs w:val="18"/>
-                <w:color w:val="000000"/>
-              </w:rPr>
-              <w:t xml:space="preserve"/>
-            </w:r>
-          </w:p>
-        </w:tc>
-        <w:tc>
-          <w:tcPr>
-            <w:tcBorders>
-              <w:bottom w:val="none" w:sz="0" w:space="0" w:color="000000"/>
-              <w:top w:val="none" w:sz="0" w:space="0" w:color="000000"/>
-              <w:left w:val="none" w:sz="0" w:space="0" w:color="000000"/>
-              <w:right w:val="none" w:sz="0" w:space="0" w:color="000000"/>
-            </w:tcBorders>
-            <w:shd w:val="clear" w:color="auto" w:fill="FFFFFF"/>
-            <w:tcMar>
-              <w:top w:w="0" w:type="dxa"/>
-              <w:bottom w:w="0" w:type="dxa"/>
-              <w:left w:w="0" w:type="dxa"/>
-              <w:right w:w="0" w:type="dxa"/>
-            </w:tcMar>
-            <w:vAlign w:val="center"/>
-          </w:tcPr>
-          <w:p>
-            <w:pPr>
-              <w:jc w:val="center"/>
-              <w:pBdr>
-                <w:bottom w:val="none" w:sz="0" w:space="0" w:color="000000"/>
-                <w:top w:val="none" w:sz="0" w:space="0" w:color="000000"/>
-                <w:left w:val="none" w:sz="0" w:space="0" w:color="000000"/>
-                <w:right w:val="none" w:sz="0" w:space="0" w:color="000000"/>
-              </w:pBdr>
-              <w:spacing w:after="0" w:before="0" w:line="240"/>
-              <w:ind w:left="0" w:right="120" w:firstLine="0" w:firstLineChars="0"/>
-              <w:rPr>
-                <w:rFonts w:ascii="Arial" w:hAnsi="Arial" w:eastAsia="Arial" w:cs="Arial"/>
-                <w:i w:val="false"/>
-                <w:b w:val="false"/>
-                <w:u w:val="none"/>
-                <w:strike w:val="false"/>
-                <w:sz w:val="18"/>
-                <w:szCs w:val="18"/>
-                <w:color w:val="000000"/>
-              </w:rPr>
-            </w:pPr>
-            <w:r>
-              <w:rPr>
-                <w:rFonts w:ascii="Arial" w:hAnsi="Arial" w:eastAsia="Arial" w:cs="Arial"/>
-                <w:i w:val="false"/>
-                <w:b w:val="false"/>
-                <w:u w:val="none"/>
-                <w:strike w:val="false"/>
-                <w:sz w:val="18"/>
-                <w:szCs w:val="18"/>
-                <w:color w:val="000000"/>
-              </w:rPr>
-              <w:t xml:space="preserve">Wilcoxon rank-sum</w:t>
-            </w:r>
-          </w:p>
-        </w:tc>
-        <w:tc>
-          <w:tcPr>
-            <w:tcBorders>
-              <w:bottom w:val="none" w:sz="0" w:space="0" w:color="000000"/>
-              <w:top w:val="none" w:sz="0" w:space="0" w:color="000000"/>
-              <w:left w:val="none" w:sz="0" w:space="0" w:color="000000"/>
-              <w:right w:val="none" w:sz="0" w:space="0" w:color="000000"/>
-            </w:tcBorders>
-            <w:shd w:val="clear" w:color="auto" w:fill="FFFFFF"/>
-            <w:tcMar>
-              <w:top w:w="0" w:type="dxa"/>
-              <w:bottom w:w="0" w:type="dxa"/>
-              <w:left w:w="0" w:type="dxa"/>
-              <w:right w:w="0" w:type="dxa"/>
-            </w:tcMar>
-            <w:vAlign w:val="center"/>
-          </w:tcPr>
-          <w:p>
-            <w:pPr>
-              <w:jc w:val="center"/>
-              <w:pBdr>
-                <w:bottom w:val="none" w:sz="0" w:space="0" w:color="000000"/>
-                <w:top w:val="none" w:sz="0" w:space="0" w:color="000000"/>
-                <w:left w:val="none" w:sz="0" w:space="0" w:color="000000"/>
-                <w:right w:val="none" w:sz="0" w:space="0" w:color="000000"/>
-              </w:pBdr>
-              <w:spacing w:after="0" w:before="0" w:line="240"/>
-              <w:ind w:left="0" w:right="120" w:firstLine="0" w:firstLineChars="0"/>
-              <w:rPr>
-                <w:rFonts w:ascii="Arial" w:hAnsi="Arial" w:eastAsia="Arial" w:cs="Arial"/>
-                <w:i w:val="false"/>
-                <w:b w:val="false"/>
-                <w:u w:val="none"/>
-                <w:strike w:val="false"/>
-                <w:sz w:val="18"/>
-                <w:szCs w:val="18"/>
-                <w:color w:val="000000"/>
-              </w:rPr>
-            </w:pPr>
-            <w:r>
-              <w:rPr>
-                <w:rFonts w:ascii="Arial" w:hAnsi="Arial" w:eastAsia="Arial" w:cs="Arial"/>
-                <w:i w:val="false"/>
-                <w:b w:val="false"/>
-                <w:u w:val="none"/>
-                <w:strike w:val="false"/>
-                <w:sz w:val="18"/>
-                <w:szCs w:val="18"/>
-                <w:color w:val="000000"/>
-              </w:rPr>
-              <w:t xml:space="preserve"/>
+              <w:t xml:space="preserve">0.66</w:t>
             </w:r>
           </w:p>
         </w:tc>
@@ -6053,169 +3947,7 @@
                 <w:szCs w:val="18"/>
                 <w:color w:val="000000"/>
               </w:rPr>
-              <w:t xml:space="preserve">0.739</w:t>
-            </w:r>
-          </w:p>
-        </w:tc>
-        <w:tc>
-          <w:tcPr>
-            <w:tcBorders>
-              <w:bottom w:val="none" w:sz="0" w:space="0" w:color="000000"/>
-              <w:top w:val="none" w:sz="0" w:space="0" w:color="000000"/>
-              <w:left w:val="none" w:sz="0" w:space="0" w:color="000000"/>
-              <w:right w:val="none" w:sz="0" w:space="0" w:color="000000"/>
-            </w:tcBorders>
-            <w:shd w:val="clear" w:color="auto" w:fill="FFFFFF"/>
-            <w:tcMar>
-              <w:top w:w="0" w:type="dxa"/>
-              <w:bottom w:w="0" w:type="dxa"/>
-              <w:left w:w="0" w:type="dxa"/>
-              <w:right w:w="0" w:type="dxa"/>
-            </w:tcMar>
-            <w:vAlign w:val="center"/>
-          </w:tcPr>
-          <w:p>
-            <w:pPr>
-              <w:jc w:val="center"/>
-              <w:pBdr>
-                <w:bottom w:val="none" w:sz="0" w:space="0" w:color="000000"/>
-                <w:top w:val="none" w:sz="0" w:space="0" w:color="000000"/>
-                <w:left w:val="none" w:sz="0" w:space="0" w:color="000000"/>
-                <w:right w:val="none" w:sz="0" w:space="0" w:color="000000"/>
-              </w:pBdr>
-              <w:spacing w:after="0" w:before="0" w:line="240"/>
-              <w:ind w:left="0" w:right="120" w:firstLine="0" w:firstLineChars="0"/>
-              <w:rPr>
-                <w:rFonts w:ascii="Arial" w:hAnsi="Arial" w:eastAsia="Arial" w:cs="Arial"/>
-                <w:i w:val="false"/>
-                <w:b w:val="false"/>
-                <w:u w:val="none"/>
-                <w:strike w:val="false"/>
-                <w:sz w:val="18"/>
-                <w:szCs w:val="18"/>
-                <w:color w:val="000000"/>
-              </w:rPr>
-            </w:pPr>
-            <w:r>
-              <w:rPr>
-                <w:rFonts w:ascii="Arial" w:hAnsi="Arial" w:eastAsia="Arial" w:cs="Arial"/>
-                <w:i w:val="false"/>
-                <w:b w:val="false"/>
-                <w:u w:val="none"/>
-                <w:strike w:val="false"/>
-                <w:sz w:val="18"/>
-                <w:szCs w:val="18"/>
-                <w:color w:val="000000"/>
-              </w:rPr>
-              <w:t xml:space="preserve"/>
-            </w:r>
-          </w:p>
-        </w:tc>
-        <w:tc>
-          <w:tcPr>
-            <w:tcBorders>
-              <w:bottom w:val="none" w:sz="0" w:space="0" w:color="000000"/>
-              <w:top w:val="none" w:sz="0" w:space="0" w:color="000000"/>
-              <w:left w:val="none" w:sz="0" w:space="0" w:color="000000"/>
-              <w:right w:val="none" w:sz="0" w:space="0" w:color="000000"/>
-            </w:tcBorders>
-            <w:shd w:val="clear" w:color="auto" w:fill="FFFFFF"/>
-            <w:tcMar>
-              <w:top w:w="0" w:type="dxa"/>
-              <w:bottom w:w="0" w:type="dxa"/>
-              <w:left w:w="0" w:type="dxa"/>
-              <w:right w:w="0" w:type="dxa"/>
-            </w:tcMar>
-            <w:vAlign w:val="center"/>
-          </w:tcPr>
-          <w:p>
-            <w:pPr>
-              <w:jc w:val="center"/>
-              <w:pBdr>
-                <w:bottom w:val="none" w:sz="0" w:space="0" w:color="000000"/>
-                <w:top w:val="none" w:sz="0" w:space="0" w:color="000000"/>
-                <w:left w:val="none" w:sz="0" w:space="0" w:color="000000"/>
-                <w:right w:val="none" w:sz="0" w:space="0" w:color="000000"/>
-              </w:pBdr>
-              <w:spacing w:after="0" w:before="0" w:line="240"/>
-              <w:ind w:left="0" w:right="120" w:firstLine="0" w:firstLineChars="0"/>
-              <w:rPr>
-                <w:rFonts w:ascii="Arial" w:hAnsi="Arial" w:eastAsia="Arial" w:cs="Arial"/>
-                <w:i w:val="false"/>
-                <w:b w:val="false"/>
-                <w:u w:val="none"/>
-                <w:strike w:val="false"/>
-                <w:sz w:val="18"/>
-                <w:szCs w:val="18"/>
-                <w:color w:val="000000"/>
-              </w:rPr>
-            </w:pPr>
-            <w:r>
-              <w:rPr>
-                <w:rFonts w:ascii="Arial" w:hAnsi="Arial" w:eastAsia="Arial" w:cs="Arial"/>
-                <w:i w:val="false"/>
-                <w:b w:val="false"/>
-                <w:u w:val="none"/>
-                <w:strike w:val="false"/>
-                <w:sz w:val="18"/>
-                <w:szCs w:val="18"/>
-                <w:color w:val="000000"/>
-              </w:rPr>
-              <w:t xml:space="preserve">Wilcoxon rank-sum</w:t>
-            </w:r>
-          </w:p>
-        </w:tc>
-        <w:tc>
-          <w:tcPr>
-            <w:tcBorders>
-              <w:bottom w:val="none" w:sz="0" w:space="0" w:color="000000"/>
-              <w:top w:val="none" w:sz="0" w:space="0" w:color="000000"/>
-              <w:left w:val="none" w:sz="0" w:space="0" w:color="000000"/>
-              <w:right w:val="none" w:sz="0" w:space="0" w:color="000000"/>
-            </w:tcBorders>
-            <w:shd w:val="clear" w:color="auto" w:fill="FFFFFF"/>
-            <w:tcMar>
-              <w:top w:w="0" w:type="dxa"/>
-              <w:bottom w:w="0" w:type="dxa"/>
-              <w:left w:w="0" w:type="dxa"/>
-              <w:right w:w="0" w:type="dxa"/>
-            </w:tcMar>
-            <w:vAlign w:val="center"/>
-          </w:tcPr>
-          <w:p>
-            <w:pPr>
-              <w:jc w:val="center"/>
-              <w:pBdr>
-                <w:bottom w:val="none" w:sz="0" w:space="0" w:color="000000"/>
-                <w:top w:val="none" w:sz="0" w:space="0" w:color="000000"/>
-                <w:left w:val="none" w:sz="0" w:space="0" w:color="000000"/>
-                <w:right w:val="none" w:sz="0" w:space="0" w:color="000000"/>
-              </w:pBdr>
-              <w:spacing w:after="0" w:before="0" w:line="240"/>
-              <w:ind w:left="0" w:right="120" w:firstLine="0" w:firstLineChars="0"/>
-              <w:rPr>
-                <w:rFonts w:ascii="Arial" w:hAnsi="Arial" w:eastAsia="Arial" w:cs="Arial"/>
-                <w:i w:val="false"/>
-                <w:b w:val="false"/>
-                <w:u w:val="none"/>
-                <w:strike w:val="false"/>
-                <w:sz w:val="18"/>
-                <w:szCs w:val="18"/>
-                <w:color w:val="000000"/>
-              </w:rPr>
-            </w:pPr>
-            <w:r>
-              <w:rPr>
-                <w:rFonts w:ascii="Arial" w:hAnsi="Arial" w:eastAsia="Arial" w:cs="Arial"/>
-                <w:i w:val="false"/>
-                <w:b w:val="false"/>
-                <w:u w:val="none"/>
-                <w:strike w:val="false"/>
-                <w:sz w:val="18"/>
-                <w:szCs w:val="18"/>
-                <w:color w:val="000000"/>
-              </w:rPr>
-              <w:t xml:space="preserve"/>
+              <w:t xml:space="preserve">0.74</w:t>
             </w:r>
           </w:p>
         </w:tc>
@@ -6491,169 +4223,7 @@
                 <w:szCs w:val="18"/>
                 <w:color w:val="000000"/>
               </w:rPr>
-              <w:t xml:space="preserve">0.725</w:t>
-            </w:r>
-          </w:p>
-        </w:tc>
-        <w:tc>
-          <w:tcPr>
-            <w:tcBorders>
-              <w:bottom w:val="none" w:sz="0" w:space="0" w:color="000000"/>
-              <w:top w:val="none" w:sz="0" w:space="0" w:color="000000"/>
-              <w:left w:val="none" w:sz="0" w:space="0" w:color="000000"/>
-              <w:right w:val="none" w:sz="0" w:space="0" w:color="000000"/>
-            </w:tcBorders>
-            <w:shd w:val="clear" w:color="auto" w:fill="FFFFFF"/>
-            <w:tcMar>
-              <w:top w:w="0" w:type="dxa"/>
-              <w:bottom w:w="0" w:type="dxa"/>
-              <w:left w:w="0" w:type="dxa"/>
-              <w:right w:w="0" w:type="dxa"/>
-            </w:tcMar>
-            <w:vAlign w:val="center"/>
-          </w:tcPr>
-          <w:p>
-            <w:pPr>
-              <w:jc w:val="center"/>
-              <w:pBdr>
-                <w:bottom w:val="none" w:sz="0" w:space="0" w:color="000000"/>
-                <w:top w:val="none" w:sz="0" w:space="0" w:color="000000"/>
-                <w:left w:val="none" w:sz="0" w:space="0" w:color="000000"/>
-                <w:right w:val="none" w:sz="0" w:space="0" w:color="000000"/>
-              </w:pBdr>
-              <w:spacing w:after="0" w:before="0" w:line="240"/>
-              <w:ind w:left="0" w:right="120" w:firstLine="0" w:firstLineChars="0"/>
-              <w:rPr>
-                <w:rFonts w:ascii="Arial" w:hAnsi="Arial" w:eastAsia="Arial" w:cs="Arial"/>
-                <w:i w:val="false"/>
-                <w:b w:val="false"/>
-                <w:u w:val="none"/>
-                <w:strike w:val="false"/>
-                <w:sz w:val="18"/>
-                <w:szCs w:val="18"/>
-                <w:color w:val="000000"/>
-              </w:rPr>
-            </w:pPr>
-            <w:r>
-              <w:rPr>
-                <w:rFonts w:ascii="Arial" w:hAnsi="Arial" w:eastAsia="Arial" w:cs="Arial"/>
-                <w:i w:val="false"/>
-                <w:b w:val="false"/>
-                <w:u w:val="none"/>
-                <w:strike w:val="false"/>
-                <w:sz w:val="18"/>
-                <w:szCs w:val="18"/>
-                <w:color w:val="000000"/>
-              </w:rPr>
-              <w:t xml:space="preserve"/>
-            </w:r>
-          </w:p>
-        </w:tc>
-        <w:tc>
-          <w:tcPr>
-            <w:tcBorders>
-              <w:bottom w:val="none" w:sz="0" w:space="0" w:color="000000"/>
-              <w:top w:val="none" w:sz="0" w:space="0" w:color="000000"/>
-              <w:left w:val="none" w:sz="0" w:space="0" w:color="000000"/>
-              <w:right w:val="none" w:sz="0" w:space="0" w:color="000000"/>
-            </w:tcBorders>
-            <w:shd w:val="clear" w:color="auto" w:fill="FFFFFF"/>
-            <w:tcMar>
-              <w:top w:w="0" w:type="dxa"/>
-              <w:bottom w:w="0" w:type="dxa"/>
-              <w:left w:w="0" w:type="dxa"/>
-              <w:right w:w="0" w:type="dxa"/>
-            </w:tcMar>
-            <w:vAlign w:val="center"/>
-          </w:tcPr>
-          <w:p>
-            <w:pPr>
-              <w:jc w:val="center"/>
-              <w:pBdr>
-                <w:bottom w:val="none" w:sz="0" w:space="0" w:color="000000"/>
-                <w:top w:val="none" w:sz="0" w:space="0" w:color="000000"/>
-                <w:left w:val="none" w:sz="0" w:space="0" w:color="000000"/>
-                <w:right w:val="none" w:sz="0" w:space="0" w:color="000000"/>
-              </w:pBdr>
-              <w:spacing w:after="0" w:before="0" w:line="240"/>
-              <w:ind w:left="0" w:right="120" w:firstLine="0" w:firstLineChars="0"/>
-              <w:rPr>
-                <w:rFonts w:ascii="Arial" w:hAnsi="Arial" w:eastAsia="Arial" w:cs="Arial"/>
-                <w:i w:val="false"/>
-                <w:b w:val="false"/>
-                <w:u w:val="none"/>
-                <w:strike w:val="false"/>
-                <w:sz w:val="18"/>
-                <w:szCs w:val="18"/>
-                <w:color w:val="000000"/>
-              </w:rPr>
-            </w:pPr>
-            <w:r>
-              <w:rPr>
-                <w:rFonts w:ascii="Arial" w:hAnsi="Arial" w:eastAsia="Arial" w:cs="Arial"/>
-                <w:i w:val="false"/>
-                <w:b w:val="false"/>
-                <w:u w:val="none"/>
-                <w:strike w:val="false"/>
-                <w:sz w:val="18"/>
-                <w:szCs w:val="18"/>
-                <w:color w:val="000000"/>
-              </w:rPr>
-              <w:t xml:space="preserve">Wilcoxon rank-sum</w:t>
-            </w:r>
-          </w:p>
-        </w:tc>
-        <w:tc>
-          <w:tcPr>
-            <w:tcBorders>
-              <w:bottom w:val="none" w:sz="0" w:space="0" w:color="000000"/>
-              <w:top w:val="none" w:sz="0" w:space="0" w:color="000000"/>
-              <w:left w:val="none" w:sz="0" w:space="0" w:color="000000"/>
-              <w:right w:val="none" w:sz="0" w:space="0" w:color="000000"/>
-            </w:tcBorders>
-            <w:shd w:val="clear" w:color="auto" w:fill="FFFFFF"/>
-            <w:tcMar>
-              <w:top w:w="0" w:type="dxa"/>
-              <w:bottom w:w="0" w:type="dxa"/>
-              <w:left w:w="0" w:type="dxa"/>
-              <w:right w:w="0" w:type="dxa"/>
-            </w:tcMar>
-            <w:vAlign w:val="center"/>
-          </w:tcPr>
-          <w:p>
-            <w:pPr>
-              <w:jc w:val="center"/>
-              <w:pBdr>
-                <w:bottom w:val="none" w:sz="0" w:space="0" w:color="000000"/>
-                <w:top w:val="none" w:sz="0" w:space="0" w:color="000000"/>
-                <w:left w:val="none" w:sz="0" w:space="0" w:color="000000"/>
-                <w:right w:val="none" w:sz="0" w:space="0" w:color="000000"/>
-              </w:pBdr>
-              <w:spacing w:after="0" w:before="0" w:line="240"/>
-              <w:ind w:left="0" w:right="120" w:firstLine="0" w:firstLineChars="0"/>
-              <w:rPr>
-                <w:rFonts w:ascii="Arial" w:hAnsi="Arial" w:eastAsia="Arial" w:cs="Arial"/>
-                <w:i w:val="false"/>
-                <w:b w:val="false"/>
-                <w:u w:val="none"/>
-                <w:strike w:val="false"/>
-                <w:sz w:val="18"/>
-                <w:szCs w:val="18"/>
-                <w:color w:val="000000"/>
-              </w:rPr>
-            </w:pPr>
-            <w:r>
-              <w:rPr>
-                <w:rFonts w:ascii="Arial" w:hAnsi="Arial" w:eastAsia="Arial" w:cs="Arial"/>
-                <w:i w:val="false"/>
-                <w:b w:val="false"/>
-                <w:u w:val="none"/>
-                <w:strike w:val="false"/>
-                <w:sz w:val="18"/>
-                <w:szCs w:val="18"/>
-                <w:color w:val="000000"/>
-              </w:rPr>
-              <w:t xml:space="preserve"/>
+              <w:t xml:space="preserve">0.73</w:t>
             </w:r>
           </w:p>
         </w:tc>
@@ -6929,169 +4499,7 @@
                 <w:szCs w:val="18"/>
                 <w:color w:val="000000"/>
               </w:rPr>
-              <w:t xml:space="preserve">0.830</w:t>
-            </w:r>
-          </w:p>
-        </w:tc>
-        <w:tc>
-          <w:tcPr>
-            <w:tcBorders>
-              <w:bottom w:val="none" w:sz="0" w:space="0" w:color="000000"/>
-              <w:top w:val="none" w:sz="0" w:space="0" w:color="000000"/>
-              <w:left w:val="none" w:sz="0" w:space="0" w:color="000000"/>
-              <w:right w:val="none" w:sz="0" w:space="0" w:color="000000"/>
-            </w:tcBorders>
-            <w:shd w:val="clear" w:color="auto" w:fill="FFFFFF"/>
-            <w:tcMar>
-              <w:top w:w="0" w:type="dxa"/>
-              <w:bottom w:w="0" w:type="dxa"/>
-              <w:left w:w="0" w:type="dxa"/>
-              <w:right w:w="0" w:type="dxa"/>
-            </w:tcMar>
-            <w:vAlign w:val="center"/>
-          </w:tcPr>
-          <w:p>
-            <w:pPr>
-              <w:jc w:val="center"/>
-              <w:pBdr>
-                <w:bottom w:val="none" w:sz="0" w:space="0" w:color="000000"/>
-                <w:top w:val="none" w:sz="0" w:space="0" w:color="000000"/>
-                <w:left w:val="none" w:sz="0" w:space="0" w:color="000000"/>
-                <w:right w:val="none" w:sz="0" w:space="0" w:color="000000"/>
-              </w:pBdr>
-              <w:spacing w:after="0" w:before="0" w:line="240"/>
-              <w:ind w:left="0" w:right="120" w:firstLine="0" w:firstLineChars="0"/>
-              <w:rPr>
-                <w:rFonts w:ascii="Arial" w:hAnsi="Arial" w:eastAsia="Arial" w:cs="Arial"/>
-                <w:i w:val="false"/>
-                <w:b w:val="false"/>
-                <w:u w:val="none"/>
-                <w:strike w:val="false"/>
-                <w:sz w:val="18"/>
-                <w:szCs w:val="18"/>
-                <w:color w:val="000000"/>
-              </w:rPr>
-            </w:pPr>
-            <w:r>
-              <w:rPr>
-                <w:rFonts w:ascii="Arial" w:hAnsi="Arial" w:eastAsia="Arial" w:cs="Arial"/>
-                <w:i w:val="false"/>
-                <w:b w:val="false"/>
-                <w:u w:val="none"/>
-                <w:strike w:val="false"/>
-                <w:sz w:val="18"/>
-                <w:szCs w:val="18"/>
-                <w:color w:val="000000"/>
-              </w:rPr>
-              <w:t xml:space="preserve"/>
-            </w:r>
-          </w:p>
-        </w:tc>
-        <w:tc>
-          <w:tcPr>
-            <w:tcBorders>
-              <w:bottom w:val="none" w:sz="0" w:space="0" w:color="000000"/>
-              <w:top w:val="none" w:sz="0" w:space="0" w:color="000000"/>
-              <w:left w:val="none" w:sz="0" w:space="0" w:color="000000"/>
-              <w:right w:val="none" w:sz="0" w:space="0" w:color="000000"/>
-            </w:tcBorders>
-            <w:shd w:val="clear" w:color="auto" w:fill="FFFFFF"/>
-            <w:tcMar>
-              <w:top w:w="0" w:type="dxa"/>
-              <w:bottom w:w="0" w:type="dxa"/>
-              <w:left w:w="0" w:type="dxa"/>
-              <w:right w:w="0" w:type="dxa"/>
-            </w:tcMar>
-            <w:vAlign w:val="center"/>
-          </w:tcPr>
-          <w:p>
-            <w:pPr>
-              <w:jc w:val="center"/>
-              <w:pBdr>
-                <w:bottom w:val="none" w:sz="0" w:space="0" w:color="000000"/>
-                <w:top w:val="none" w:sz="0" w:space="0" w:color="000000"/>
-                <w:left w:val="none" w:sz="0" w:space="0" w:color="000000"/>
-                <w:right w:val="none" w:sz="0" w:space="0" w:color="000000"/>
-              </w:pBdr>
-              <w:spacing w:after="0" w:before="0" w:line="240"/>
-              <w:ind w:left="0" w:right="120" w:firstLine="0" w:firstLineChars="0"/>
-              <w:rPr>
-                <w:rFonts w:ascii="Arial" w:hAnsi="Arial" w:eastAsia="Arial" w:cs="Arial"/>
-                <w:i w:val="false"/>
-                <w:b w:val="false"/>
-                <w:u w:val="none"/>
-                <w:strike w:val="false"/>
-                <w:sz w:val="18"/>
-                <w:szCs w:val="18"/>
-                <w:color w:val="000000"/>
-              </w:rPr>
-            </w:pPr>
-            <w:r>
-              <w:rPr>
-                <w:rFonts w:ascii="Arial" w:hAnsi="Arial" w:eastAsia="Arial" w:cs="Arial"/>
-                <w:i w:val="false"/>
-                <w:b w:val="false"/>
-                <w:u w:val="none"/>
-                <w:strike w:val="false"/>
-                <w:sz w:val="18"/>
-                <w:szCs w:val="18"/>
-                <w:color w:val="000000"/>
-              </w:rPr>
-              <w:t xml:space="preserve">Wilcoxon rank-sum</w:t>
-            </w:r>
-          </w:p>
-        </w:tc>
-        <w:tc>
-          <w:tcPr>
-            <w:tcBorders>
-              <w:bottom w:val="none" w:sz="0" w:space="0" w:color="000000"/>
-              <w:top w:val="none" w:sz="0" w:space="0" w:color="000000"/>
-              <w:left w:val="none" w:sz="0" w:space="0" w:color="000000"/>
-              <w:right w:val="none" w:sz="0" w:space="0" w:color="000000"/>
-            </w:tcBorders>
-            <w:shd w:val="clear" w:color="auto" w:fill="FFFFFF"/>
-            <w:tcMar>
-              <w:top w:w="0" w:type="dxa"/>
-              <w:bottom w:w="0" w:type="dxa"/>
-              <w:left w:w="0" w:type="dxa"/>
-              <w:right w:w="0" w:type="dxa"/>
-            </w:tcMar>
-            <w:vAlign w:val="center"/>
-          </w:tcPr>
-          <w:p>
-            <w:pPr>
-              <w:jc w:val="center"/>
-              <w:pBdr>
-                <w:bottom w:val="none" w:sz="0" w:space="0" w:color="000000"/>
-                <w:top w:val="none" w:sz="0" w:space="0" w:color="000000"/>
-                <w:left w:val="none" w:sz="0" w:space="0" w:color="000000"/>
-                <w:right w:val="none" w:sz="0" w:space="0" w:color="000000"/>
-              </w:pBdr>
-              <w:spacing w:after="0" w:before="0" w:line="240"/>
-              <w:ind w:left="0" w:right="120" w:firstLine="0" w:firstLineChars="0"/>
-              <w:rPr>
-                <w:rFonts w:ascii="Arial" w:hAnsi="Arial" w:eastAsia="Arial" w:cs="Arial"/>
-                <w:i w:val="false"/>
-                <w:b w:val="false"/>
-                <w:u w:val="none"/>
-                <w:strike w:val="false"/>
-                <w:sz w:val="18"/>
-                <w:szCs w:val="18"/>
-                <w:color w:val="000000"/>
-              </w:rPr>
-            </w:pPr>
-            <w:r>
-              <w:rPr>
-                <w:rFonts w:ascii="Arial" w:hAnsi="Arial" w:eastAsia="Arial" w:cs="Arial"/>
-                <w:i w:val="false"/>
-                <w:b w:val="false"/>
-                <w:u w:val="none"/>
-                <w:strike w:val="false"/>
-                <w:sz w:val="18"/>
-                <w:szCs w:val="18"/>
-                <w:color w:val="000000"/>
-              </w:rPr>
-              <w:t xml:space="preserve"/>
+              <w:t xml:space="preserve">0.83</w:t>
             </w:r>
           </w:p>
         </w:tc>
@@ -7133,241 +4541,25 @@
                 <w:rFonts w:ascii="Arial" w:hAnsi="Arial" w:eastAsia="Arial" w:cs="Arial"/>
                 <w:i w:val="false"/>
                 <w:b w:val="false"/>
-                <w:u w:val="none"/>
-                <w:strike w:val="false"/>
-                <w:sz w:val="18"/>
-                <w:szCs w:val="18"/>
-                <w:color w:val="000000"/>
-              </w:rPr>
-            </w:pPr>
-            <w:r>
-              <w:rPr>
-                <w:rFonts w:ascii="Arial" w:hAnsi="Arial" w:eastAsia="Arial" w:cs="Arial"/>
-                <w:i w:val="false"/>
-                <w:b w:val="false"/>
-                <w:u w:val="none"/>
-                <w:strike w:val="false"/>
-                <w:sz w:val="18"/>
-                <w:szCs w:val="18"/>
-                <w:color w:val="000000"/>
-              </w:rPr>
-              <w:t xml:space="preserve">time_to_ppx</w:t>
-            </w:r>
-          </w:p>
-        </w:tc>
-        <w:tc>
-          <w:tcPr>
-            <w:tcBorders>
-              <w:bottom w:val="none" w:sz="0" w:space="0" w:color="000000"/>
-              <w:top w:val="none" w:sz="0" w:space="0" w:color="000000"/>
-              <w:left w:val="none" w:sz="0" w:space="0" w:color="000000"/>
-              <w:right w:val="none" w:sz="0" w:space="0" w:color="000000"/>
-            </w:tcBorders>
-            <w:shd w:val="clear" w:color="auto" w:fill="FFFFFF"/>
-            <w:tcMar>
-              <w:top w:w="0" w:type="dxa"/>
-              <w:bottom w:w="0" w:type="dxa"/>
-              <w:left w:w="0" w:type="dxa"/>
-              <w:right w:w="0" w:type="dxa"/>
-            </w:tcMar>
-            <w:vAlign w:val="center"/>
-          </w:tcPr>
-          <w:p>
-            <w:pPr>
-              <w:jc w:val="center"/>
-              <w:pBdr>
-                <w:bottom w:val="none" w:sz="0" w:space="0" w:color="000000"/>
-                <w:top w:val="none" w:sz="0" w:space="0" w:color="000000"/>
-                <w:left w:val="none" w:sz="0" w:space="0" w:color="000000"/>
-                <w:right w:val="none" w:sz="0" w:space="0" w:color="000000"/>
-              </w:pBdr>
-              <w:spacing w:after="0" w:before="0" w:line="240"/>
-              <w:ind w:left="0" w:right="120" w:firstLine="0" w:firstLineChars="0"/>
-              <w:rPr>
-                <w:rFonts w:ascii="Arial" w:hAnsi="Arial" w:eastAsia="Arial" w:cs="Arial"/>
-                <w:i w:val="false"/>
-                <w:b w:val="false"/>
-                <w:u w:val="none"/>
-                <w:strike w:val="false"/>
-                <w:sz w:val="18"/>
-                <w:szCs w:val="18"/>
-                <w:color w:val="000000"/>
-              </w:rPr>
-            </w:pPr>
-            <w:r>
-              <w:rPr>
-                <w:rFonts w:ascii="Arial" w:hAnsi="Arial" w:eastAsia="Arial" w:cs="Arial"/>
-                <w:i w:val="false"/>
-                <w:b w:val="false"/>
-                <w:u w:val="none"/>
-                <w:strike w:val="false"/>
-                <w:sz w:val="18"/>
-                <w:szCs w:val="18"/>
-                <w:color w:val="000000"/>
-              </w:rPr>
-              <w:t xml:space="preserve">48.9 [32.8–69.3]</w:t>
-            </w:r>
-          </w:p>
-        </w:tc>
-        <w:tc>
-          <w:tcPr>
-            <w:tcBorders>
-              <w:bottom w:val="none" w:sz="0" w:space="0" w:color="000000"/>
-              <w:top w:val="none" w:sz="0" w:space="0" w:color="000000"/>
-              <w:left w:val="none" w:sz="0" w:space="0" w:color="000000"/>
-              <w:right w:val="none" w:sz="0" w:space="0" w:color="000000"/>
-            </w:tcBorders>
-            <w:shd w:val="clear" w:color="auto" w:fill="FFFFFF"/>
-            <w:tcMar>
-              <w:top w:w="0" w:type="dxa"/>
-              <w:bottom w:w="0" w:type="dxa"/>
-              <w:left w:w="0" w:type="dxa"/>
-              <w:right w:w="0" w:type="dxa"/>
-            </w:tcMar>
-            <w:vAlign w:val="center"/>
-          </w:tcPr>
-          <w:p>
-            <w:pPr>
-              <w:jc w:val="center"/>
-              <w:pBdr>
-                <w:bottom w:val="none" w:sz="0" w:space="0" w:color="000000"/>
-                <w:top w:val="none" w:sz="0" w:space="0" w:color="000000"/>
-                <w:left w:val="none" w:sz="0" w:space="0" w:color="000000"/>
-                <w:right w:val="none" w:sz="0" w:space="0" w:color="000000"/>
-              </w:pBdr>
-              <w:spacing w:after="0" w:before="0" w:line="240"/>
-              <w:ind w:left="0" w:right="120" w:firstLine="0" w:firstLineChars="0"/>
-              <w:rPr>
-                <w:rFonts w:ascii="Arial" w:hAnsi="Arial" w:eastAsia="Arial" w:cs="Arial"/>
-                <w:i w:val="false"/>
-                <w:b w:val="false"/>
-                <w:u w:val="none"/>
-                <w:strike w:val="false"/>
-                <w:sz w:val="18"/>
-                <w:szCs w:val="18"/>
-                <w:color w:val="000000"/>
-              </w:rPr>
-            </w:pPr>
-            <w:r>
-              <w:rPr>
-                <w:rFonts w:ascii="Arial" w:hAnsi="Arial" w:eastAsia="Arial" w:cs="Arial"/>
-                <w:i w:val="false"/>
-                <w:b w:val="false"/>
-                <w:u w:val="none"/>
-                <w:strike w:val="false"/>
-                <w:sz w:val="18"/>
-                <w:szCs w:val="18"/>
-                <w:color w:val="000000"/>
-              </w:rPr>
-              <w:t xml:space="preserve">62.8 [39.4–70]</w:t>
-            </w:r>
-          </w:p>
-        </w:tc>
-        <w:tc>
-          <w:tcPr>
-            <w:tcBorders>
-              <w:bottom w:val="none" w:sz="0" w:space="0" w:color="000000"/>
-              <w:top w:val="none" w:sz="0" w:space="0" w:color="000000"/>
-              <w:left w:val="none" w:sz="0" w:space="0" w:color="000000"/>
-              <w:right w:val="none" w:sz="0" w:space="0" w:color="000000"/>
-            </w:tcBorders>
-            <w:shd w:val="clear" w:color="auto" w:fill="FFFFFF"/>
-            <w:tcMar>
-              <w:top w:w="0" w:type="dxa"/>
-              <w:bottom w:w="0" w:type="dxa"/>
-              <w:left w:w="0" w:type="dxa"/>
-              <w:right w:w="0" w:type="dxa"/>
-            </w:tcMar>
-            <w:vAlign w:val="center"/>
-          </w:tcPr>
-          <w:p>
-            <w:pPr>
-              <w:jc w:val="center"/>
-              <w:pBdr>
-                <w:bottom w:val="none" w:sz="0" w:space="0" w:color="000000"/>
-                <w:top w:val="none" w:sz="0" w:space="0" w:color="000000"/>
-                <w:left w:val="none" w:sz="0" w:space="0" w:color="000000"/>
-                <w:right w:val="none" w:sz="0" w:space="0" w:color="000000"/>
-              </w:pBdr>
-              <w:spacing w:after="0" w:before="0" w:line="240"/>
-              <w:ind w:left="0" w:right="120" w:firstLine="0" w:firstLineChars="0"/>
-              <w:rPr>
-                <w:rFonts w:ascii="Arial" w:hAnsi="Arial" w:eastAsia="Arial" w:cs="Arial"/>
-                <w:i w:val="false"/>
-                <w:b w:val="false"/>
-                <w:u w:val="none"/>
-                <w:strike w:val="false"/>
-                <w:sz w:val="18"/>
-                <w:szCs w:val="18"/>
-                <w:color w:val="000000"/>
-              </w:rPr>
-            </w:pPr>
-            <w:r>
-              <w:rPr>
-                <w:rFonts w:ascii="Arial" w:hAnsi="Arial" w:eastAsia="Arial" w:cs="Arial"/>
-                <w:i w:val="false"/>
-                <w:b w:val="false"/>
-                <w:u w:val="none"/>
-                <w:strike w:val="false"/>
-                <w:sz w:val="18"/>
-                <w:szCs w:val="18"/>
-                <w:color w:val="000000"/>
-              </w:rPr>
-              <w:t xml:space="preserve">55.3 [33.2–69.3]</w:t>
-            </w:r>
-          </w:p>
-        </w:tc>
-        <w:tc>
-          <w:tcPr>
-            <w:tcBorders>
-              <w:bottom w:val="none" w:sz="0" w:space="0" w:color="000000"/>
-              <w:top w:val="none" w:sz="0" w:space="0" w:color="000000"/>
-              <w:left w:val="none" w:sz="0" w:space="0" w:color="000000"/>
-              <w:right w:val="none" w:sz="0" w:space="0" w:color="000000"/>
-            </w:tcBorders>
-            <w:shd w:val="clear" w:color="auto" w:fill="FFFFFF"/>
-            <w:tcMar>
-              <w:top w:w="0" w:type="dxa"/>
-              <w:bottom w:w="0" w:type="dxa"/>
-              <w:left w:w="0" w:type="dxa"/>
-              <w:right w:w="0" w:type="dxa"/>
-            </w:tcMar>
-            <w:vAlign w:val="center"/>
-          </w:tcPr>
-          <w:p>
-            <w:pPr>
-              <w:jc w:val="center"/>
-              <w:pBdr>
-                <w:bottom w:val="none" w:sz="0" w:space="0" w:color="000000"/>
-                <w:top w:val="none" w:sz="0" w:space="0" w:color="000000"/>
-                <w:left w:val="none" w:sz="0" w:space="0" w:color="000000"/>
-                <w:right w:val="none" w:sz="0" w:space="0" w:color="000000"/>
-              </w:pBdr>
-              <w:spacing w:after="0" w:before="0" w:line="240"/>
-              <w:ind w:left="0" w:right="120" w:firstLine="0" w:firstLineChars="0"/>
-              <w:rPr>
-                <w:rFonts w:ascii="Arial" w:hAnsi="Arial" w:eastAsia="Arial" w:cs="Arial"/>
-                <w:i w:val="false"/>
-                <w:b w:val="false"/>
-                <w:u w:val="none"/>
-                <w:strike w:val="false"/>
-                <w:sz w:val="18"/>
-                <w:szCs w:val="18"/>
-                <w:color w:val="000000"/>
-              </w:rPr>
-            </w:pPr>
-            <w:r>
-              <w:rPr>
-                <w:rFonts w:ascii="Arial" w:hAnsi="Arial" w:eastAsia="Arial" w:cs="Arial"/>
-                <w:i w:val="false"/>
-                <w:b w:val="false"/>
-                <w:u w:val="none"/>
-                <w:strike w:val="false"/>
-                <w:sz w:val="18"/>
-                <w:szCs w:val="18"/>
-                <w:color w:val="000000"/>
-              </w:rPr>
-              <w:t xml:space="preserve">0.235</w:t>
+                <w:u w:val="single"/>
+                <w:strike w:val="false"/>
+                <w:sz w:val="18"/>
+                <w:szCs w:val="18"/>
+                <w:color w:val="000000"/>
+              </w:rPr>
+            </w:pPr>
+            <w:r>
+              <w:rPr>
+                <w:rFonts w:ascii="Arial" w:hAnsi="Arial" w:eastAsia="Arial" w:cs="Arial"/>
+                <w:i w:val="false"/>
+                <w:b w:val="false"/>
+                <w:u w:val="single"/>
+                <w:strike w:val="false"/>
+                <w:sz w:val="18"/>
+                <w:szCs w:val="18"/>
+                <w:color w:val="000000"/>
+              </w:rPr>
+              <w:t xml:space="preserve">IVC Repair Type</w:t>
             </w:r>
           </w:p>
         </w:tc>
@@ -7475,7 +4667,61 @@
                 <w:szCs w:val="18"/>
                 <w:color w:val="000000"/>
               </w:rPr>
-              <w:t xml:space="preserve">Wilcoxon rank-sum</w:t>
+              <w:t xml:space="preserve"/>
+            </w:r>
+          </w:p>
+        </w:tc>
+        <w:tc>
+          <w:tcPr>
+            <w:tcBorders>
+              <w:bottom w:val="none" w:sz="0" w:space="0" w:color="000000"/>
+              <w:top w:val="none" w:sz="0" w:space="0" w:color="000000"/>
+              <w:left w:val="none" w:sz="0" w:space="0" w:color="000000"/>
+              <w:right w:val="none" w:sz="0" w:space="0" w:color="000000"/>
+            </w:tcBorders>
+            <w:shd w:val="clear" w:color="auto" w:fill="FFFFFF"/>
+            <w:tcMar>
+              <w:top w:w="0" w:type="dxa"/>
+              <w:bottom w:w="0" w:type="dxa"/>
+              <w:left w:w="0" w:type="dxa"/>
+              <w:right w:w="0" w:type="dxa"/>
+            </w:tcMar>
+            <w:vAlign w:val="center"/>
+          </w:tcPr>
+          <w:p>
+            <w:pPr>
+              <w:jc w:val="center"/>
+              <w:pBdr>
+                <w:bottom w:val="none" w:sz="0" w:space="0" w:color="000000"/>
+                <w:top w:val="none" w:sz="0" w:space="0" w:color="000000"/>
+                <w:left w:val="none" w:sz="0" w:space="0" w:color="000000"/>
+                <w:right w:val="none" w:sz="0" w:space="0" w:color="000000"/>
+              </w:pBdr>
+              <w:spacing w:after="0" w:before="0" w:line="240"/>
+              <w:ind w:left="0" w:right="120" w:firstLine="0" w:firstLineChars="0"/>
+              <w:rPr>
+                <w:rFonts w:ascii="Arial" w:hAnsi="Arial" w:eastAsia="Arial" w:cs="Arial"/>
+                <w:i w:val="false"/>
+                <w:b w:val="false"/>
+                <w:u w:val="none"/>
+                <w:strike w:val="false"/>
+                <w:sz w:val="18"/>
+                <w:szCs w:val="18"/>
+                <w:color w:val="000000"/>
+              </w:rPr>
+            </w:pPr>
+            <w:r>
+              <w:rPr>
+                <w:rFonts w:ascii="Arial" w:hAnsi="Arial" w:eastAsia="Arial" w:cs="Arial"/>
+                <w:i w:val="false"/>
+                <w:b w:val="false"/>
+                <w:u w:val="none"/>
+                <w:strike w:val="false"/>
+                <w:sz w:val="18"/>
+                <w:szCs w:val="18"/>
+                <w:color w:val="000000"/>
+              </w:rPr>
+              <w:t xml:space="preserve"/>
             </w:r>
           </w:p>
         </w:tc>
@@ -7566,408 +4812,246 @@
                 <w:right w:val="none" w:sz="0" w:space="0" w:color="000000"/>
               </w:pBdr>
               <w:spacing w:after="0" w:before="0" w:line="240"/>
-              <w:ind w:left="240" w:right="120" w:firstLine="0" w:firstLineChars="0"/>
-              <w:rPr>
-                <w:rFonts w:ascii="Arial" w:hAnsi="Arial" w:eastAsia="Arial" w:cs="Arial"/>
-                <w:i w:val="false"/>
-                <w:b w:val="false"/>
-                <w:u w:val="none"/>
-                <w:strike w:val="false"/>
-                <w:sz w:val="18"/>
-                <w:szCs w:val="18"/>
-                <w:color w:val="000000"/>
-              </w:rPr>
-            </w:pPr>
-            <w:r>
-              <w:rPr>
-                <w:rFonts w:ascii="Arial" w:hAnsi="Arial" w:eastAsia="Arial" w:cs="Arial"/>
-                <w:i w:val="false"/>
-                <w:b w:val="false"/>
-                <w:u w:val="none"/>
-                <w:strike w:val="false"/>
-                <w:sz w:val="18"/>
-                <w:szCs w:val="18"/>
-                <w:color w:val="000000"/>
-              </w:rPr>
-              <w:t xml:space="preserve">hospital_days</w:t>
-            </w:r>
-          </w:p>
-        </w:tc>
-        <w:tc>
-          <w:tcPr>
-            <w:tcBorders>
-              <w:bottom w:val="none" w:sz="0" w:space="0" w:color="000000"/>
-              <w:top w:val="none" w:sz="0" w:space="0" w:color="000000"/>
-              <w:left w:val="none" w:sz="0" w:space="0" w:color="000000"/>
-              <w:right w:val="none" w:sz="0" w:space="0" w:color="000000"/>
-            </w:tcBorders>
-            <w:shd w:val="clear" w:color="auto" w:fill="FFFFFF"/>
-            <w:tcMar>
-              <w:top w:w="0" w:type="dxa"/>
-              <w:bottom w:w="0" w:type="dxa"/>
-              <w:left w:w="0" w:type="dxa"/>
-              <w:right w:w="0" w:type="dxa"/>
-            </w:tcMar>
-            <w:vAlign w:val="center"/>
-          </w:tcPr>
-          <w:p>
-            <w:pPr>
-              <w:jc w:val="center"/>
-              <w:pBdr>
-                <w:bottom w:val="none" w:sz="0" w:space="0" w:color="000000"/>
-                <w:top w:val="none" w:sz="0" w:space="0" w:color="000000"/>
-                <w:left w:val="none" w:sz="0" w:space="0" w:color="000000"/>
-                <w:right w:val="none" w:sz="0" w:space="0" w:color="000000"/>
-              </w:pBdr>
-              <w:spacing w:after="0" w:before="0" w:line="240"/>
-              <w:ind w:left="0" w:right="120" w:firstLine="0" w:firstLineChars="0"/>
-              <w:rPr>
-                <w:rFonts w:ascii="Arial" w:hAnsi="Arial" w:eastAsia="Arial" w:cs="Arial"/>
-                <w:i w:val="false"/>
-                <w:b w:val="false"/>
-                <w:u w:val="none"/>
-                <w:strike w:val="false"/>
-                <w:sz w:val="18"/>
-                <w:szCs w:val="18"/>
-                <w:color w:val="000000"/>
-              </w:rPr>
-            </w:pPr>
-            <w:r>
-              <w:rPr>
-                <w:rFonts w:ascii="Arial" w:hAnsi="Arial" w:eastAsia="Arial" w:cs="Arial"/>
-                <w:i w:val="false"/>
-                <w:b w:val="false"/>
-                <w:u w:val="none"/>
-                <w:strike w:val="false"/>
-                <w:sz w:val="18"/>
-                <w:szCs w:val="18"/>
-                <w:color w:val="000000"/>
-              </w:rPr>
-              <w:t xml:space="preserve">19.5 [11.8–30.5]</w:t>
-            </w:r>
-          </w:p>
-        </w:tc>
-        <w:tc>
-          <w:tcPr>
-            <w:tcBorders>
-              <w:bottom w:val="none" w:sz="0" w:space="0" w:color="000000"/>
-              <w:top w:val="none" w:sz="0" w:space="0" w:color="000000"/>
-              <w:left w:val="none" w:sz="0" w:space="0" w:color="000000"/>
-              <w:right w:val="none" w:sz="0" w:space="0" w:color="000000"/>
-            </w:tcBorders>
-            <w:shd w:val="clear" w:color="auto" w:fill="FFFFFF"/>
-            <w:tcMar>
-              <w:top w:w="0" w:type="dxa"/>
-              <w:bottom w:w="0" w:type="dxa"/>
-              <w:left w:w="0" w:type="dxa"/>
-              <w:right w:w="0" w:type="dxa"/>
-            </w:tcMar>
-            <w:vAlign w:val="center"/>
-          </w:tcPr>
-          <w:p>
-            <w:pPr>
-              <w:jc w:val="center"/>
-              <w:pBdr>
-                <w:bottom w:val="none" w:sz="0" w:space="0" w:color="000000"/>
-                <w:top w:val="none" w:sz="0" w:space="0" w:color="000000"/>
-                <w:left w:val="none" w:sz="0" w:space="0" w:color="000000"/>
-                <w:right w:val="none" w:sz="0" w:space="0" w:color="000000"/>
-              </w:pBdr>
-              <w:spacing w:after="0" w:before="0" w:line="240"/>
-              <w:ind w:left="0" w:right="120" w:firstLine="0" w:firstLineChars="0"/>
-              <w:rPr>
-                <w:rFonts w:ascii="Arial" w:hAnsi="Arial" w:eastAsia="Arial" w:cs="Arial"/>
-                <w:i w:val="false"/>
-                <w:b w:val="false"/>
-                <w:u w:val="none"/>
-                <w:strike w:val="false"/>
-                <w:sz w:val="18"/>
-                <w:szCs w:val="18"/>
-                <w:color w:val="000000"/>
-              </w:rPr>
-            </w:pPr>
-            <w:r>
-              <w:rPr>
-                <w:rFonts w:ascii="Arial" w:hAnsi="Arial" w:eastAsia="Arial" w:cs="Arial"/>
-                <w:i w:val="false"/>
-                <w:b w:val="false"/>
-                <w:u w:val="none"/>
-                <w:strike w:val="false"/>
-                <w:sz w:val="18"/>
-                <w:szCs w:val="18"/>
-                <w:color w:val="000000"/>
-              </w:rPr>
-              <w:t xml:space="preserve">28 [17–45]</w:t>
-            </w:r>
-          </w:p>
-        </w:tc>
-        <w:tc>
-          <w:tcPr>
-            <w:tcBorders>
-              <w:bottom w:val="none" w:sz="0" w:space="0" w:color="000000"/>
-              <w:top w:val="none" w:sz="0" w:space="0" w:color="000000"/>
-              <w:left w:val="none" w:sz="0" w:space="0" w:color="000000"/>
-              <w:right w:val="none" w:sz="0" w:space="0" w:color="000000"/>
-            </w:tcBorders>
-            <w:shd w:val="clear" w:color="auto" w:fill="FFFFFF"/>
-            <w:tcMar>
-              <w:top w:w="0" w:type="dxa"/>
-              <w:bottom w:w="0" w:type="dxa"/>
-              <w:left w:w="0" w:type="dxa"/>
-              <w:right w:w="0" w:type="dxa"/>
-            </w:tcMar>
-            <w:vAlign w:val="center"/>
-          </w:tcPr>
-          <w:p>
-            <w:pPr>
-              <w:jc w:val="center"/>
-              <w:pBdr>
-                <w:bottom w:val="none" w:sz="0" w:space="0" w:color="000000"/>
-                <w:top w:val="none" w:sz="0" w:space="0" w:color="000000"/>
-                <w:left w:val="none" w:sz="0" w:space="0" w:color="000000"/>
-                <w:right w:val="none" w:sz="0" w:space="0" w:color="000000"/>
-              </w:pBdr>
-              <w:spacing w:after="0" w:before="0" w:line="240"/>
-              <w:ind w:left="0" w:right="120" w:firstLine="0" w:firstLineChars="0"/>
-              <w:rPr>
-                <w:rFonts w:ascii="Arial" w:hAnsi="Arial" w:eastAsia="Arial" w:cs="Arial"/>
-                <w:i w:val="false"/>
-                <w:b w:val="false"/>
-                <w:u w:val="none"/>
-                <w:strike w:val="false"/>
-                <w:sz w:val="18"/>
-                <w:szCs w:val="18"/>
-                <w:color w:val="000000"/>
-              </w:rPr>
-            </w:pPr>
-            <w:r>
-              <w:rPr>
-                <w:rFonts w:ascii="Arial" w:hAnsi="Arial" w:eastAsia="Arial" w:cs="Arial"/>
-                <w:i w:val="false"/>
-                <w:b w:val="false"/>
-                <w:u w:val="none"/>
-                <w:strike w:val="false"/>
-                <w:sz w:val="18"/>
-                <w:szCs w:val="18"/>
-                <w:color w:val="000000"/>
-              </w:rPr>
-              <w:t xml:space="preserve">20.5 [13–31.5]</w:t>
-            </w:r>
-          </w:p>
-        </w:tc>
-        <w:tc>
-          <w:tcPr>
-            <w:tcBorders>
-              <w:bottom w:val="none" w:sz="0" w:space="0" w:color="000000"/>
-              <w:top w:val="none" w:sz="0" w:space="0" w:color="000000"/>
-              <w:left w:val="none" w:sz="0" w:space="0" w:color="000000"/>
-              <w:right w:val="none" w:sz="0" w:space="0" w:color="000000"/>
-            </w:tcBorders>
-            <w:shd w:val="clear" w:color="auto" w:fill="FFFFFF"/>
-            <w:tcMar>
-              <w:top w:w="0" w:type="dxa"/>
-              <w:bottom w:w="0" w:type="dxa"/>
-              <w:left w:w="0" w:type="dxa"/>
-              <w:right w:w="0" w:type="dxa"/>
-            </w:tcMar>
-            <w:vAlign w:val="center"/>
-          </w:tcPr>
-          <w:p>
-            <w:pPr>
-              <w:jc w:val="center"/>
-              <w:pBdr>
-                <w:bottom w:val="none" w:sz="0" w:space="0" w:color="000000"/>
-                <w:top w:val="none" w:sz="0" w:space="0" w:color="000000"/>
-                <w:left w:val="none" w:sz="0" w:space="0" w:color="000000"/>
-                <w:right w:val="none" w:sz="0" w:space="0" w:color="000000"/>
-              </w:pBdr>
-              <w:spacing w:after="0" w:before="0" w:line="240"/>
-              <w:ind w:left="0" w:right="120" w:firstLine="0" w:firstLineChars="0"/>
-              <w:rPr>
-                <w:rFonts w:ascii="Arial" w:hAnsi="Arial" w:eastAsia="Arial" w:cs="Arial"/>
-                <w:i w:val="false"/>
-                <w:b w:val="false"/>
-                <w:u w:val="none"/>
-                <w:strike w:val="false"/>
-                <w:sz w:val="18"/>
-                <w:szCs w:val="18"/>
-                <w:color w:val="000000"/>
-              </w:rPr>
-            </w:pPr>
-            <w:r>
-              <w:rPr>
-                <w:rFonts w:ascii="Arial" w:hAnsi="Arial" w:eastAsia="Arial" w:cs="Arial"/>
-                <w:i w:val="false"/>
-                <w:b w:val="false"/>
-                <w:u w:val="none"/>
-                <w:strike w:val="false"/>
-                <w:sz w:val="18"/>
-                <w:szCs w:val="18"/>
-                <w:color w:val="000000"/>
-              </w:rPr>
-              <w:t xml:space="preserve">0.087</w:t>
-            </w:r>
-          </w:p>
-        </w:tc>
-        <w:tc>
-          <w:tcPr>
-            <w:tcBorders>
-              <w:bottom w:val="none" w:sz="0" w:space="0" w:color="000000"/>
-              <w:top w:val="none" w:sz="0" w:space="0" w:color="000000"/>
-              <w:left w:val="none" w:sz="0" w:space="0" w:color="000000"/>
-              <w:right w:val="none" w:sz="0" w:space="0" w:color="000000"/>
-            </w:tcBorders>
-            <w:shd w:val="clear" w:color="auto" w:fill="FFFFFF"/>
-            <w:tcMar>
-              <w:top w:w="0" w:type="dxa"/>
-              <w:bottom w:w="0" w:type="dxa"/>
-              <w:left w:w="0" w:type="dxa"/>
-              <w:right w:w="0" w:type="dxa"/>
-            </w:tcMar>
-            <w:vAlign w:val="center"/>
-          </w:tcPr>
-          <w:p>
-            <w:pPr>
-              <w:jc w:val="center"/>
-              <w:pBdr>
-                <w:bottom w:val="none" w:sz="0" w:space="0" w:color="000000"/>
-                <w:top w:val="none" w:sz="0" w:space="0" w:color="000000"/>
-                <w:left w:val="none" w:sz="0" w:space="0" w:color="000000"/>
-                <w:right w:val="none" w:sz="0" w:space="0" w:color="000000"/>
-              </w:pBdr>
-              <w:spacing w:after="0" w:before="0" w:line="240"/>
-              <w:ind w:left="0" w:right="120" w:firstLine="0" w:firstLineChars="0"/>
-              <w:rPr>
-                <w:rFonts w:ascii="Arial" w:hAnsi="Arial" w:eastAsia="Arial" w:cs="Arial"/>
-                <w:i w:val="false"/>
-                <w:b w:val="false"/>
-                <w:u w:val="none"/>
-                <w:strike w:val="false"/>
-                <w:sz w:val="18"/>
-                <w:szCs w:val="18"/>
-                <w:color w:val="000000"/>
-              </w:rPr>
-            </w:pPr>
-            <w:r>
-              <w:rPr>
-                <w:rFonts w:ascii="Arial" w:hAnsi="Arial" w:eastAsia="Arial" w:cs="Arial"/>
-                <w:i w:val="false"/>
-                <w:b w:val="false"/>
-                <w:u w:val="none"/>
-                <w:strike w:val="false"/>
-                <w:sz w:val="18"/>
-                <w:szCs w:val="18"/>
-                <w:color w:val="000000"/>
-              </w:rPr>
-              <w:t xml:space="preserve"/>
-            </w:r>
-          </w:p>
-        </w:tc>
-        <w:tc>
-          <w:tcPr>
-            <w:tcBorders>
-              <w:bottom w:val="none" w:sz="0" w:space="0" w:color="000000"/>
-              <w:top w:val="none" w:sz="0" w:space="0" w:color="000000"/>
-              <w:left w:val="none" w:sz="0" w:space="0" w:color="000000"/>
-              <w:right w:val="none" w:sz="0" w:space="0" w:color="000000"/>
-            </w:tcBorders>
-            <w:shd w:val="clear" w:color="auto" w:fill="FFFFFF"/>
-            <w:tcMar>
-              <w:top w:w="0" w:type="dxa"/>
-              <w:bottom w:w="0" w:type="dxa"/>
-              <w:left w:w="0" w:type="dxa"/>
-              <w:right w:w="0" w:type="dxa"/>
-            </w:tcMar>
-            <w:vAlign w:val="center"/>
-          </w:tcPr>
-          <w:p>
-            <w:pPr>
-              <w:jc w:val="center"/>
-              <w:pBdr>
-                <w:bottom w:val="none" w:sz="0" w:space="0" w:color="000000"/>
-                <w:top w:val="none" w:sz="0" w:space="0" w:color="000000"/>
-                <w:left w:val="none" w:sz="0" w:space="0" w:color="000000"/>
-                <w:right w:val="none" w:sz="0" w:space="0" w:color="000000"/>
-              </w:pBdr>
-              <w:spacing w:after="0" w:before="0" w:line="240"/>
-              <w:ind w:left="0" w:right="120" w:firstLine="0" w:firstLineChars="0"/>
-              <w:rPr>
-                <w:rFonts w:ascii="Arial" w:hAnsi="Arial" w:eastAsia="Arial" w:cs="Arial"/>
-                <w:i w:val="false"/>
-                <w:b w:val="false"/>
-                <w:u w:val="none"/>
-                <w:strike w:val="false"/>
-                <w:sz w:val="18"/>
-                <w:szCs w:val="18"/>
-                <w:color w:val="000000"/>
-              </w:rPr>
-            </w:pPr>
-            <w:r>
-              <w:rPr>
-                <w:rFonts w:ascii="Arial" w:hAnsi="Arial" w:eastAsia="Arial" w:cs="Arial"/>
-                <w:i w:val="false"/>
-                <w:b w:val="false"/>
-                <w:u w:val="none"/>
-                <w:strike w:val="false"/>
-                <w:sz w:val="18"/>
-                <w:szCs w:val="18"/>
-                <w:color w:val="000000"/>
-              </w:rPr>
-              <w:t xml:space="preserve">Wilcoxon rank-sum</w:t>
-            </w:r>
-          </w:p>
-        </w:tc>
-        <w:tc>
-          <w:tcPr>
-            <w:tcBorders>
-              <w:bottom w:val="none" w:sz="0" w:space="0" w:color="000000"/>
-              <w:top w:val="none" w:sz="0" w:space="0" w:color="000000"/>
-              <w:left w:val="none" w:sz="0" w:space="0" w:color="000000"/>
-              <w:right w:val="none" w:sz="0" w:space="0" w:color="000000"/>
-            </w:tcBorders>
-            <w:shd w:val="clear" w:color="auto" w:fill="FFFFFF"/>
-            <w:tcMar>
-              <w:top w:w="0" w:type="dxa"/>
-              <w:bottom w:w="0" w:type="dxa"/>
-              <w:left w:w="0" w:type="dxa"/>
-              <w:right w:w="0" w:type="dxa"/>
-            </w:tcMar>
-            <w:vAlign w:val="center"/>
-          </w:tcPr>
-          <w:p>
-            <w:pPr>
-              <w:jc w:val="center"/>
-              <w:pBdr>
-                <w:bottom w:val="none" w:sz="0" w:space="0" w:color="000000"/>
-                <w:top w:val="none" w:sz="0" w:space="0" w:color="000000"/>
-                <w:left w:val="none" w:sz="0" w:space="0" w:color="000000"/>
-                <w:right w:val="none" w:sz="0" w:space="0" w:color="000000"/>
-              </w:pBdr>
-              <w:spacing w:after="0" w:before="0" w:line="240"/>
-              <w:ind w:left="0" w:right="120" w:firstLine="0" w:firstLineChars="0"/>
-              <w:rPr>
-                <w:rFonts w:ascii="Arial" w:hAnsi="Arial" w:eastAsia="Arial" w:cs="Arial"/>
-                <w:i w:val="false"/>
-                <w:b w:val="false"/>
-                <w:u w:val="none"/>
-                <w:strike w:val="false"/>
-                <w:sz w:val="18"/>
-                <w:szCs w:val="18"/>
-                <w:color w:val="000000"/>
-              </w:rPr>
-            </w:pPr>
-            <w:r>
-              <w:rPr>
-                <w:rFonts w:ascii="Arial" w:hAnsi="Arial" w:eastAsia="Arial" w:cs="Arial"/>
-                <w:i w:val="false"/>
-                <w:b w:val="false"/>
-                <w:u w:val="none"/>
-                <w:strike w:val="false"/>
-                <w:sz w:val="18"/>
-                <w:szCs w:val="18"/>
-                <w:color w:val="000000"/>
-              </w:rPr>
-              <w:t xml:space="preserve"/>
+              <w:ind w:left="400" w:right="120" w:firstLine="0" w:firstLineChars="0"/>
+              <w:rPr>
+                <w:rFonts w:ascii="Arial" w:hAnsi="Arial" w:eastAsia="Arial" w:cs="Arial"/>
+                <w:i w:val="true"/>
+                <w:b w:val="false"/>
+                <w:u w:val="none"/>
+                <w:strike w:val="false"/>
+                <w:sz w:val="18"/>
+                <w:szCs w:val="18"/>
+                <w:color w:val="000000"/>
+              </w:rPr>
+            </w:pPr>
+            <w:r>
+              <w:rPr>
+                <w:rFonts w:ascii="Arial" w:hAnsi="Arial" w:eastAsia="Arial" w:cs="Arial"/>
+                <w:i w:val="true"/>
+                <w:b w:val="false"/>
+                <w:u w:val="none"/>
+                <w:strike w:val="false"/>
+                <w:sz w:val="18"/>
+                <w:szCs w:val="18"/>
+                <w:color w:val="000000"/>
+              </w:rPr>
+              <w:t xml:space="preserve">Primary</w:t>
+            </w:r>
+          </w:p>
+        </w:tc>
+        <w:tc>
+          <w:tcPr>
+            <w:tcBorders>
+              <w:bottom w:val="none" w:sz="0" w:space="0" w:color="000000"/>
+              <w:top w:val="none" w:sz="0" w:space="0" w:color="000000"/>
+              <w:left w:val="none" w:sz="0" w:space="0" w:color="000000"/>
+              <w:right w:val="none" w:sz="0" w:space="0" w:color="000000"/>
+            </w:tcBorders>
+            <w:shd w:val="clear" w:color="auto" w:fill="FFFFFF"/>
+            <w:tcMar>
+              <w:top w:w="0" w:type="dxa"/>
+              <w:bottom w:w="0" w:type="dxa"/>
+              <w:left w:w="0" w:type="dxa"/>
+              <w:right w:w="0" w:type="dxa"/>
+            </w:tcMar>
+            <w:vAlign w:val="center"/>
+          </w:tcPr>
+          <w:p>
+            <w:pPr>
+              <w:jc w:val="center"/>
+              <w:pBdr>
+                <w:bottom w:val="none" w:sz="0" w:space="0" w:color="000000"/>
+                <w:top w:val="none" w:sz="0" w:space="0" w:color="000000"/>
+                <w:left w:val="none" w:sz="0" w:space="0" w:color="000000"/>
+                <w:right w:val="none" w:sz="0" w:space="0" w:color="000000"/>
+              </w:pBdr>
+              <w:spacing w:after="0" w:before="0" w:line="240"/>
+              <w:ind w:left="0" w:right="120" w:firstLine="0" w:firstLineChars="0"/>
+              <w:rPr>
+                <w:rFonts w:ascii="Arial" w:hAnsi="Arial" w:eastAsia="Arial" w:cs="Arial"/>
+                <w:i w:val="false"/>
+                <w:b w:val="false"/>
+                <w:u w:val="none"/>
+                <w:strike w:val="false"/>
+                <w:sz w:val="18"/>
+                <w:szCs w:val="18"/>
+                <w:color w:val="000000"/>
+              </w:rPr>
+            </w:pPr>
+            <w:r>
+              <w:rPr>
+                <w:rFonts w:ascii="Arial" w:hAnsi="Arial" w:eastAsia="Arial" w:cs="Arial"/>
+                <w:i w:val="false"/>
+                <w:b w:val="false"/>
+                <w:u w:val="none"/>
+                <w:strike w:val="false"/>
+                <w:sz w:val="18"/>
+                <w:szCs w:val="18"/>
+                <w:color w:val="000000"/>
+              </w:rPr>
+              <w:t xml:space="preserve">48 (92%)</w:t>
+            </w:r>
+          </w:p>
+        </w:tc>
+        <w:tc>
+          <w:tcPr>
+            <w:tcBorders>
+              <w:bottom w:val="none" w:sz="0" w:space="0" w:color="000000"/>
+              <w:top w:val="none" w:sz="0" w:space="0" w:color="000000"/>
+              <w:left w:val="none" w:sz="0" w:space="0" w:color="000000"/>
+              <w:right w:val="none" w:sz="0" w:space="0" w:color="000000"/>
+            </w:tcBorders>
+            <w:shd w:val="clear" w:color="auto" w:fill="FFFFFF"/>
+            <w:tcMar>
+              <w:top w:w="0" w:type="dxa"/>
+              <w:bottom w:w="0" w:type="dxa"/>
+              <w:left w:w="0" w:type="dxa"/>
+              <w:right w:w="0" w:type="dxa"/>
+            </w:tcMar>
+            <w:vAlign w:val="center"/>
+          </w:tcPr>
+          <w:p>
+            <w:pPr>
+              <w:jc w:val="center"/>
+              <w:pBdr>
+                <w:bottom w:val="none" w:sz="0" w:space="0" w:color="000000"/>
+                <w:top w:val="none" w:sz="0" w:space="0" w:color="000000"/>
+                <w:left w:val="none" w:sz="0" w:space="0" w:color="000000"/>
+                <w:right w:val="none" w:sz="0" w:space="0" w:color="000000"/>
+              </w:pBdr>
+              <w:spacing w:after="0" w:before="0" w:line="240"/>
+              <w:ind w:left="0" w:right="120" w:firstLine="0" w:firstLineChars="0"/>
+              <w:rPr>
+                <w:rFonts w:ascii="Arial" w:hAnsi="Arial" w:eastAsia="Arial" w:cs="Arial"/>
+                <w:i w:val="false"/>
+                <w:b w:val="false"/>
+                <w:u w:val="none"/>
+                <w:strike w:val="false"/>
+                <w:sz w:val="18"/>
+                <w:szCs w:val="18"/>
+                <w:color w:val="000000"/>
+              </w:rPr>
+            </w:pPr>
+            <w:r>
+              <w:rPr>
+                <w:rFonts w:ascii="Arial" w:hAnsi="Arial" w:eastAsia="Arial" w:cs="Arial"/>
+                <w:i w:val="false"/>
+                <w:b w:val="false"/>
+                <w:u w:val="none"/>
+                <w:strike w:val="false"/>
+                <w:sz w:val="18"/>
+                <w:szCs w:val="18"/>
+                <w:color w:val="000000"/>
+              </w:rPr>
+              <w:t xml:space="preserve">12 (86%)</w:t>
+            </w:r>
+          </w:p>
+        </w:tc>
+        <w:tc>
+          <w:tcPr>
+            <w:tcBorders>
+              <w:bottom w:val="none" w:sz="0" w:space="0" w:color="000000"/>
+              <w:top w:val="none" w:sz="0" w:space="0" w:color="000000"/>
+              <w:left w:val="none" w:sz="0" w:space="0" w:color="000000"/>
+              <w:right w:val="none" w:sz="0" w:space="0" w:color="000000"/>
+            </w:tcBorders>
+            <w:shd w:val="clear" w:color="auto" w:fill="FFFFFF"/>
+            <w:tcMar>
+              <w:top w:w="0" w:type="dxa"/>
+              <w:bottom w:w="0" w:type="dxa"/>
+              <w:left w:w="0" w:type="dxa"/>
+              <w:right w:w="0" w:type="dxa"/>
+            </w:tcMar>
+            <w:vAlign w:val="center"/>
+          </w:tcPr>
+          <w:p>
+            <w:pPr>
+              <w:jc w:val="center"/>
+              <w:pBdr>
+                <w:bottom w:val="none" w:sz="0" w:space="0" w:color="000000"/>
+                <w:top w:val="none" w:sz="0" w:space="0" w:color="000000"/>
+                <w:left w:val="none" w:sz="0" w:space="0" w:color="000000"/>
+                <w:right w:val="none" w:sz="0" w:space="0" w:color="000000"/>
+              </w:pBdr>
+              <w:spacing w:after="0" w:before="0" w:line="240"/>
+              <w:ind w:left="0" w:right="120" w:firstLine="0" w:firstLineChars="0"/>
+              <w:rPr>
+                <w:rFonts w:ascii="Arial" w:hAnsi="Arial" w:eastAsia="Arial" w:cs="Arial"/>
+                <w:i w:val="false"/>
+                <w:b w:val="false"/>
+                <w:u w:val="none"/>
+                <w:strike w:val="false"/>
+                <w:sz w:val="18"/>
+                <w:szCs w:val="18"/>
+                <w:color w:val="000000"/>
+              </w:rPr>
+            </w:pPr>
+            <w:r>
+              <w:rPr>
+                <w:rFonts w:ascii="Arial" w:hAnsi="Arial" w:eastAsia="Arial" w:cs="Arial"/>
+                <w:i w:val="false"/>
+                <w:b w:val="false"/>
+                <w:u w:val="none"/>
+                <w:strike w:val="false"/>
+                <w:sz w:val="18"/>
+                <w:szCs w:val="18"/>
+                <w:color w:val="000000"/>
+              </w:rPr>
+              <w:t xml:space="preserve">60 (91%)</w:t>
+            </w:r>
+          </w:p>
+        </w:tc>
+        <w:tc>
+          <w:tcPr>
+            <w:tcBorders>
+              <w:bottom w:val="none" w:sz="0" w:space="0" w:color="000000"/>
+              <w:top w:val="none" w:sz="0" w:space="0" w:color="000000"/>
+              <w:left w:val="none" w:sz="0" w:space="0" w:color="000000"/>
+              <w:right w:val="none" w:sz="0" w:space="0" w:color="000000"/>
+            </w:tcBorders>
+            <w:shd w:val="clear" w:color="auto" w:fill="FFFFFF"/>
+            <w:tcMar>
+              <w:top w:w="0" w:type="dxa"/>
+              <w:bottom w:w="0" w:type="dxa"/>
+              <w:left w:w="0" w:type="dxa"/>
+              <w:right w:w="0" w:type="dxa"/>
+            </w:tcMar>
+            <w:vAlign w:val="center"/>
+          </w:tcPr>
+          <w:p>
+            <w:pPr>
+              <w:jc w:val="center"/>
+              <w:pBdr>
+                <w:bottom w:val="none" w:sz="0" w:space="0" w:color="000000"/>
+                <w:top w:val="none" w:sz="0" w:space="0" w:color="000000"/>
+                <w:left w:val="none" w:sz="0" w:space="0" w:color="000000"/>
+                <w:right w:val="none" w:sz="0" w:space="0" w:color="000000"/>
+              </w:pBdr>
+              <w:spacing w:after="0" w:before="0" w:line="240"/>
+              <w:ind w:left="0" w:right="120" w:firstLine="0" w:firstLineChars="0"/>
+              <w:rPr>
+                <w:rFonts w:ascii="Arial" w:hAnsi="Arial" w:eastAsia="Arial" w:cs="Arial"/>
+                <w:i w:val="false"/>
+                <w:b w:val="false"/>
+                <w:u w:val="none"/>
+                <w:strike w:val="false"/>
+                <w:sz w:val="18"/>
+                <w:szCs w:val="18"/>
+                <w:color w:val="000000"/>
+              </w:rPr>
+            </w:pPr>
+            <w:r>
+              <w:rPr>
+                <w:rFonts w:ascii="Arial" w:hAnsi="Arial" w:eastAsia="Arial" w:cs="Arial"/>
+                <w:i w:val="false"/>
+                <w:b w:val="false"/>
+                <w:u w:val="none"/>
+                <w:strike w:val="false"/>
+                <w:sz w:val="18"/>
+                <w:szCs w:val="18"/>
+                <w:color w:val="000000"/>
+              </w:rPr>
+              <w:t xml:space="preserve">0.60</w:t>
             </w:r>
           </w:p>
         </w:tc>
@@ -8004,408 +5088,246 @@
                 <w:right w:val="none" w:sz="0" w:space="0" w:color="000000"/>
               </w:pBdr>
               <w:spacing w:after="0" w:before="0" w:line="240"/>
-              <w:ind w:left="240" w:right="120" w:firstLine="0" w:firstLineChars="0"/>
-              <w:rPr>
-                <w:rFonts w:ascii="Arial" w:hAnsi="Arial" w:eastAsia="Arial" w:cs="Arial"/>
-                <w:i w:val="false"/>
-                <w:b w:val="false"/>
-                <w:u w:val="none"/>
-                <w:strike w:val="false"/>
-                <w:sz w:val="18"/>
-                <w:szCs w:val="18"/>
-                <w:color w:val="000000"/>
-              </w:rPr>
-            </w:pPr>
-            <w:r>
-              <w:rPr>
-                <w:rFonts w:ascii="Arial" w:hAnsi="Arial" w:eastAsia="Arial" w:cs="Arial"/>
-                <w:i w:val="false"/>
-                <w:b w:val="false"/>
-                <w:u w:val="none"/>
-                <w:strike w:val="false"/>
-                <w:sz w:val="18"/>
-                <w:szCs w:val="18"/>
-                <w:color w:val="000000"/>
-              </w:rPr>
-              <w:t xml:space="preserve">ICU_days</w:t>
-            </w:r>
-          </w:p>
-        </w:tc>
-        <w:tc>
-          <w:tcPr>
-            <w:tcBorders>
-              <w:bottom w:val="none" w:sz="0" w:space="0" w:color="000000"/>
-              <w:top w:val="none" w:sz="0" w:space="0" w:color="000000"/>
-              <w:left w:val="none" w:sz="0" w:space="0" w:color="000000"/>
-              <w:right w:val="none" w:sz="0" w:space="0" w:color="000000"/>
-            </w:tcBorders>
-            <w:shd w:val="clear" w:color="auto" w:fill="FFFFFF"/>
-            <w:tcMar>
-              <w:top w:w="0" w:type="dxa"/>
-              <w:bottom w:w="0" w:type="dxa"/>
-              <w:left w:w="0" w:type="dxa"/>
-              <w:right w:w="0" w:type="dxa"/>
-            </w:tcMar>
-            <w:vAlign w:val="center"/>
-          </w:tcPr>
-          <w:p>
-            <w:pPr>
-              <w:jc w:val="center"/>
-              <w:pBdr>
-                <w:bottom w:val="none" w:sz="0" w:space="0" w:color="000000"/>
-                <w:top w:val="none" w:sz="0" w:space="0" w:color="000000"/>
-                <w:left w:val="none" w:sz="0" w:space="0" w:color="000000"/>
-                <w:right w:val="none" w:sz="0" w:space="0" w:color="000000"/>
-              </w:pBdr>
-              <w:spacing w:after="0" w:before="0" w:line="240"/>
-              <w:ind w:left="0" w:right="120" w:firstLine="0" w:firstLineChars="0"/>
-              <w:rPr>
-                <w:rFonts w:ascii="Arial" w:hAnsi="Arial" w:eastAsia="Arial" w:cs="Arial"/>
-                <w:i w:val="false"/>
-                <w:b w:val="false"/>
-                <w:u w:val="none"/>
-                <w:strike w:val="false"/>
-                <w:sz w:val="18"/>
-                <w:szCs w:val="18"/>
-                <w:color w:val="000000"/>
-              </w:rPr>
-            </w:pPr>
-            <w:r>
-              <w:rPr>
-                <w:rFonts w:ascii="Arial" w:hAnsi="Arial" w:eastAsia="Arial" w:cs="Arial"/>
-                <w:i w:val="false"/>
-                <w:b w:val="false"/>
-                <w:u w:val="none"/>
-                <w:strike w:val="false"/>
-                <w:sz w:val="18"/>
-                <w:szCs w:val="18"/>
-                <w:color w:val="000000"/>
-              </w:rPr>
-              <w:t xml:space="preserve">7 [3.5–19]</w:t>
-            </w:r>
-          </w:p>
-        </w:tc>
-        <w:tc>
-          <w:tcPr>
-            <w:tcBorders>
-              <w:bottom w:val="none" w:sz="0" w:space="0" w:color="000000"/>
-              <w:top w:val="none" w:sz="0" w:space="0" w:color="000000"/>
-              <w:left w:val="none" w:sz="0" w:space="0" w:color="000000"/>
-              <w:right w:val="none" w:sz="0" w:space="0" w:color="000000"/>
-            </w:tcBorders>
-            <w:shd w:val="clear" w:color="auto" w:fill="FFFFFF"/>
-            <w:tcMar>
-              <w:top w:w="0" w:type="dxa"/>
-              <w:bottom w:w="0" w:type="dxa"/>
-              <w:left w:w="0" w:type="dxa"/>
-              <w:right w:w="0" w:type="dxa"/>
-            </w:tcMar>
-            <w:vAlign w:val="center"/>
-          </w:tcPr>
-          <w:p>
-            <w:pPr>
-              <w:jc w:val="center"/>
-              <w:pBdr>
-                <w:bottom w:val="none" w:sz="0" w:space="0" w:color="000000"/>
-                <w:top w:val="none" w:sz="0" w:space="0" w:color="000000"/>
-                <w:left w:val="none" w:sz="0" w:space="0" w:color="000000"/>
-                <w:right w:val="none" w:sz="0" w:space="0" w:color="000000"/>
-              </w:pBdr>
-              <w:spacing w:after="0" w:before="0" w:line="240"/>
-              <w:ind w:left="0" w:right="120" w:firstLine="0" w:firstLineChars="0"/>
-              <w:rPr>
-                <w:rFonts w:ascii="Arial" w:hAnsi="Arial" w:eastAsia="Arial" w:cs="Arial"/>
-                <w:i w:val="false"/>
-                <w:b w:val="false"/>
-                <w:u w:val="none"/>
-                <w:strike w:val="false"/>
-                <w:sz w:val="18"/>
-                <w:szCs w:val="18"/>
-                <w:color w:val="000000"/>
-              </w:rPr>
-            </w:pPr>
-            <w:r>
-              <w:rPr>
-                <w:rFonts w:ascii="Arial" w:hAnsi="Arial" w:eastAsia="Arial" w:cs="Arial"/>
-                <w:i w:val="false"/>
-                <w:b w:val="false"/>
-                <w:u w:val="none"/>
-                <w:strike w:val="false"/>
-                <w:sz w:val="18"/>
-                <w:szCs w:val="18"/>
-                <w:color w:val="000000"/>
-              </w:rPr>
-              <w:t xml:space="preserve">10 [4.2–35.2]</w:t>
-            </w:r>
-          </w:p>
-        </w:tc>
-        <w:tc>
-          <w:tcPr>
-            <w:tcBorders>
-              <w:bottom w:val="none" w:sz="0" w:space="0" w:color="000000"/>
-              <w:top w:val="none" w:sz="0" w:space="0" w:color="000000"/>
-              <w:left w:val="none" w:sz="0" w:space="0" w:color="000000"/>
-              <w:right w:val="none" w:sz="0" w:space="0" w:color="000000"/>
-            </w:tcBorders>
-            <w:shd w:val="clear" w:color="auto" w:fill="FFFFFF"/>
-            <w:tcMar>
-              <w:top w:w="0" w:type="dxa"/>
-              <w:bottom w:w="0" w:type="dxa"/>
-              <w:left w:w="0" w:type="dxa"/>
-              <w:right w:w="0" w:type="dxa"/>
-            </w:tcMar>
-            <w:vAlign w:val="center"/>
-          </w:tcPr>
-          <w:p>
-            <w:pPr>
-              <w:jc w:val="center"/>
-              <w:pBdr>
-                <w:bottom w:val="none" w:sz="0" w:space="0" w:color="000000"/>
-                <w:top w:val="none" w:sz="0" w:space="0" w:color="000000"/>
-                <w:left w:val="none" w:sz="0" w:space="0" w:color="000000"/>
-                <w:right w:val="none" w:sz="0" w:space="0" w:color="000000"/>
-              </w:pBdr>
-              <w:spacing w:after="0" w:before="0" w:line="240"/>
-              <w:ind w:left="0" w:right="120" w:firstLine="0" w:firstLineChars="0"/>
-              <w:rPr>
-                <w:rFonts w:ascii="Arial" w:hAnsi="Arial" w:eastAsia="Arial" w:cs="Arial"/>
-                <w:i w:val="false"/>
-                <w:b w:val="false"/>
-                <w:u w:val="none"/>
-                <w:strike w:val="false"/>
-                <w:sz w:val="18"/>
-                <w:szCs w:val="18"/>
-                <w:color w:val="000000"/>
-              </w:rPr>
-            </w:pPr>
-            <w:r>
-              <w:rPr>
-                <w:rFonts w:ascii="Arial" w:hAnsi="Arial" w:eastAsia="Arial" w:cs="Arial"/>
-                <w:i w:val="false"/>
-                <w:b w:val="false"/>
-                <w:u w:val="none"/>
-                <w:strike w:val="false"/>
-                <w:sz w:val="18"/>
-                <w:szCs w:val="18"/>
-                <w:color w:val="000000"/>
-              </w:rPr>
-              <w:t xml:space="preserve">7 [4–19]</w:t>
-            </w:r>
-          </w:p>
-        </w:tc>
-        <w:tc>
-          <w:tcPr>
-            <w:tcBorders>
-              <w:bottom w:val="none" w:sz="0" w:space="0" w:color="000000"/>
-              <w:top w:val="none" w:sz="0" w:space="0" w:color="000000"/>
-              <w:left w:val="none" w:sz="0" w:space="0" w:color="000000"/>
-              <w:right w:val="none" w:sz="0" w:space="0" w:color="000000"/>
-            </w:tcBorders>
-            <w:shd w:val="clear" w:color="auto" w:fill="FFFFFF"/>
-            <w:tcMar>
-              <w:top w:w="0" w:type="dxa"/>
-              <w:bottom w:w="0" w:type="dxa"/>
-              <w:left w:w="0" w:type="dxa"/>
-              <w:right w:w="0" w:type="dxa"/>
-            </w:tcMar>
-            <w:vAlign w:val="center"/>
-          </w:tcPr>
-          <w:p>
-            <w:pPr>
-              <w:jc w:val="center"/>
-              <w:pBdr>
-                <w:bottom w:val="none" w:sz="0" w:space="0" w:color="000000"/>
-                <w:top w:val="none" w:sz="0" w:space="0" w:color="000000"/>
-                <w:left w:val="none" w:sz="0" w:space="0" w:color="000000"/>
-                <w:right w:val="none" w:sz="0" w:space="0" w:color="000000"/>
-              </w:pBdr>
-              <w:spacing w:after="0" w:before="0" w:line="240"/>
-              <w:ind w:left="0" w:right="120" w:firstLine="0" w:firstLineChars="0"/>
-              <w:rPr>
-                <w:rFonts w:ascii="Arial" w:hAnsi="Arial" w:eastAsia="Arial" w:cs="Arial"/>
-                <w:i w:val="false"/>
-                <w:b w:val="false"/>
-                <w:u w:val="none"/>
-                <w:strike w:val="false"/>
-                <w:sz w:val="18"/>
-                <w:szCs w:val="18"/>
-                <w:color w:val="000000"/>
-              </w:rPr>
-            </w:pPr>
-            <w:r>
-              <w:rPr>
-                <w:rFonts w:ascii="Arial" w:hAnsi="Arial" w:eastAsia="Arial" w:cs="Arial"/>
-                <w:i w:val="false"/>
-                <w:b w:val="false"/>
-                <w:u w:val="none"/>
-                <w:strike w:val="false"/>
-                <w:sz w:val="18"/>
-                <w:szCs w:val="18"/>
-                <w:color w:val="000000"/>
-              </w:rPr>
-              <w:t xml:space="preserve">0.256</w:t>
-            </w:r>
-          </w:p>
-        </w:tc>
-        <w:tc>
-          <w:tcPr>
-            <w:tcBorders>
-              <w:bottom w:val="none" w:sz="0" w:space="0" w:color="000000"/>
-              <w:top w:val="none" w:sz="0" w:space="0" w:color="000000"/>
-              <w:left w:val="none" w:sz="0" w:space="0" w:color="000000"/>
-              <w:right w:val="none" w:sz="0" w:space="0" w:color="000000"/>
-            </w:tcBorders>
-            <w:shd w:val="clear" w:color="auto" w:fill="FFFFFF"/>
-            <w:tcMar>
-              <w:top w:w="0" w:type="dxa"/>
-              <w:bottom w:w="0" w:type="dxa"/>
-              <w:left w:w="0" w:type="dxa"/>
-              <w:right w:w="0" w:type="dxa"/>
-            </w:tcMar>
-            <w:vAlign w:val="center"/>
-          </w:tcPr>
-          <w:p>
-            <w:pPr>
-              <w:jc w:val="center"/>
-              <w:pBdr>
-                <w:bottom w:val="none" w:sz="0" w:space="0" w:color="000000"/>
-                <w:top w:val="none" w:sz="0" w:space="0" w:color="000000"/>
-                <w:left w:val="none" w:sz="0" w:space="0" w:color="000000"/>
-                <w:right w:val="none" w:sz="0" w:space="0" w:color="000000"/>
-              </w:pBdr>
-              <w:spacing w:after="0" w:before="0" w:line="240"/>
-              <w:ind w:left="0" w:right="120" w:firstLine="0" w:firstLineChars="0"/>
-              <w:rPr>
-                <w:rFonts w:ascii="Arial" w:hAnsi="Arial" w:eastAsia="Arial" w:cs="Arial"/>
-                <w:i w:val="false"/>
-                <w:b w:val="false"/>
-                <w:u w:val="none"/>
-                <w:strike w:val="false"/>
-                <w:sz w:val="18"/>
-                <w:szCs w:val="18"/>
-                <w:color w:val="000000"/>
-              </w:rPr>
-            </w:pPr>
-            <w:r>
-              <w:rPr>
-                <w:rFonts w:ascii="Arial" w:hAnsi="Arial" w:eastAsia="Arial" w:cs="Arial"/>
-                <w:i w:val="false"/>
-                <w:b w:val="false"/>
-                <w:u w:val="none"/>
-                <w:strike w:val="false"/>
-                <w:sz w:val="18"/>
-                <w:szCs w:val="18"/>
-                <w:color w:val="000000"/>
-              </w:rPr>
-              <w:t xml:space="preserve"/>
-            </w:r>
-          </w:p>
-        </w:tc>
-        <w:tc>
-          <w:tcPr>
-            <w:tcBorders>
-              <w:bottom w:val="none" w:sz="0" w:space="0" w:color="000000"/>
-              <w:top w:val="none" w:sz="0" w:space="0" w:color="000000"/>
-              <w:left w:val="none" w:sz="0" w:space="0" w:color="000000"/>
-              <w:right w:val="none" w:sz="0" w:space="0" w:color="000000"/>
-            </w:tcBorders>
-            <w:shd w:val="clear" w:color="auto" w:fill="FFFFFF"/>
-            <w:tcMar>
-              <w:top w:w="0" w:type="dxa"/>
-              <w:bottom w:w="0" w:type="dxa"/>
-              <w:left w:w="0" w:type="dxa"/>
-              <w:right w:w="0" w:type="dxa"/>
-            </w:tcMar>
-            <w:vAlign w:val="center"/>
-          </w:tcPr>
-          <w:p>
-            <w:pPr>
-              <w:jc w:val="center"/>
-              <w:pBdr>
-                <w:bottom w:val="none" w:sz="0" w:space="0" w:color="000000"/>
-                <w:top w:val="none" w:sz="0" w:space="0" w:color="000000"/>
-                <w:left w:val="none" w:sz="0" w:space="0" w:color="000000"/>
-                <w:right w:val="none" w:sz="0" w:space="0" w:color="000000"/>
-              </w:pBdr>
-              <w:spacing w:after="0" w:before="0" w:line="240"/>
-              <w:ind w:left="0" w:right="120" w:firstLine="0" w:firstLineChars="0"/>
-              <w:rPr>
-                <w:rFonts w:ascii="Arial" w:hAnsi="Arial" w:eastAsia="Arial" w:cs="Arial"/>
-                <w:i w:val="false"/>
-                <w:b w:val="false"/>
-                <w:u w:val="none"/>
-                <w:strike w:val="false"/>
-                <w:sz w:val="18"/>
-                <w:szCs w:val="18"/>
-                <w:color w:val="000000"/>
-              </w:rPr>
-            </w:pPr>
-            <w:r>
-              <w:rPr>
-                <w:rFonts w:ascii="Arial" w:hAnsi="Arial" w:eastAsia="Arial" w:cs="Arial"/>
-                <w:i w:val="false"/>
-                <w:b w:val="false"/>
-                <w:u w:val="none"/>
-                <w:strike w:val="false"/>
-                <w:sz w:val="18"/>
-                <w:szCs w:val="18"/>
-                <w:color w:val="000000"/>
-              </w:rPr>
-              <w:t xml:space="preserve">Wilcoxon rank-sum</w:t>
-            </w:r>
-          </w:p>
-        </w:tc>
-        <w:tc>
-          <w:tcPr>
-            <w:tcBorders>
-              <w:bottom w:val="none" w:sz="0" w:space="0" w:color="000000"/>
-              <w:top w:val="none" w:sz="0" w:space="0" w:color="000000"/>
-              <w:left w:val="none" w:sz="0" w:space="0" w:color="000000"/>
-              <w:right w:val="none" w:sz="0" w:space="0" w:color="000000"/>
-            </w:tcBorders>
-            <w:shd w:val="clear" w:color="auto" w:fill="FFFFFF"/>
-            <w:tcMar>
-              <w:top w:w="0" w:type="dxa"/>
-              <w:bottom w:w="0" w:type="dxa"/>
-              <w:left w:w="0" w:type="dxa"/>
-              <w:right w:w="0" w:type="dxa"/>
-            </w:tcMar>
-            <w:vAlign w:val="center"/>
-          </w:tcPr>
-          <w:p>
-            <w:pPr>
-              <w:jc w:val="center"/>
-              <w:pBdr>
-                <w:bottom w:val="none" w:sz="0" w:space="0" w:color="000000"/>
-                <w:top w:val="none" w:sz="0" w:space="0" w:color="000000"/>
-                <w:left w:val="none" w:sz="0" w:space="0" w:color="000000"/>
-                <w:right w:val="none" w:sz="0" w:space="0" w:color="000000"/>
-              </w:pBdr>
-              <w:spacing w:after="0" w:before="0" w:line="240"/>
-              <w:ind w:left="0" w:right="120" w:firstLine="0" w:firstLineChars="0"/>
-              <w:rPr>
-                <w:rFonts w:ascii="Arial" w:hAnsi="Arial" w:eastAsia="Arial" w:cs="Arial"/>
-                <w:i w:val="false"/>
-                <w:b w:val="false"/>
-                <w:u w:val="none"/>
-                <w:strike w:val="false"/>
-                <w:sz w:val="18"/>
-                <w:szCs w:val="18"/>
-                <w:color w:val="000000"/>
-              </w:rPr>
-            </w:pPr>
-            <w:r>
-              <w:rPr>
-                <w:rFonts w:ascii="Arial" w:hAnsi="Arial" w:eastAsia="Arial" w:cs="Arial"/>
-                <w:i w:val="false"/>
-                <w:b w:val="false"/>
-                <w:u w:val="none"/>
-                <w:strike w:val="false"/>
-                <w:sz w:val="18"/>
-                <w:szCs w:val="18"/>
-                <w:color w:val="000000"/>
-              </w:rPr>
-              <w:t xml:space="preserve"/>
+              <w:ind w:left="400" w:right="120" w:firstLine="0" w:firstLineChars="0"/>
+              <w:rPr>
+                <w:rFonts w:ascii="Arial" w:hAnsi="Arial" w:eastAsia="Arial" w:cs="Arial"/>
+                <w:i w:val="true"/>
+                <w:b w:val="false"/>
+                <w:u w:val="none"/>
+                <w:strike w:val="false"/>
+                <w:sz w:val="18"/>
+                <w:szCs w:val="18"/>
+                <w:color w:val="000000"/>
+              </w:rPr>
+            </w:pPr>
+            <w:r>
+              <w:rPr>
+                <w:rFonts w:ascii="Arial" w:hAnsi="Arial" w:eastAsia="Arial" w:cs="Arial"/>
+                <w:i w:val="true"/>
+                <w:b w:val="false"/>
+                <w:u w:val="none"/>
+                <w:strike w:val="false"/>
+                <w:sz w:val="18"/>
+                <w:szCs w:val="18"/>
+                <w:color w:val="000000"/>
+              </w:rPr>
+              <w:t xml:space="preserve">Patch</w:t>
+            </w:r>
+          </w:p>
+        </w:tc>
+        <w:tc>
+          <w:tcPr>
+            <w:tcBorders>
+              <w:bottom w:val="none" w:sz="0" w:space="0" w:color="000000"/>
+              <w:top w:val="none" w:sz="0" w:space="0" w:color="000000"/>
+              <w:left w:val="none" w:sz="0" w:space="0" w:color="000000"/>
+              <w:right w:val="none" w:sz="0" w:space="0" w:color="000000"/>
+            </w:tcBorders>
+            <w:shd w:val="clear" w:color="auto" w:fill="FFFFFF"/>
+            <w:tcMar>
+              <w:top w:w="0" w:type="dxa"/>
+              <w:bottom w:w="0" w:type="dxa"/>
+              <w:left w:w="0" w:type="dxa"/>
+              <w:right w:w="0" w:type="dxa"/>
+            </w:tcMar>
+            <w:vAlign w:val="center"/>
+          </w:tcPr>
+          <w:p>
+            <w:pPr>
+              <w:jc w:val="center"/>
+              <w:pBdr>
+                <w:bottom w:val="none" w:sz="0" w:space="0" w:color="000000"/>
+                <w:top w:val="none" w:sz="0" w:space="0" w:color="000000"/>
+                <w:left w:val="none" w:sz="0" w:space="0" w:color="000000"/>
+                <w:right w:val="none" w:sz="0" w:space="0" w:color="000000"/>
+              </w:pBdr>
+              <w:spacing w:after="0" w:before="0" w:line="240"/>
+              <w:ind w:left="0" w:right="120" w:firstLine="0" w:firstLineChars="0"/>
+              <w:rPr>
+                <w:rFonts w:ascii="Arial" w:hAnsi="Arial" w:eastAsia="Arial" w:cs="Arial"/>
+                <w:i w:val="false"/>
+                <w:b w:val="false"/>
+                <w:u w:val="none"/>
+                <w:strike w:val="false"/>
+                <w:sz w:val="18"/>
+                <w:szCs w:val="18"/>
+                <w:color w:val="000000"/>
+              </w:rPr>
+            </w:pPr>
+            <w:r>
+              <w:rPr>
+                <w:rFonts w:ascii="Arial" w:hAnsi="Arial" w:eastAsia="Arial" w:cs="Arial"/>
+                <w:i w:val="false"/>
+                <w:b w:val="false"/>
+                <w:u w:val="none"/>
+                <w:strike w:val="false"/>
+                <w:sz w:val="18"/>
+                <w:szCs w:val="18"/>
+                <w:color w:val="000000"/>
+              </w:rPr>
+              <w:t xml:space="preserve">4 (8%)</w:t>
+            </w:r>
+          </w:p>
+        </w:tc>
+        <w:tc>
+          <w:tcPr>
+            <w:tcBorders>
+              <w:bottom w:val="none" w:sz="0" w:space="0" w:color="000000"/>
+              <w:top w:val="none" w:sz="0" w:space="0" w:color="000000"/>
+              <w:left w:val="none" w:sz="0" w:space="0" w:color="000000"/>
+              <w:right w:val="none" w:sz="0" w:space="0" w:color="000000"/>
+            </w:tcBorders>
+            <w:shd w:val="clear" w:color="auto" w:fill="FFFFFF"/>
+            <w:tcMar>
+              <w:top w:w="0" w:type="dxa"/>
+              <w:bottom w:w="0" w:type="dxa"/>
+              <w:left w:w="0" w:type="dxa"/>
+              <w:right w:w="0" w:type="dxa"/>
+            </w:tcMar>
+            <w:vAlign w:val="center"/>
+          </w:tcPr>
+          <w:p>
+            <w:pPr>
+              <w:jc w:val="center"/>
+              <w:pBdr>
+                <w:bottom w:val="none" w:sz="0" w:space="0" w:color="000000"/>
+                <w:top w:val="none" w:sz="0" w:space="0" w:color="000000"/>
+                <w:left w:val="none" w:sz="0" w:space="0" w:color="000000"/>
+                <w:right w:val="none" w:sz="0" w:space="0" w:color="000000"/>
+              </w:pBdr>
+              <w:spacing w:after="0" w:before="0" w:line="240"/>
+              <w:ind w:left="0" w:right="120" w:firstLine="0" w:firstLineChars="0"/>
+              <w:rPr>
+                <w:rFonts w:ascii="Arial" w:hAnsi="Arial" w:eastAsia="Arial" w:cs="Arial"/>
+                <w:i w:val="false"/>
+                <w:b w:val="false"/>
+                <w:u w:val="none"/>
+                <w:strike w:val="false"/>
+                <w:sz w:val="18"/>
+                <w:szCs w:val="18"/>
+                <w:color w:val="000000"/>
+              </w:rPr>
+            </w:pPr>
+            <w:r>
+              <w:rPr>
+                <w:rFonts w:ascii="Arial" w:hAnsi="Arial" w:eastAsia="Arial" w:cs="Arial"/>
+                <w:i w:val="false"/>
+                <w:b w:val="false"/>
+                <w:u w:val="none"/>
+                <w:strike w:val="false"/>
+                <w:sz w:val="18"/>
+                <w:szCs w:val="18"/>
+                <w:color w:val="000000"/>
+              </w:rPr>
+              <w:t xml:space="preserve">2 (14%)</w:t>
+            </w:r>
+          </w:p>
+        </w:tc>
+        <w:tc>
+          <w:tcPr>
+            <w:tcBorders>
+              <w:bottom w:val="none" w:sz="0" w:space="0" w:color="000000"/>
+              <w:top w:val="none" w:sz="0" w:space="0" w:color="000000"/>
+              <w:left w:val="none" w:sz="0" w:space="0" w:color="000000"/>
+              <w:right w:val="none" w:sz="0" w:space="0" w:color="000000"/>
+            </w:tcBorders>
+            <w:shd w:val="clear" w:color="auto" w:fill="FFFFFF"/>
+            <w:tcMar>
+              <w:top w:w="0" w:type="dxa"/>
+              <w:bottom w:w="0" w:type="dxa"/>
+              <w:left w:w="0" w:type="dxa"/>
+              <w:right w:w="0" w:type="dxa"/>
+            </w:tcMar>
+            <w:vAlign w:val="center"/>
+          </w:tcPr>
+          <w:p>
+            <w:pPr>
+              <w:jc w:val="center"/>
+              <w:pBdr>
+                <w:bottom w:val="none" w:sz="0" w:space="0" w:color="000000"/>
+                <w:top w:val="none" w:sz="0" w:space="0" w:color="000000"/>
+                <w:left w:val="none" w:sz="0" w:space="0" w:color="000000"/>
+                <w:right w:val="none" w:sz="0" w:space="0" w:color="000000"/>
+              </w:pBdr>
+              <w:spacing w:after="0" w:before="0" w:line="240"/>
+              <w:ind w:left="0" w:right="120" w:firstLine="0" w:firstLineChars="0"/>
+              <w:rPr>
+                <w:rFonts w:ascii="Arial" w:hAnsi="Arial" w:eastAsia="Arial" w:cs="Arial"/>
+                <w:i w:val="false"/>
+                <w:b w:val="false"/>
+                <w:u w:val="none"/>
+                <w:strike w:val="false"/>
+                <w:sz w:val="18"/>
+                <w:szCs w:val="18"/>
+                <w:color w:val="000000"/>
+              </w:rPr>
+            </w:pPr>
+            <w:r>
+              <w:rPr>
+                <w:rFonts w:ascii="Arial" w:hAnsi="Arial" w:eastAsia="Arial" w:cs="Arial"/>
+                <w:i w:val="false"/>
+                <w:b w:val="false"/>
+                <w:u w:val="none"/>
+                <w:strike w:val="false"/>
+                <w:sz w:val="18"/>
+                <w:szCs w:val="18"/>
+                <w:color w:val="000000"/>
+              </w:rPr>
+              <w:t xml:space="preserve">6 (9%)</w:t>
+            </w:r>
+          </w:p>
+        </w:tc>
+        <w:tc>
+          <w:tcPr>
+            <w:tcBorders>
+              <w:bottom w:val="none" w:sz="0" w:space="0" w:color="000000"/>
+              <w:top w:val="none" w:sz="0" w:space="0" w:color="000000"/>
+              <w:left w:val="none" w:sz="0" w:space="0" w:color="000000"/>
+              <w:right w:val="none" w:sz="0" w:space="0" w:color="000000"/>
+            </w:tcBorders>
+            <w:shd w:val="clear" w:color="auto" w:fill="FFFFFF"/>
+            <w:tcMar>
+              <w:top w:w="0" w:type="dxa"/>
+              <w:bottom w:w="0" w:type="dxa"/>
+              <w:left w:w="0" w:type="dxa"/>
+              <w:right w:w="0" w:type="dxa"/>
+            </w:tcMar>
+            <w:vAlign w:val="center"/>
+          </w:tcPr>
+          <w:p>
+            <w:pPr>
+              <w:jc w:val="center"/>
+              <w:pBdr>
+                <w:bottom w:val="none" w:sz="0" w:space="0" w:color="000000"/>
+                <w:top w:val="none" w:sz="0" w:space="0" w:color="000000"/>
+                <w:left w:val="none" w:sz="0" w:space="0" w:color="000000"/>
+                <w:right w:val="none" w:sz="0" w:space="0" w:color="000000"/>
+              </w:pBdr>
+              <w:spacing w:after="0" w:before="0" w:line="240"/>
+              <w:ind w:left="0" w:right="120" w:firstLine="0" w:firstLineChars="0"/>
+              <w:rPr>
+                <w:rFonts w:ascii="Arial" w:hAnsi="Arial" w:eastAsia="Arial" w:cs="Arial"/>
+                <w:i w:val="false"/>
+                <w:b w:val="false"/>
+                <w:u w:val="none"/>
+                <w:strike w:val="false"/>
+                <w:sz w:val="18"/>
+                <w:szCs w:val="18"/>
+                <w:color w:val="000000"/>
+              </w:rPr>
+            </w:pPr>
+            <w:r>
+              <w:rPr>
+                <w:rFonts w:ascii="Arial" w:hAnsi="Arial" w:eastAsia="Arial" w:cs="Arial"/>
+                <w:i w:val="false"/>
+                <w:b w:val="false"/>
+                <w:u w:val="none"/>
+                <w:strike w:val="false"/>
+                <w:sz w:val="18"/>
+                <w:szCs w:val="18"/>
+                <w:color w:val="000000"/>
+              </w:rPr>
+              <w:t xml:space="preserve">-</w:t>
             </w:r>
           </w:p>
         </w:tc>
@@ -8465,385 +5387,223 @@
                 <w:szCs w:val="18"/>
                 <w:color w:val="000000"/>
               </w:rPr>
-              <w:t xml:space="preserve">vent_days</w:t>
-            </w:r>
-          </w:p>
-        </w:tc>
-        <w:tc>
-          <w:tcPr>
-            <w:tcBorders>
-              <w:bottom w:val="none" w:sz="0" w:space="0" w:color="000000"/>
-              <w:top w:val="none" w:sz="0" w:space="0" w:color="000000"/>
-              <w:left w:val="none" w:sz="0" w:space="0" w:color="000000"/>
-              <w:right w:val="none" w:sz="0" w:space="0" w:color="000000"/>
-            </w:tcBorders>
-            <w:shd w:val="clear" w:color="auto" w:fill="FFFFFF"/>
-            <w:tcMar>
-              <w:top w:w="0" w:type="dxa"/>
-              <w:bottom w:w="0" w:type="dxa"/>
-              <w:left w:w="0" w:type="dxa"/>
-              <w:right w:w="0" w:type="dxa"/>
-            </w:tcMar>
-            <w:vAlign w:val="center"/>
-          </w:tcPr>
-          <w:p>
-            <w:pPr>
-              <w:jc w:val="center"/>
-              <w:pBdr>
-                <w:bottom w:val="none" w:sz="0" w:space="0" w:color="000000"/>
-                <w:top w:val="none" w:sz="0" w:space="0" w:color="000000"/>
-                <w:left w:val="none" w:sz="0" w:space="0" w:color="000000"/>
-                <w:right w:val="none" w:sz="0" w:space="0" w:color="000000"/>
-              </w:pBdr>
-              <w:spacing w:after="0" w:before="0" w:line="240"/>
-              <w:ind w:left="0" w:right="120" w:firstLine="0" w:firstLineChars="0"/>
-              <w:rPr>
-                <w:rFonts w:ascii="Arial" w:hAnsi="Arial" w:eastAsia="Arial" w:cs="Arial"/>
-                <w:i w:val="false"/>
-                <w:b w:val="false"/>
-                <w:u w:val="none"/>
-                <w:strike w:val="false"/>
-                <w:sz w:val="18"/>
-                <w:szCs w:val="18"/>
-                <w:color w:val="000000"/>
-              </w:rPr>
-            </w:pPr>
-            <w:r>
-              <w:rPr>
-                <w:rFonts w:ascii="Arial" w:hAnsi="Arial" w:eastAsia="Arial" w:cs="Arial"/>
-                <w:i w:val="false"/>
-                <w:b w:val="false"/>
-                <w:u w:val="none"/>
-                <w:strike w:val="false"/>
-                <w:sz w:val="18"/>
-                <w:szCs w:val="18"/>
-                <w:color w:val="000000"/>
-              </w:rPr>
-              <w:t xml:space="preserve">5 [3–7.8]</w:t>
-            </w:r>
-          </w:p>
-        </w:tc>
-        <w:tc>
-          <w:tcPr>
-            <w:tcBorders>
-              <w:bottom w:val="none" w:sz="0" w:space="0" w:color="000000"/>
-              <w:top w:val="none" w:sz="0" w:space="0" w:color="000000"/>
-              <w:left w:val="none" w:sz="0" w:space="0" w:color="000000"/>
-              <w:right w:val="none" w:sz="0" w:space="0" w:color="000000"/>
-            </w:tcBorders>
-            <w:shd w:val="clear" w:color="auto" w:fill="FFFFFF"/>
-            <w:tcMar>
-              <w:top w:w="0" w:type="dxa"/>
-              <w:bottom w:w="0" w:type="dxa"/>
-              <w:left w:w="0" w:type="dxa"/>
-              <w:right w:w="0" w:type="dxa"/>
-            </w:tcMar>
-            <w:vAlign w:val="center"/>
-          </w:tcPr>
-          <w:p>
-            <w:pPr>
-              <w:jc w:val="center"/>
-              <w:pBdr>
-                <w:bottom w:val="none" w:sz="0" w:space="0" w:color="000000"/>
-                <w:top w:val="none" w:sz="0" w:space="0" w:color="000000"/>
-                <w:left w:val="none" w:sz="0" w:space="0" w:color="000000"/>
-                <w:right w:val="none" w:sz="0" w:space="0" w:color="000000"/>
-              </w:pBdr>
-              <w:spacing w:after="0" w:before="0" w:line="240"/>
-              <w:ind w:left="0" w:right="120" w:firstLine="0" w:firstLineChars="0"/>
-              <w:rPr>
-                <w:rFonts w:ascii="Arial" w:hAnsi="Arial" w:eastAsia="Arial" w:cs="Arial"/>
-                <w:i w:val="false"/>
-                <w:b w:val="false"/>
-                <w:u w:val="none"/>
-                <w:strike w:val="false"/>
-                <w:sz w:val="18"/>
-                <w:szCs w:val="18"/>
-                <w:color w:val="000000"/>
-              </w:rPr>
-            </w:pPr>
-            <w:r>
-              <w:rPr>
-                <w:rFonts w:ascii="Arial" w:hAnsi="Arial" w:eastAsia="Arial" w:cs="Arial"/>
-                <w:i w:val="false"/>
-                <w:b w:val="false"/>
-                <w:u w:val="none"/>
-                <w:strike w:val="false"/>
-                <w:sz w:val="18"/>
-                <w:szCs w:val="18"/>
-                <w:color w:val="000000"/>
-              </w:rPr>
-              <w:t xml:space="preserve">3 [2–6.8]</w:t>
-            </w:r>
-          </w:p>
-        </w:tc>
-        <w:tc>
-          <w:tcPr>
-            <w:tcBorders>
-              <w:bottom w:val="none" w:sz="0" w:space="0" w:color="000000"/>
-              <w:top w:val="none" w:sz="0" w:space="0" w:color="000000"/>
-              <w:left w:val="none" w:sz="0" w:space="0" w:color="000000"/>
-              <w:right w:val="none" w:sz="0" w:space="0" w:color="000000"/>
-            </w:tcBorders>
-            <w:shd w:val="clear" w:color="auto" w:fill="FFFFFF"/>
-            <w:tcMar>
-              <w:top w:w="0" w:type="dxa"/>
-              <w:bottom w:w="0" w:type="dxa"/>
-              <w:left w:w="0" w:type="dxa"/>
-              <w:right w:w="0" w:type="dxa"/>
-            </w:tcMar>
-            <w:vAlign w:val="center"/>
-          </w:tcPr>
-          <w:p>
-            <w:pPr>
-              <w:jc w:val="center"/>
-              <w:pBdr>
-                <w:bottom w:val="none" w:sz="0" w:space="0" w:color="000000"/>
-                <w:top w:val="none" w:sz="0" w:space="0" w:color="000000"/>
-                <w:left w:val="none" w:sz="0" w:space="0" w:color="000000"/>
-                <w:right w:val="none" w:sz="0" w:space="0" w:color="000000"/>
-              </w:pBdr>
-              <w:spacing w:after="0" w:before="0" w:line="240"/>
-              <w:ind w:left="0" w:right="120" w:firstLine="0" w:firstLineChars="0"/>
-              <w:rPr>
-                <w:rFonts w:ascii="Arial" w:hAnsi="Arial" w:eastAsia="Arial" w:cs="Arial"/>
-                <w:i w:val="false"/>
-                <w:b w:val="false"/>
-                <w:u w:val="none"/>
-                <w:strike w:val="false"/>
-                <w:sz w:val="18"/>
-                <w:szCs w:val="18"/>
-                <w:color w:val="000000"/>
-              </w:rPr>
-            </w:pPr>
-            <w:r>
-              <w:rPr>
-                <w:rFonts w:ascii="Arial" w:hAnsi="Arial" w:eastAsia="Arial" w:cs="Arial"/>
-                <w:i w:val="false"/>
-                <w:b w:val="false"/>
-                <w:u w:val="none"/>
-                <w:strike w:val="false"/>
-                <w:sz w:val="18"/>
-                <w:szCs w:val="18"/>
-                <w:color w:val="000000"/>
-              </w:rPr>
-              <w:t xml:space="preserve">4 [2–7.8]</w:t>
-            </w:r>
-          </w:p>
-        </w:tc>
-        <w:tc>
-          <w:tcPr>
-            <w:tcBorders>
-              <w:bottom w:val="none" w:sz="0" w:space="0" w:color="000000"/>
-              <w:top w:val="none" w:sz="0" w:space="0" w:color="000000"/>
-              <w:left w:val="none" w:sz="0" w:space="0" w:color="000000"/>
-              <w:right w:val="none" w:sz="0" w:space="0" w:color="000000"/>
-            </w:tcBorders>
-            <w:shd w:val="clear" w:color="auto" w:fill="FFFFFF"/>
-            <w:tcMar>
-              <w:top w:w="0" w:type="dxa"/>
-              <w:bottom w:w="0" w:type="dxa"/>
-              <w:left w:w="0" w:type="dxa"/>
-              <w:right w:w="0" w:type="dxa"/>
-            </w:tcMar>
-            <w:vAlign w:val="center"/>
-          </w:tcPr>
-          <w:p>
-            <w:pPr>
-              <w:jc w:val="center"/>
-              <w:pBdr>
-                <w:bottom w:val="none" w:sz="0" w:space="0" w:color="000000"/>
-                <w:top w:val="none" w:sz="0" w:space="0" w:color="000000"/>
-                <w:left w:val="none" w:sz="0" w:space="0" w:color="000000"/>
-                <w:right w:val="none" w:sz="0" w:space="0" w:color="000000"/>
-              </w:pBdr>
-              <w:spacing w:after="0" w:before="0" w:line="240"/>
-              <w:ind w:left="0" w:right="120" w:firstLine="0" w:firstLineChars="0"/>
-              <w:rPr>
-                <w:rFonts w:ascii="Arial" w:hAnsi="Arial" w:eastAsia="Arial" w:cs="Arial"/>
-                <w:i w:val="false"/>
-                <w:b w:val="false"/>
-                <w:u w:val="none"/>
-                <w:strike w:val="false"/>
-                <w:sz w:val="18"/>
-                <w:szCs w:val="18"/>
-                <w:color w:val="000000"/>
-              </w:rPr>
-            </w:pPr>
-            <w:r>
-              <w:rPr>
-                <w:rFonts w:ascii="Arial" w:hAnsi="Arial" w:eastAsia="Arial" w:cs="Arial"/>
-                <w:i w:val="false"/>
-                <w:b w:val="false"/>
-                <w:u w:val="none"/>
-                <w:strike w:val="false"/>
-                <w:sz w:val="18"/>
-                <w:szCs w:val="18"/>
-                <w:color w:val="000000"/>
-              </w:rPr>
-              <w:t xml:space="preserve">0.378</w:t>
-            </w:r>
-          </w:p>
-        </w:tc>
-        <w:tc>
-          <w:tcPr>
-            <w:tcBorders>
-              <w:bottom w:val="none" w:sz="0" w:space="0" w:color="000000"/>
-              <w:top w:val="none" w:sz="0" w:space="0" w:color="000000"/>
-              <w:left w:val="none" w:sz="0" w:space="0" w:color="000000"/>
-              <w:right w:val="none" w:sz="0" w:space="0" w:color="000000"/>
-            </w:tcBorders>
-            <w:shd w:val="clear" w:color="auto" w:fill="FFFFFF"/>
-            <w:tcMar>
-              <w:top w:w="0" w:type="dxa"/>
-              <w:bottom w:w="0" w:type="dxa"/>
-              <w:left w:w="0" w:type="dxa"/>
-              <w:right w:w="0" w:type="dxa"/>
-            </w:tcMar>
-            <w:vAlign w:val="center"/>
-          </w:tcPr>
-          <w:p>
-            <w:pPr>
-              <w:jc w:val="center"/>
-              <w:pBdr>
-                <w:bottom w:val="none" w:sz="0" w:space="0" w:color="000000"/>
-                <w:top w:val="none" w:sz="0" w:space="0" w:color="000000"/>
-                <w:left w:val="none" w:sz="0" w:space="0" w:color="000000"/>
-                <w:right w:val="none" w:sz="0" w:space="0" w:color="000000"/>
-              </w:pBdr>
-              <w:spacing w:after="0" w:before="0" w:line="240"/>
-              <w:ind w:left="0" w:right="120" w:firstLine="0" w:firstLineChars="0"/>
-              <w:rPr>
-                <w:rFonts w:ascii="Arial" w:hAnsi="Arial" w:eastAsia="Arial" w:cs="Arial"/>
-                <w:i w:val="false"/>
-                <w:b w:val="false"/>
-                <w:u w:val="none"/>
-                <w:strike w:val="false"/>
-                <w:sz w:val="18"/>
-                <w:szCs w:val="18"/>
-                <w:color w:val="000000"/>
-              </w:rPr>
-            </w:pPr>
-            <w:r>
-              <w:rPr>
-                <w:rFonts w:ascii="Arial" w:hAnsi="Arial" w:eastAsia="Arial" w:cs="Arial"/>
-                <w:i w:val="false"/>
-                <w:b w:val="false"/>
-                <w:u w:val="none"/>
-                <w:strike w:val="false"/>
-                <w:sz w:val="18"/>
-                <w:szCs w:val="18"/>
-                <w:color w:val="000000"/>
-              </w:rPr>
-              <w:t xml:space="preserve"/>
-            </w:r>
-          </w:p>
-        </w:tc>
-        <w:tc>
-          <w:tcPr>
-            <w:tcBorders>
-              <w:bottom w:val="none" w:sz="0" w:space="0" w:color="000000"/>
-              <w:top w:val="none" w:sz="0" w:space="0" w:color="000000"/>
-              <w:left w:val="none" w:sz="0" w:space="0" w:color="000000"/>
-              <w:right w:val="none" w:sz="0" w:space="0" w:color="000000"/>
-            </w:tcBorders>
-            <w:shd w:val="clear" w:color="auto" w:fill="FFFFFF"/>
-            <w:tcMar>
-              <w:top w:w="0" w:type="dxa"/>
-              <w:bottom w:w="0" w:type="dxa"/>
-              <w:left w:w="0" w:type="dxa"/>
-              <w:right w:w="0" w:type="dxa"/>
-            </w:tcMar>
-            <w:vAlign w:val="center"/>
-          </w:tcPr>
-          <w:p>
-            <w:pPr>
-              <w:jc w:val="center"/>
-              <w:pBdr>
-                <w:bottom w:val="none" w:sz="0" w:space="0" w:color="000000"/>
-                <w:top w:val="none" w:sz="0" w:space="0" w:color="000000"/>
-                <w:left w:val="none" w:sz="0" w:space="0" w:color="000000"/>
-                <w:right w:val="none" w:sz="0" w:space="0" w:color="000000"/>
-              </w:pBdr>
-              <w:spacing w:after="0" w:before="0" w:line="240"/>
-              <w:ind w:left="0" w:right="120" w:firstLine="0" w:firstLineChars="0"/>
-              <w:rPr>
-                <w:rFonts w:ascii="Arial" w:hAnsi="Arial" w:eastAsia="Arial" w:cs="Arial"/>
-                <w:i w:val="false"/>
-                <w:b w:val="false"/>
-                <w:u w:val="none"/>
-                <w:strike w:val="false"/>
-                <w:sz w:val="18"/>
-                <w:szCs w:val="18"/>
-                <w:color w:val="000000"/>
-              </w:rPr>
-            </w:pPr>
-            <w:r>
-              <w:rPr>
-                <w:rFonts w:ascii="Arial" w:hAnsi="Arial" w:eastAsia="Arial" w:cs="Arial"/>
-                <w:i w:val="false"/>
-                <w:b w:val="false"/>
-                <w:u w:val="none"/>
-                <w:strike w:val="false"/>
-                <w:sz w:val="18"/>
-                <w:szCs w:val="18"/>
-                <w:color w:val="000000"/>
-              </w:rPr>
-              <w:t xml:space="preserve">Wilcoxon rank-sum</w:t>
-            </w:r>
-          </w:p>
-        </w:tc>
-        <w:tc>
-          <w:tcPr>
-            <w:tcBorders>
-              <w:bottom w:val="none" w:sz="0" w:space="0" w:color="000000"/>
-              <w:top w:val="none" w:sz="0" w:space="0" w:color="000000"/>
-              <w:left w:val="none" w:sz="0" w:space="0" w:color="000000"/>
-              <w:right w:val="none" w:sz="0" w:space="0" w:color="000000"/>
-            </w:tcBorders>
-            <w:shd w:val="clear" w:color="auto" w:fill="FFFFFF"/>
-            <w:tcMar>
-              <w:top w:w="0" w:type="dxa"/>
-              <w:bottom w:w="0" w:type="dxa"/>
-              <w:left w:w="0" w:type="dxa"/>
-              <w:right w:w="0" w:type="dxa"/>
-            </w:tcMar>
-            <w:vAlign w:val="center"/>
-          </w:tcPr>
-          <w:p>
-            <w:pPr>
-              <w:jc w:val="center"/>
-              <w:pBdr>
-                <w:bottom w:val="none" w:sz="0" w:space="0" w:color="000000"/>
-                <w:top w:val="none" w:sz="0" w:space="0" w:color="000000"/>
-                <w:left w:val="none" w:sz="0" w:space="0" w:color="000000"/>
-                <w:right w:val="none" w:sz="0" w:space="0" w:color="000000"/>
-              </w:pBdr>
-              <w:spacing w:after="0" w:before="0" w:line="240"/>
-              <w:ind w:left="0" w:right="120" w:firstLine="0" w:firstLineChars="0"/>
-              <w:rPr>
-                <w:rFonts w:ascii="Arial" w:hAnsi="Arial" w:eastAsia="Arial" w:cs="Arial"/>
-                <w:i w:val="false"/>
-                <w:b w:val="false"/>
-                <w:u w:val="none"/>
-                <w:strike w:val="false"/>
-                <w:sz w:val="18"/>
-                <w:szCs w:val="18"/>
-                <w:color w:val="000000"/>
-              </w:rPr>
-            </w:pPr>
-            <w:r>
-              <w:rPr>
-                <w:rFonts w:ascii="Arial" w:hAnsi="Arial" w:eastAsia="Arial" w:cs="Arial"/>
-                <w:i w:val="false"/>
-                <w:b w:val="false"/>
-                <w:u w:val="none"/>
-                <w:strike w:val="false"/>
-                <w:sz w:val="18"/>
-                <w:szCs w:val="18"/>
-                <w:color w:val="000000"/>
-              </w:rPr>
-              <w:t xml:space="preserve"/>
+              <w:t xml:space="preserve">time_to_ppx</w:t>
+            </w:r>
+          </w:p>
+        </w:tc>
+        <w:tc>
+          <w:tcPr>
+            <w:tcBorders>
+              <w:bottom w:val="none" w:sz="0" w:space="0" w:color="000000"/>
+              <w:top w:val="none" w:sz="0" w:space="0" w:color="000000"/>
+              <w:left w:val="none" w:sz="0" w:space="0" w:color="000000"/>
+              <w:right w:val="none" w:sz="0" w:space="0" w:color="000000"/>
+            </w:tcBorders>
+            <w:shd w:val="clear" w:color="auto" w:fill="FFFFFF"/>
+            <w:tcMar>
+              <w:top w:w="0" w:type="dxa"/>
+              <w:bottom w:w="0" w:type="dxa"/>
+              <w:left w:w="0" w:type="dxa"/>
+              <w:right w:w="0" w:type="dxa"/>
+            </w:tcMar>
+            <w:vAlign w:val="center"/>
+          </w:tcPr>
+          <w:p>
+            <w:pPr>
+              <w:jc w:val="center"/>
+              <w:pBdr>
+                <w:bottom w:val="none" w:sz="0" w:space="0" w:color="000000"/>
+                <w:top w:val="none" w:sz="0" w:space="0" w:color="000000"/>
+                <w:left w:val="none" w:sz="0" w:space="0" w:color="000000"/>
+                <w:right w:val="none" w:sz="0" w:space="0" w:color="000000"/>
+              </w:pBdr>
+              <w:spacing w:after="0" w:before="0" w:line="240"/>
+              <w:ind w:left="0" w:right="120" w:firstLine="0" w:firstLineChars="0"/>
+              <w:rPr>
+                <w:rFonts w:ascii="Arial" w:hAnsi="Arial" w:eastAsia="Arial" w:cs="Arial"/>
+                <w:i w:val="false"/>
+                <w:b w:val="false"/>
+                <w:u w:val="none"/>
+                <w:strike w:val="false"/>
+                <w:sz w:val="18"/>
+                <w:szCs w:val="18"/>
+                <w:color w:val="000000"/>
+              </w:rPr>
+            </w:pPr>
+            <w:r>
+              <w:rPr>
+                <w:rFonts w:ascii="Arial" w:hAnsi="Arial" w:eastAsia="Arial" w:cs="Arial"/>
+                <w:i w:val="false"/>
+                <w:b w:val="false"/>
+                <w:u w:val="none"/>
+                <w:strike w:val="false"/>
+                <w:sz w:val="18"/>
+                <w:szCs w:val="18"/>
+                <w:color w:val="000000"/>
+              </w:rPr>
+              <w:t xml:space="preserve">53.1 ± 32.4</w:t>
+            </w:r>
+          </w:p>
+        </w:tc>
+        <w:tc>
+          <w:tcPr>
+            <w:tcBorders>
+              <w:bottom w:val="none" w:sz="0" w:space="0" w:color="000000"/>
+              <w:top w:val="none" w:sz="0" w:space="0" w:color="000000"/>
+              <w:left w:val="none" w:sz="0" w:space="0" w:color="000000"/>
+              <w:right w:val="none" w:sz="0" w:space="0" w:color="000000"/>
+            </w:tcBorders>
+            <w:shd w:val="clear" w:color="auto" w:fill="FFFFFF"/>
+            <w:tcMar>
+              <w:top w:w="0" w:type="dxa"/>
+              <w:bottom w:w="0" w:type="dxa"/>
+              <w:left w:w="0" w:type="dxa"/>
+              <w:right w:w="0" w:type="dxa"/>
+            </w:tcMar>
+            <w:vAlign w:val="center"/>
+          </w:tcPr>
+          <w:p>
+            <w:pPr>
+              <w:jc w:val="center"/>
+              <w:pBdr>
+                <w:bottom w:val="none" w:sz="0" w:space="0" w:color="000000"/>
+                <w:top w:val="none" w:sz="0" w:space="0" w:color="000000"/>
+                <w:left w:val="none" w:sz="0" w:space="0" w:color="000000"/>
+                <w:right w:val="none" w:sz="0" w:space="0" w:color="000000"/>
+              </w:pBdr>
+              <w:spacing w:after="0" w:before="0" w:line="240"/>
+              <w:ind w:left="0" w:right="120" w:firstLine="0" w:firstLineChars="0"/>
+              <w:rPr>
+                <w:rFonts w:ascii="Arial" w:hAnsi="Arial" w:eastAsia="Arial" w:cs="Arial"/>
+                <w:i w:val="false"/>
+                <w:b w:val="false"/>
+                <w:u w:val="none"/>
+                <w:strike w:val="false"/>
+                <w:sz w:val="18"/>
+                <w:szCs w:val="18"/>
+                <w:color w:val="000000"/>
+              </w:rPr>
+            </w:pPr>
+            <w:r>
+              <w:rPr>
+                <w:rFonts w:ascii="Arial" w:hAnsi="Arial" w:eastAsia="Arial" w:cs="Arial"/>
+                <w:i w:val="false"/>
+                <w:b w:val="false"/>
+                <w:u w:val="none"/>
+                <w:strike w:val="false"/>
+                <w:sz w:val="18"/>
+                <w:szCs w:val="18"/>
+                <w:color w:val="000000"/>
+              </w:rPr>
+              <w:t xml:space="preserve">69.6 ± 49.2</w:t>
+            </w:r>
+          </w:p>
+        </w:tc>
+        <w:tc>
+          <w:tcPr>
+            <w:tcBorders>
+              <w:bottom w:val="none" w:sz="0" w:space="0" w:color="000000"/>
+              <w:top w:val="none" w:sz="0" w:space="0" w:color="000000"/>
+              <w:left w:val="none" w:sz="0" w:space="0" w:color="000000"/>
+              <w:right w:val="none" w:sz="0" w:space="0" w:color="000000"/>
+            </w:tcBorders>
+            <w:shd w:val="clear" w:color="auto" w:fill="FFFFFF"/>
+            <w:tcMar>
+              <w:top w:w="0" w:type="dxa"/>
+              <w:bottom w:w="0" w:type="dxa"/>
+              <w:left w:w="0" w:type="dxa"/>
+              <w:right w:w="0" w:type="dxa"/>
+            </w:tcMar>
+            <w:vAlign w:val="center"/>
+          </w:tcPr>
+          <w:p>
+            <w:pPr>
+              <w:jc w:val="center"/>
+              <w:pBdr>
+                <w:bottom w:val="none" w:sz="0" w:space="0" w:color="000000"/>
+                <w:top w:val="none" w:sz="0" w:space="0" w:color="000000"/>
+                <w:left w:val="none" w:sz="0" w:space="0" w:color="000000"/>
+                <w:right w:val="none" w:sz="0" w:space="0" w:color="000000"/>
+              </w:pBdr>
+              <w:spacing w:after="0" w:before="0" w:line="240"/>
+              <w:ind w:left="0" w:right="120" w:firstLine="0" w:firstLineChars="0"/>
+              <w:rPr>
+                <w:rFonts w:ascii="Arial" w:hAnsi="Arial" w:eastAsia="Arial" w:cs="Arial"/>
+                <w:i w:val="false"/>
+                <w:b w:val="false"/>
+                <w:u w:val="none"/>
+                <w:strike w:val="false"/>
+                <w:sz w:val="18"/>
+                <w:szCs w:val="18"/>
+                <w:color w:val="000000"/>
+              </w:rPr>
+            </w:pPr>
+            <w:r>
+              <w:rPr>
+                <w:rFonts w:ascii="Arial" w:hAnsi="Arial" w:eastAsia="Arial" w:cs="Arial"/>
+                <w:i w:val="false"/>
+                <w:b w:val="false"/>
+                <w:u w:val="none"/>
+                <w:strike w:val="false"/>
+                <w:sz w:val="18"/>
+                <w:szCs w:val="18"/>
+                <w:color w:val="000000"/>
+              </w:rPr>
+              <w:t xml:space="preserve">56.7 ± 36.8</w:t>
+            </w:r>
+          </w:p>
+        </w:tc>
+        <w:tc>
+          <w:tcPr>
+            <w:tcBorders>
+              <w:bottom w:val="none" w:sz="0" w:space="0" w:color="000000"/>
+              <w:top w:val="none" w:sz="0" w:space="0" w:color="000000"/>
+              <w:left w:val="none" w:sz="0" w:space="0" w:color="000000"/>
+              <w:right w:val="none" w:sz="0" w:space="0" w:color="000000"/>
+            </w:tcBorders>
+            <w:shd w:val="clear" w:color="auto" w:fill="FFFFFF"/>
+            <w:tcMar>
+              <w:top w:w="0" w:type="dxa"/>
+              <w:bottom w:w="0" w:type="dxa"/>
+              <w:left w:w="0" w:type="dxa"/>
+              <w:right w:w="0" w:type="dxa"/>
+            </w:tcMar>
+            <w:vAlign w:val="center"/>
+          </w:tcPr>
+          <w:p>
+            <w:pPr>
+              <w:jc w:val="center"/>
+              <w:pBdr>
+                <w:bottom w:val="none" w:sz="0" w:space="0" w:color="000000"/>
+                <w:top w:val="none" w:sz="0" w:space="0" w:color="000000"/>
+                <w:left w:val="none" w:sz="0" w:space="0" w:color="000000"/>
+                <w:right w:val="none" w:sz="0" w:space="0" w:color="000000"/>
+              </w:pBdr>
+              <w:spacing w:after="0" w:before="0" w:line="240"/>
+              <w:ind w:left="0" w:right="120" w:firstLine="0" w:firstLineChars="0"/>
+              <w:rPr>
+                <w:rFonts w:ascii="Arial" w:hAnsi="Arial" w:eastAsia="Arial" w:cs="Arial"/>
+                <w:i w:val="false"/>
+                <w:b w:val="false"/>
+                <w:u w:val="none"/>
+                <w:strike w:val="false"/>
+                <w:sz w:val="18"/>
+                <w:szCs w:val="18"/>
+                <w:color w:val="000000"/>
+              </w:rPr>
+            </w:pPr>
+            <w:r>
+              <w:rPr>
+                <w:rFonts w:ascii="Arial" w:hAnsi="Arial" w:eastAsia="Arial" w:cs="Arial"/>
+                <w:i w:val="false"/>
+                <w:b w:val="false"/>
+                <w:u w:val="none"/>
+                <w:strike w:val="false"/>
+                <w:sz w:val="18"/>
+                <w:szCs w:val="18"/>
+                <w:color w:val="000000"/>
+              </w:rPr>
+              <w:t xml:space="preserve">0.25</w:t>
             </w:r>
           </w:p>
         </w:tc>
@@ -8856,6 +5616,834 @@
         <w:tc>
           <w:tcPr>
             <w:tcBorders>
+              <w:bottom w:val="none" w:sz="0" w:space="0" w:color="000000"/>
+              <w:top w:val="none" w:sz="0" w:space="0" w:color="000000"/>
+              <w:left w:val="none" w:sz="0" w:space="0" w:color="000000"/>
+              <w:right w:val="none" w:sz="0" w:space="0" w:color="000000"/>
+            </w:tcBorders>
+            <w:shd w:val="clear" w:color="auto" w:fill="FFFFFF"/>
+            <w:tcMar>
+              <w:top w:w="0" w:type="dxa"/>
+              <w:bottom w:w="0" w:type="dxa"/>
+              <w:left w:w="0" w:type="dxa"/>
+              <w:right w:w="0" w:type="dxa"/>
+            </w:tcMar>
+            <w:vAlign w:val="center"/>
+          </w:tcPr>
+          <w:p>
+            <w:pPr>
+              <w:jc w:val="left"/>
+              <w:pBdr>
+                <w:bottom w:val="none" w:sz="0" w:space="0" w:color="000000"/>
+                <w:top w:val="none" w:sz="0" w:space="0" w:color="000000"/>
+                <w:left w:val="none" w:sz="0" w:space="0" w:color="000000"/>
+                <w:right w:val="none" w:sz="0" w:space="0" w:color="000000"/>
+              </w:pBdr>
+              <w:spacing w:after="0" w:before="0" w:line="240"/>
+              <w:ind w:left="240" w:right="120" w:firstLine="0" w:firstLineChars="0"/>
+              <w:rPr>
+                <w:rFonts w:ascii="Arial" w:hAnsi="Arial" w:eastAsia="Arial" w:cs="Arial"/>
+                <w:i w:val="false"/>
+                <w:b w:val="false"/>
+                <w:u w:val="none"/>
+                <w:strike w:val="false"/>
+                <w:sz w:val="18"/>
+                <w:szCs w:val="18"/>
+                <w:color w:val="000000"/>
+              </w:rPr>
+            </w:pPr>
+            <w:r>
+              <w:rPr>
+                <w:rFonts w:ascii="Arial" w:hAnsi="Arial" w:eastAsia="Arial" w:cs="Arial"/>
+                <w:i w:val="false"/>
+                <w:b w:val="false"/>
+                <w:u w:val="none"/>
+                <w:strike w:val="false"/>
+                <w:sz w:val="18"/>
+                <w:szCs w:val="18"/>
+                <w:color w:val="000000"/>
+              </w:rPr>
+              <w:t xml:space="preserve">hospital_days</w:t>
+            </w:r>
+          </w:p>
+        </w:tc>
+        <w:tc>
+          <w:tcPr>
+            <w:tcBorders>
+              <w:bottom w:val="none" w:sz="0" w:space="0" w:color="000000"/>
+              <w:top w:val="none" w:sz="0" w:space="0" w:color="000000"/>
+              <w:left w:val="none" w:sz="0" w:space="0" w:color="000000"/>
+              <w:right w:val="none" w:sz="0" w:space="0" w:color="000000"/>
+            </w:tcBorders>
+            <w:shd w:val="clear" w:color="auto" w:fill="FFFFFF"/>
+            <w:tcMar>
+              <w:top w:w="0" w:type="dxa"/>
+              <w:bottom w:w="0" w:type="dxa"/>
+              <w:left w:w="0" w:type="dxa"/>
+              <w:right w:w="0" w:type="dxa"/>
+            </w:tcMar>
+            <w:vAlign w:val="center"/>
+          </w:tcPr>
+          <w:p>
+            <w:pPr>
+              <w:jc w:val="center"/>
+              <w:pBdr>
+                <w:bottom w:val="none" w:sz="0" w:space="0" w:color="000000"/>
+                <w:top w:val="none" w:sz="0" w:space="0" w:color="000000"/>
+                <w:left w:val="none" w:sz="0" w:space="0" w:color="000000"/>
+                <w:right w:val="none" w:sz="0" w:space="0" w:color="000000"/>
+              </w:pBdr>
+              <w:spacing w:after="0" w:before="0" w:line="240"/>
+              <w:ind w:left="0" w:right="120" w:firstLine="0" w:firstLineChars="0"/>
+              <w:rPr>
+                <w:rFonts w:ascii="Arial" w:hAnsi="Arial" w:eastAsia="Arial" w:cs="Arial"/>
+                <w:i w:val="false"/>
+                <w:b w:val="false"/>
+                <w:u w:val="none"/>
+                <w:strike w:val="false"/>
+                <w:sz w:val="18"/>
+                <w:szCs w:val="18"/>
+                <w:color w:val="000000"/>
+              </w:rPr>
+            </w:pPr>
+            <w:r>
+              <w:rPr>
+                <w:rFonts w:ascii="Arial" w:hAnsi="Arial" w:eastAsia="Arial" w:cs="Arial"/>
+                <w:i w:val="false"/>
+                <w:b w:val="false"/>
+                <w:u w:val="none"/>
+                <w:strike w:val="false"/>
+                <w:sz w:val="18"/>
+                <w:szCs w:val="18"/>
+                <w:color w:val="000000"/>
+              </w:rPr>
+              <w:t xml:space="preserve">19.5 [11.8–30.5]</w:t>
+            </w:r>
+          </w:p>
+        </w:tc>
+        <w:tc>
+          <w:tcPr>
+            <w:tcBorders>
+              <w:bottom w:val="none" w:sz="0" w:space="0" w:color="000000"/>
+              <w:top w:val="none" w:sz="0" w:space="0" w:color="000000"/>
+              <w:left w:val="none" w:sz="0" w:space="0" w:color="000000"/>
+              <w:right w:val="none" w:sz="0" w:space="0" w:color="000000"/>
+            </w:tcBorders>
+            <w:shd w:val="clear" w:color="auto" w:fill="FFFFFF"/>
+            <w:tcMar>
+              <w:top w:w="0" w:type="dxa"/>
+              <w:bottom w:w="0" w:type="dxa"/>
+              <w:left w:w="0" w:type="dxa"/>
+              <w:right w:w="0" w:type="dxa"/>
+            </w:tcMar>
+            <w:vAlign w:val="center"/>
+          </w:tcPr>
+          <w:p>
+            <w:pPr>
+              <w:jc w:val="center"/>
+              <w:pBdr>
+                <w:bottom w:val="none" w:sz="0" w:space="0" w:color="000000"/>
+                <w:top w:val="none" w:sz="0" w:space="0" w:color="000000"/>
+                <w:left w:val="none" w:sz="0" w:space="0" w:color="000000"/>
+                <w:right w:val="none" w:sz="0" w:space="0" w:color="000000"/>
+              </w:pBdr>
+              <w:spacing w:after="0" w:before="0" w:line="240"/>
+              <w:ind w:left="0" w:right="120" w:firstLine="0" w:firstLineChars="0"/>
+              <w:rPr>
+                <w:rFonts w:ascii="Arial" w:hAnsi="Arial" w:eastAsia="Arial" w:cs="Arial"/>
+                <w:i w:val="false"/>
+                <w:b w:val="false"/>
+                <w:u w:val="none"/>
+                <w:strike w:val="false"/>
+                <w:sz w:val="18"/>
+                <w:szCs w:val="18"/>
+                <w:color w:val="000000"/>
+              </w:rPr>
+            </w:pPr>
+            <w:r>
+              <w:rPr>
+                <w:rFonts w:ascii="Arial" w:hAnsi="Arial" w:eastAsia="Arial" w:cs="Arial"/>
+                <w:i w:val="false"/>
+                <w:b w:val="false"/>
+                <w:u w:val="none"/>
+                <w:strike w:val="false"/>
+                <w:sz w:val="18"/>
+                <w:szCs w:val="18"/>
+                <w:color w:val="000000"/>
+              </w:rPr>
+              <w:t xml:space="preserve">28 [17–45]</w:t>
+            </w:r>
+          </w:p>
+        </w:tc>
+        <w:tc>
+          <w:tcPr>
+            <w:tcBorders>
+              <w:bottom w:val="none" w:sz="0" w:space="0" w:color="000000"/>
+              <w:top w:val="none" w:sz="0" w:space="0" w:color="000000"/>
+              <w:left w:val="none" w:sz="0" w:space="0" w:color="000000"/>
+              <w:right w:val="none" w:sz="0" w:space="0" w:color="000000"/>
+            </w:tcBorders>
+            <w:shd w:val="clear" w:color="auto" w:fill="FFFFFF"/>
+            <w:tcMar>
+              <w:top w:w="0" w:type="dxa"/>
+              <w:bottom w:w="0" w:type="dxa"/>
+              <w:left w:w="0" w:type="dxa"/>
+              <w:right w:w="0" w:type="dxa"/>
+            </w:tcMar>
+            <w:vAlign w:val="center"/>
+          </w:tcPr>
+          <w:p>
+            <w:pPr>
+              <w:jc w:val="center"/>
+              <w:pBdr>
+                <w:bottom w:val="none" w:sz="0" w:space="0" w:color="000000"/>
+                <w:top w:val="none" w:sz="0" w:space="0" w:color="000000"/>
+                <w:left w:val="none" w:sz="0" w:space="0" w:color="000000"/>
+                <w:right w:val="none" w:sz="0" w:space="0" w:color="000000"/>
+              </w:pBdr>
+              <w:spacing w:after="0" w:before="0" w:line="240"/>
+              <w:ind w:left="0" w:right="120" w:firstLine="0" w:firstLineChars="0"/>
+              <w:rPr>
+                <w:rFonts w:ascii="Arial" w:hAnsi="Arial" w:eastAsia="Arial" w:cs="Arial"/>
+                <w:i w:val="false"/>
+                <w:b w:val="false"/>
+                <w:u w:val="none"/>
+                <w:strike w:val="false"/>
+                <w:sz w:val="18"/>
+                <w:szCs w:val="18"/>
+                <w:color w:val="000000"/>
+              </w:rPr>
+            </w:pPr>
+            <w:r>
+              <w:rPr>
+                <w:rFonts w:ascii="Arial" w:hAnsi="Arial" w:eastAsia="Arial" w:cs="Arial"/>
+                <w:i w:val="false"/>
+                <w:b w:val="false"/>
+                <w:u w:val="none"/>
+                <w:strike w:val="false"/>
+                <w:sz w:val="18"/>
+                <w:szCs w:val="18"/>
+                <w:color w:val="000000"/>
+              </w:rPr>
+              <w:t xml:space="preserve">20.5 [13–31.5]</w:t>
+            </w:r>
+          </w:p>
+        </w:tc>
+        <w:tc>
+          <w:tcPr>
+            <w:tcBorders>
+              <w:bottom w:val="none" w:sz="0" w:space="0" w:color="000000"/>
+              <w:top w:val="none" w:sz="0" w:space="0" w:color="000000"/>
+              <w:left w:val="none" w:sz="0" w:space="0" w:color="000000"/>
+              <w:right w:val="none" w:sz="0" w:space="0" w:color="000000"/>
+            </w:tcBorders>
+            <w:shd w:val="clear" w:color="auto" w:fill="FFFFFF"/>
+            <w:tcMar>
+              <w:top w:w="0" w:type="dxa"/>
+              <w:bottom w:w="0" w:type="dxa"/>
+              <w:left w:w="0" w:type="dxa"/>
+              <w:right w:w="0" w:type="dxa"/>
+            </w:tcMar>
+            <w:vAlign w:val="center"/>
+          </w:tcPr>
+          <w:p>
+            <w:pPr>
+              <w:jc w:val="center"/>
+              <w:pBdr>
+                <w:bottom w:val="none" w:sz="0" w:space="0" w:color="000000"/>
+                <w:top w:val="none" w:sz="0" w:space="0" w:color="000000"/>
+                <w:left w:val="none" w:sz="0" w:space="0" w:color="000000"/>
+                <w:right w:val="none" w:sz="0" w:space="0" w:color="000000"/>
+              </w:pBdr>
+              <w:spacing w:after="0" w:before="0" w:line="240"/>
+              <w:ind w:left="0" w:right="120" w:firstLine="0" w:firstLineChars="0"/>
+              <w:rPr>
+                <w:rFonts w:ascii="Arial" w:hAnsi="Arial" w:eastAsia="Arial" w:cs="Arial"/>
+                <w:i w:val="false"/>
+                <w:b w:val="false"/>
+                <w:u w:val="none"/>
+                <w:strike w:val="false"/>
+                <w:sz w:val="18"/>
+                <w:szCs w:val="18"/>
+                <w:color w:val="000000"/>
+              </w:rPr>
+            </w:pPr>
+            <w:r>
+              <w:rPr>
+                <w:rFonts w:ascii="Arial" w:hAnsi="Arial" w:eastAsia="Arial" w:cs="Arial"/>
+                <w:i w:val="false"/>
+                <w:b w:val="false"/>
+                <w:u w:val="none"/>
+                <w:strike w:val="false"/>
+                <w:sz w:val="18"/>
+                <w:szCs w:val="18"/>
+                <w:color w:val="000000"/>
+              </w:rPr>
+              <w:t xml:space="preserve">0.09</w:t>
+            </w:r>
+          </w:p>
+        </w:tc>
+      </w:tr>
+      <w:tr>
+        <w:trPr>
+          <w:trHeight w:val="144" w:hRule="auto"/>
+        </w:trPr>
+        body21
+        <w:tc>
+          <w:tcPr>
+            <w:tcBorders>
+              <w:bottom w:val="none" w:sz="0" w:space="0" w:color="000000"/>
+              <w:top w:val="none" w:sz="0" w:space="0" w:color="000000"/>
+              <w:left w:val="none" w:sz="0" w:space="0" w:color="000000"/>
+              <w:right w:val="none" w:sz="0" w:space="0" w:color="000000"/>
+            </w:tcBorders>
+            <w:shd w:val="clear" w:color="auto" w:fill="FFFFFF"/>
+            <w:tcMar>
+              <w:top w:w="0" w:type="dxa"/>
+              <w:bottom w:w="0" w:type="dxa"/>
+              <w:left w:w="0" w:type="dxa"/>
+              <w:right w:w="0" w:type="dxa"/>
+            </w:tcMar>
+            <w:vAlign w:val="center"/>
+          </w:tcPr>
+          <w:p>
+            <w:pPr>
+              <w:jc w:val="left"/>
+              <w:pBdr>
+                <w:bottom w:val="none" w:sz="0" w:space="0" w:color="000000"/>
+                <w:top w:val="none" w:sz="0" w:space="0" w:color="000000"/>
+                <w:left w:val="none" w:sz="0" w:space="0" w:color="000000"/>
+                <w:right w:val="none" w:sz="0" w:space="0" w:color="000000"/>
+              </w:pBdr>
+              <w:spacing w:after="0" w:before="0" w:line="240"/>
+              <w:ind w:left="240" w:right="120" w:firstLine="0" w:firstLineChars="0"/>
+              <w:rPr>
+                <w:rFonts w:ascii="Arial" w:hAnsi="Arial" w:eastAsia="Arial" w:cs="Arial"/>
+                <w:i w:val="false"/>
+                <w:b w:val="false"/>
+                <w:u w:val="none"/>
+                <w:strike w:val="false"/>
+                <w:sz w:val="18"/>
+                <w:szCs w:val="18"/>
+                <w:color w:val="000000"/>
+              </w:rPr>
+            </w:pPr>
+            <w:r>
+              <w:rPr>
+                <w:rFonts w:ascii="Arial" w:hAnsi="Arial" w:eastAsia="Arial" w:cs="Arial"/>
+                <w:i w:val="false"/>
+                <w:b w:val="false"/>
+                <w:u w:val="none"/>
+                <w:strike w:val="false"/>
+                <w:sz w:val="18"/>
+                <w:szCs w:val="18"/>
+                <w:color w:val="000000"/>
+              </w:rPr>
+              <w:t xml:space="preserve">ICU_days</w:t>
+            </w:r>
+          </w:p>
+        </w:tc>
+        <w:tc>
+          <w:tcPr>
+            <w:tcBorders>
+              <w:bottom w:val="none" w:sz="0" w:space="0" w:color="000000"/>
+              <w:top w:val="none" w:sz="0" w:space="0" w:color="000000"/>
+              <w:left w:val="none" w:sz="0" w:space="0" w:color="000000"/>
+              <w:right w:val="none" w:sz="0" w:space="0" w:color="000000"/>
+            </w:tcBorders>
+            <w:shd w:val="clear" w:color="auto" w:fill="FFFFFF"/>
+            <w:tcMar>
+              <w:top w:w="0" w:type="dxa"/>
+              <w:bottom w:w="0" w:type="dxa"/>
+              <w:left w:w="0" w:type="dxa"/>
+              <w:right w:w="0" w:type="dxa"/>
+            </w:tcMar>
+            <w:vAlign w:val="center"/>
+          </w:tcPr>
+          <w:p>
+            <w:pPr>
+              <w:jc w:val="center"/>
+              <w:pBdr>
+                <w:bottom w:val="none" w:sz="0" w:space="0" w:color="000000"/>
+                <w:top w:val="none" w:sz="0" w:space="0" w:color="000000"/>
+                <w:left w:val="none" w:sz="0" w:space="0" w:color="000000"/>
+                <w:right w:val="none" w:sz="0" w:space="0" w:color="000000"/>
+              </w:pBdr>
+              <w:spacing w:after="0" w:before="0" w:line="240"/>
+              <w:ind w:left="0" w:right="120" w:firstLine="0" w:firstLineChars="0"/>
+              <w:rPr>
+                <w:rFonts w:ascii="Arial" w:hAnsi="Arial" w:eastAsia="Arial" w:cs="Arial"/>
+                <w:i w:val="false"/>
+                <w:b w:val="false"/>
+                <w:u w:val="none"/>
+                <w:strike w:val="false"/>
+                <w:sz w:val="18"/>
+                <w:szCs w:val="18"/>
+                <w:color w:val="000000"/>
+              </w:rPr>
+            </w:pPr>
+            <w:r>
+              <w:rPr>
+                <w:rFonts w:ascii="Arial" w:hAnsi="Arial" w:eastAsia="Arial" w:cs="Arial"/>
+                <w:i w:val="false"/>
+                <w:b w:val="false"/>
+                <w:u w:val="none"/>
+                <w:strike w:val="false"/>
+                <w:sz w:val="18"/>
+                <w:szCs w:val="18"/>
+                <w:color w:val="000000"/>
+              </w:rPr>
+              <w:t xml:space="preserve">7 [3.5–19]</w:t>
+            </w:r>
+          </w:p>
+        </w:tc>
+        <w:tc>
+          <w:tcPr>
+            <w:tcBorders>
+              <w:bottom w:val="none" w:sz="0" w:space="0" w:color="000000"/>
+              <w:top w:val="none" w:sz="0" w:space="0" w:color="000000"/>
+              <w:left w:val="none" w:sz="0" w:space="0" w:color="000000"/>
+              <w:right w:val="none" w:sz="0" w:space="0" w:color="000000"/>
+            </w:tcBorders>
+            <w:shd w:val="clear" w:color="auto" w:fill="FFFFFF"/>
+            <w:tcMar>
+              <w:top w:w="0" w:type="dxa"/>
+              <w:bottom w:w="0" w:type="dxa"/>
+              <w:left w:w="0" w:type="dxa"/>
+              <w:right w:w="0" w:type="dxa"/>
+            </w:tcMar>
+            <w:vAlign w:val="center"/>
+          </w:tcPr>
+          <w:p>
+            <w:pPr>
+              <w:jc w:val="center"/>
+              <w:pBdr>
+                <w:bottom w:val="none" w:sz="0" w:space="0" w:color="000000"/>
+                <w:top w:val="none" w:sz="0" w:space="0" w:color="000000"/>
+                <w:left w:val="none" w:sz="0" w:space="0" w:color="000000"/>
+                <w:right w:val="none" w:sz="0" w:space="0" w:color="000000"/>
+              </w:pBdr>
+              <w:spacing w:after="0" w:before="0" w:line="240"/>
+              <w:ind w:left="0" w:right="120" w:firstLine="0" w:firstLineChars="0"/>
+              <w:rPr>
+                <w:rFonts w:ascii="Arial" w:hAnsi="Arial" w:eastAsia="Arial" w:cs="Arial"/>
+                <w:i w:val="false"/>
+                <w:b w:val="false"/>
+                <w:u w:val="none"/>
+                <w:strike w:val="false"/>
+                <w:sz w:val="18"/>
+                <w:szCs w:val="18"/>
+                <w:color w:val="000000"/>
+              </w:rPr>
+            </w:pPr>
+            <w:r>
+              <w:rPr>
+                <w:rFonts w:ascii="Arial" w:hAnsi="Arial" w:eastAsia="Arial" w:cs="Arial"/>
+                <w:i w:val="false"/>
+                <w:b w:val="false"/>
+                <w:u w:val="none"/>
+                <w:strike w:val="false"/>
+                <w:sz w:val="18"/>
+                <w:szCs w:val="18"/>
+                <w:color w:val="000000"/>
+              </w:rPr>
+              <w:t xml:space="preserve">10 [4.2–35.2]</w:t>
+            </w:r>
+          </w:p>
+        </w:tc>
+        <w:tc>
+          <w:tcPr>
+            <w:tcBorders>
+              <w:bottom w:val="none" w:sz="0" w:space="0" w:color="000000"/>
+              <w:top w:val="none" w:sz="0" w:space="0" w:color="000000"/>
+              <w:left w:val="none" w:sz="0" w:space="0" w:color="000000"/>
+              <w:right w:val="none" w:sz="0" w:space="0" w:color="000000"/>
+            </w:tcBorders>
+            <w:shd w:val="clear" w:color="auto" w:fill="FFFFFF"/>
+            <w:tcMar>
+              <w:top w:w="0" w:type="dxa"/>
+              <w:bottom w:w="0" w:type="dxa"/>
+              <w:left w:w="0" w:type="dxa"/>
+              <w:right w:w="0" w:type="dxa"/>
+            </w:tcMar>
+            <w:vAlign w:val="center"/>
+          </w:tcPr>
+          <w:p>
+            <w:pPr>
+              <w:jc w:val="center"/>
+              <w:pBdr>
+                <w:bottom w:val="none" w:sz="0" w:space="0" w:color="000000"/>
+                <w:top w:val="none" w:sz="0" w:space="0" w:color="000000"/>
+                <w:left w:val="none" w:sz="0" w:space="0" w:color="000000"/>
+                <w:right w:val="none" w:sz="0" w:space="0" w:color="000000"/>
+              </w:pBdr>
+              <w:spacing w:after="0" w:before="0" w:line="240"/>
+              <w:ind w:left="0" w:right="120" w:firstLine="0" w:firstLineChars="0"/>
+              <w:rPr>
+                <w:rFonts w:ascii="Arial" w:hAnsi="Arial" w:eastAsia="Arial" w:cs="Arial"/>
+                <w:i w:val="false"/>
+                <w:b w:val="false"/>
+                <w:u w:val="none"/>
+                <w:strike w:val="false"/>
+                <w:sz w:val="18"/>
+                <w:szCs w:val="18"/>
+                <w:color w:val="000000"/>
+              </w:rPr>
+            </w:pPr>
+            <w:r>
+              <w:rPr>
+                <w:rFonts w:ascii="Arial" w:hAnsi="Arial" w:eastAsia="Arial" w:cs="Arial"/>
+                <w:i w:val="false"/>
+                <w:b w:val="false"/>
+                <w:u w:val="none"/>
+                <w:strike w:val="false"/>
+                <w:sz w:val="18"/>
+                <w:szCs w:val="18"/>
+                <w:color w:val="000000"/>
+              </w:rPr>
+              <w:t xml:space="preserve">7 [4–19]</w:t>
+            </w:r>
+          </w:p>
+        </w:tc>
+        <w:tc>
+          <w:tcPr>
+            <w:tcBorders>
+              <w:bottom w:val="none" w:sz="0" w:space="0" w:color="000000"/>
+              <w:top w:val="none" w:sz="0" w:space="0" w:color="000000"/>
+              <w:left w:val="none" w:sz="0" w:space="0" w:color="000000"/>
+              <w:right w:val="none" w:sz="0" w:space="0" w:color="000000"/>
+            </w:tcBorders>
+            <w:shd w:val="clear" w:color="auto" w:fill="FFFFFF"/>
+            <w:tcMar>
+              <w:top w:w="0" w:type="dxa"/>
+              <w:bottom w:w="0" w:type="dxa"/>
+              <w:left w:w="0" w:type="dxa"/>
+              <w:right w:w="0" w:type="dxa"/>
+            </w:tcMar>
+            <w:vAlign w:val="center"/>
+          </w:tcPr>
+          <w:p>
+            <w:pPr>
+              <w:jc w:val="center"/>
+              <w:pBdr>
+                <w:bottom w:val="none" w:sz="0" w:space="0" w:color="000000"/>
+                <w:top w:val="none" w:sz="0" w:space="0" w:color="000000"/>
+                <w:left w:val="none" w:sz="0" w:space="0" w:color="000000"/>
+                <w:right w:val="none" w:sz="0" w:space="0" w:color="000000"/>
+              </w:pBdr>
+              <w:spacing w:after="0" w:before="0" w:line="240"/>
+              <w:ind w:left="0" w:right="120" w:firstLine="0" w:firstLineChars="0"/>
+              <w:rPr>
+                <w:rFonts w:ascii="Arial" w:hAnsi="Arial" w:eastAsia="Arial" w:cs="Arial"/>
+                <w:i w:val="false"/>
+                <w:b w:val="false"/>
+                <w:u w:val="none"/>
+                <w:strike w:val="false"/>
+                <w:sz w:val="18"/>
+                <w:szCs w:val="18"/>
+                <w:color w:val="000000"/>
+              </w:rPr>
+            </w:pPr>
+            <w:r>
+              <w:rPr>
+                <w:rFonts w:ascii="Arial" w:hAnsi="Arial" w:eastAsia="Arial" w:cs="Arial"/>
+                <w:i w:val="false"/>
+                <w:b w:val="false"/>
+                <w:u w:val="none"/>
+                <w:strike w:val="false"/>
+                <w:sz w:val="18"/>
+                <w:szCs w:val="18"/>
+                <w:color w:val="000000"/>
+              </w:rPr>
+              <w:t xml:space="preserve">0.26</w:t>
+            </w:r>
+          </w:p>
+        </w:tc>
+      </w:tr>
+      <w:tr>
+        <w:trPr>
+          <w:trHeight w:val="144" w:hRule="auto"/>
+        </w:trPr>
+        body22
+        <w:tc>
+          <w:tcPr>
+            <w:tcBorders>
+              <w:bottom w:val="none" w:sz="0" w:space="0" w:color="000000"/>
+              <w:top w:val="none" w:sz="0" w:space="0" w:color="000000"/>
+              <w:left w:val="none" w:sz="0" w:space="0" w:color="000000"/>
+              <w:right w:val="none" w:sz="0" w:space="0" w:color="000000"/>
+            </w:tcBorders>
+            <w:shd w:val="clear" w:color="auto" w:fill="FFFFFF"/>
+            <w:tcMar>
+              <w:top w:w="0" w:type="dxa"/>
+              <w:bottom w:w="0" w:type="dxa"/>
+              <w:left w:w="0" w:type="dxa"/>
+              <w:right w:w="0" w:type="dxa"/>
+            </w:tcMar>
+            <w:vAlign w:val="center"/>
+          </w:tcPr>
+          <w:p>
+            <w:pPr>
+              <w:jc w:val="left"/>
+              <w:pBdr>
+                <w:bottom w:val="none" w:sz="0" w:space="0" w:color="000000"/>
+                <w:top w:val="none" w:sz="0" w:space="0" w:color="000000"/>
+                <w:left w:val="none" w:sz="0" w:space="0" w:color="000000"/>
+                <w:right w:val="none" w:sz="0" w:space="0" w:color="000000"/>
+              </w:pBdr>
+              <w:spacing w:after="0" w:before="0" w:line="240"/>
+              <w:ind w:left="240" w:right="120" w:firstLine="0" w:firstLineChars="0"/>
+              <w:rPr>
+                <w:rFonts w:ascii="Arial" w:hAnsi="Arial" w:eastAsia="Arial" w:cs="Arial"/>
+                <w:i w:val="false"/>
+                <w:b w:val="false"/>
+                <w:u w:val="none"/>
+                <w:strike w:val="false"/>
+                <w:sz w:val="18"/>
+                <w:szCs w:val="18"/>
+                <w:color w:val="000000"/>
+              </w:rPr>
+            </w:pPr>
+            <w:r>
+              <w:rPr>
+                <w:rFonts w:ascii="Arial" w:hAnsi="Arial" w:eastAsia="Arial" w:cs="Arial"/>
+                <w:i w:val="false"/>
+                <w:b w:val="false"/>
+                <w:u w:val="none"/>
+                <w:strike w:val="false"/>
+                <w:sz w:val="18"/>
+                <w:szCs w:val="18"/>
+                <w:color w:val="000000"/>
+              </w:rPr>
+              <w:t xml:space="preserve">vent_days</w:t>
+            </w:r>
+          </w:p>
+        </w:tc>
+        <w:tc>
+          <w:tcPr>
+            <w:tcBorders>
+              <w:bottom w:val="none" w:sz="0" w:space="0" w:color="000000"/>
+              <w:top w:val="none" w:sz="0" w:space="0" w:color="000000"/>
+              <w:left w:val="none" w:sz="0" w:space="0" w:color="000000"/>
+              <w:right w:val="none" w:sz="0" w:space="0" w:color="000000"/>
+            </w:tcBorders>
+            <w:shd w:val="clear" w:color="auto" w:fill="FFFFFF"/>
+            <w:tcMar>
+              <w:top w:w="0" w:type="dxa"/>
+              <w:bottom w:w="0" w:type="dxa"/>
+              <w:left w:w="0" w:type="dxa"/>
+              <w:right w:w="0" w:type="dxa"/>
+            </w:tcMar>
+            <w:vAlign w:val="center"/>
+          </w:tcPr>
+          <w:p>
+            <w:pPr>
+              <w:jc w:val="center"/>
+              <w:pBdr>
+                <w:bottom w:val="none" w:sz="0" w:space="0" w:color="000000"/>
+                <w:top w:val="none" w:sz="0" w:space="0" w:color="000000"/>
+                <w:left w:val="none" w:sz="0" w:space="0" w:color="000000"/>
+                <w:right w:val="none" w:sz="0" w:space="0" w:color="000000"/>
+              </w:pBdr>
+              <w:spacing w:after="0" w:before="0" w:line="240"/>
+              <w:ind w:left="0" w:right="120" w:firstLine="0" w:firstLineChars="0"/>
+              <w:rPr>
+                <w:rFonts w:ascii="Arial" w:hAnsi="Arial" w:eastAsia="Arial" w:cs="Arial"/>
+                <w:i w:val="false"/>
+                <w:b w:val="false"/>
+                <w:u w:val="none"/>
+                <w:strike w:val="false"/>
+                <w:sz w:val="18"/>
+                <w:szCs w:val="18"/>
+                <w:color w:val="000000"/>
+              </w:rPr>
+            </w:pPr>
+            <w:r>
+              <w:rPr>
+                <w:rFonts w:ascii="Arial" w:hAnsi="Arial" w:eastAsia="Arial" w:cs="Arial"/>
+                <w:i w:val="false"/>
+                <w:b w:val="false"/>
+                <w:u w:val="none"/>
+                <w:strike w:val="false"/>
+                <w:sz w:val="18"/>
+                <w:szCs w:val="18"/>
+                <w:color w:val="000000"/>
+              </w:rPr>
+              <w:t xml:space="preserve">5 [3–7.8]</w:t>
+            </w:r>
+          </w:p>
+        </w:tc>
+        <w:tc>
+          <w:tcPr>
+            <w:tcBorders>
+              <w:bottom w:val="none" w:sz="0" w:space="0" w:color="000000"/>
+              <w:top w:val="none" w:sz="0" w:space="0" w:color="000000"/>
+              <w:left w:val="none" w:sz="0" w:space="0" w:color="000000"/>
+              <w:right w:val="none" w:sz="0" w:space="0" w:color="000000"/>
+            </w:tcBorders>
+            <w:shd w:val="clear" w:color="auto" w:fill="FFFFFF"/>
+            <w:tcMar>
+              <w:top w:w="0" w:type="dxa"/>
+              <w:bottom w:w="0" w:type="dxa"/>
+              <w:left w:w="0" w:type="dxa"/>
+              <w:right w:w="0" w:type="dxa"/>
+            </w:tcMar>
+            <w:vAlign w:val="center"/>
+          </w:tcPr>
+          <w:p>
+            <w:pPr>
+              <w:jc w:val="center"/>
+              <w:pBdr>
+                <w:bottom w:val="none" w:sz="0" w:space="0" w:color="000000"/>
+                <w:top w:val="none" w:sz="0" w:space="0" w:color="000000"/>
+                <w:left w:val="none" w:sz="0" w:space="0" w:color="000000"/>
+                <w:right w:val="none" w:sz="0" w:space="0" w:color="000000"/>
+              </w:pBdr>
+              <w:spacing w:after="0" w:before="0" w:line="240"/>
+              <w:ind w:left="0" w:right="120" w:firstLine="0" w:firstLineChars="0"/>
+              <w:rPr>
+                <w:rFonts w:ascii="Arial" w:hAnsi="Arial" w:eastAsia="Arial" w:cs="Arial"/>
+                <w:i w:val="false"/>
+                <w:b w:val="false"/>
+                <w:u w:val="none"/>
+                <w:strike w:val="false"/>
+                <w:sz w:val="18"/>
+                <w:szCs w:val="18"/>
+                <w:color w:val="000000"/>
+              </w:rPr>
+            </w:pPr>
+            <w:r>
+              <w:rPr>
+                <w:rFonts w:ascii="Arial" w:hAnsi="Arial" w:eastAsia="Arial" w:cs="Arial"/>
+                <w:i w:val="false"/>
+                <w:b w:val="false"/>
+                <w:u w:val="none"/>
+                <w:strike w:val="false"/>
+                <w:sz w:val="18"/>
+                <w:szCs w:val="18"/>
+                <w:color w:val="000000"/>
+              </w:rPr>
+              <w:t xml:space="preserve">3 [2–6.8]</w:t>
+            </w:r>
+          </w:p>
+        </w:tc>
+        <w:tc>
+          <w:tcPr>
+            <w:tcBorders>
+              <w:bottom w:val="none" w:sz="0" w:space="0" w:color="000000"/>
+              <w:top w:val="none" w:sz="0" w:space="0" w:color="000000"/>
+              <w:left w:val="none" w:sz="0" w:space="0" w:color="000000"/>
+              <w:right w:val="none" w:sz="0" w:space="0" w:color="000000"/>
+            </w:tcBorders>
+            <w:shd w:val="clear" w:color="auto" w:fill="FFFFFF"/>
+            <w:tcMar>
+              <w:top w:w="0" w:type="dxa"/>
+              <w:bottom w:w="0" w:type="dxa"/>
+              <w:left w:w="0" w:type="dxa"/>
+              <w:right w:w="0" w:type="dxa"/>
+            </w:tcMar>
+            <w:vAlign w:val="center"/>
+          </w:tcPr>
+          <w:p>
+            <w:pPr>
+              <w:jc w:val="center"/>
+              <w:pBdr>
+                <w:bottom w:val="none" w:sz="0" w:space="0" w:color="000000"/>
+                <w:top w:val="none" w:sz="0" w:space="0" w:color="000000"/>
+                <w:left w:val="none" w:sz="0" w:space="0" w:color="000000"/>
+                <w:right w:val="none" w:sz="0" w:space="0" w:color="000000"/>
+              </w:pBdr>
+              <w:spacing w:after="0" w:before="0" w:line="240"/>
+              <w:ind w:left="0" w:right="120" w:firstLine="0" w:firstLineChars="0"/>
+              <w:rPr>
+                <w:rFonts w:ascii="Arial" w:hAnsi="Arial" w:eastAsia="Arial" w:cs="Arial"/>
+                <w:i w:val="false"/>
+                <w:b w:val="false"/>
+                <w:u w:val="none"/>
+                <w:strike w:val="false"/>
+                <w:sz w:val="18"/>
+                <w:szCs w:val="18"/>
+                <w:color w:val="000000"/>
+              </w:rPr>
+            </w:pPr>
+            <w:r>
+              <w:rPr>
+                <w:rFonts w:ascii="Arial" w:hAnsi="Arial" w:eastAsia="Arial" w:cs="Arial"/>
+                <w:i w:val="false"/>
+                <w:b w:val="false"/>
+                <w:u w:val="none"/>
+                <w:strike w:val="false"/>
+                <w:sz w:val="18"/>
+                <w:szCs w:val="18"/>
+                <w:color w:val="000000"/>
+              </w:rPr>
+              <w:t xml:space="preserve">4 [2–7.8]</w:t>
+            </w:r>
+          </w:p>
+        </w:tc>
+        <w:tc>
+          <w:tcPr>
+            <w:tcBorders>
+              <w:bottom w:val="none" w:sz="0" w:space="0" w:color="000000"/>
+              <w:top w:val="none" w:sz="0" w:space="0" w:color="000000"/>
+              <w:left w:val="none" w:sz="0" w:space="0" w:color="000000"/>
+              <w:right w:val="none" w:sz="0" w:space="0" w:color="000000"/>
+            </w:tcBorders>
+            <w:shd w:val="clear" w:color="auto" w:fill="FFFFFF"/>
+            <w:tcMar>
+              <w:top w:w="0" w:type="dxa"/>
+              <w:bottom w:w="0" w:type="dxa"/>
+              <w:left w:w="0" w:type="dxa"/>
+              <w:right w:w="0" w:type="dxa"/>
+            </w:tcMar>
+            <w:vAlign w:val="center"/>
+          </w:tcPr>
+          <w:p>
+            <w:pPr>
+              <w:jc w:val="center"/>
+              <w:pBdr>
+                <w:bottom w:val="none" w:sz="0" w:space="0" w:color="000000"/>
+                <w:top w:val="none" w:sz="0" w:space="0" w:color="000000"/>
+                <w:left w:val="none" w:sz="0" w:space="0" w:color="000000"/>
+                <w:right w:val="none" w:sz="0" w:space="0" w:color="000000"/>
+              </w:pBdr>
+              <w:spacing w:after="0" w:before="0" w:line="240"/>
+              <w:ind w:left="0" w:right="120" w:firstLine="0" w:firstLineChars="0"/>
+              <w:rPr>
+                <w:rFonts w:ascii="Arial" w:hAnsi="Arial" w:eastAsia="Arial" w:cs="Arial"/>
+                <w:i w:val="false"/>
+                <w:b w:val="false"/>
+                <w:u w:val="none"/>
+                <w:strike w:val="false"/>
+                <w:sz w:val="18"/>
+                <w:szCs w:val="18"/>
+                <w:color w:val="000000"/>
+              </w:rPr>
+            </w:pPr>
+            <w:r>
+              <w:rPr>
+                <w:rFonts w:ascii="Arial" w:hAnsi="Arial" w:eastAsia="Arial" w:cs="Arial"/>
+                <w:i w:val="false"/>
+                <w:b w:val="false"/>
+                <w:u w:val="none"/>
+                <w:strike w:val="false"/>
+                <w:sz w:val="18"/>
+                <w:szCs w:val="18"/>
+                <w:color w:val="000000"/>
+              </w:rPr>
+              <w:t xml:space="preserve">0.38</w:t>
+            </w:r>
+          </w:p>
+        </w:tc>
+      </w:tr>
+      <w:tr>
+        <w:trPr>
+          <w:trHeight w:val="144" w:hRule="auto"/>
+        </w:trPr>
+        body23
+        <w:tc>
+          <w:tcPr>
+            <w:tcBorders>
               <w:bottom w:val="single" w:sz="4" w:space="0" w:color="000000"/>
               <w:top w:val="none" w:sz="0" w:space="0" w:color="000000"/>
               <w:left w:val="none" w:sz="0" w:space="0" w:color="000000"/>
@@ -9119,169 +6707,7 @@
                 <w:szCs w:val="18"/>
                 <w:color w:val="000000"/>
               </w:rPr>
-              <w:t xml:space="preserve">&gt;0.999</w:t>
-            </w:r>
-          </w:p>
-        </w:tc>
-        <w:tc>
-          <w:tcPr>
-            <w:tcBorders>
-              <w:bottom w:val="single" w:sz="4" w:space="0" w:color="000000"/>
-              <w:top w:val="none" w:sz="0" w:space="0" w:color="000000"/>
-              <w:left w:val="none" w:sz="0" w:space="0" w:color="000000"/>
-              <w:right w:val="none" w:sz="0" w:space="0" w:color="000000"/>
-            </w:tcBorders>
-            <w:shd w:val="clear" w:color="auto" w:fill="FFFFFF"/>
-            <w:tcMar>
-              <w:top w:w="0" w:type="dxa"/>
-              <w:bottom w:w="0" w:type="dxa"/>
-              <w:left w:w="0" w:type="dxa"/>
-              <w:right w:w="0" w:type="dxa"/>
-            </w:tcMar>
-            <w:vAlign w:val="center"/>
-          </w:tcPr>
-          <w:p>
-            <w:pPr>
-              <w:jc w:val="center"/>
-              <w:pBdr>
-                <w:bottom w:val="none" w:sz="0" w:space="0" w:color="000000"/>
-                <w:top w:val="none" w:sz="0" w:space="0" w:color="000000"/>
-                <w:left w:val="none" w:sz="0" w:space="0" w:color="000000"/>
-                <w:right w:val="none" w:sz="0" w:space="0" w:color="000000"/>
-              </w:pBdr>
-              <w:spacing w:after="0" w:before="0" w:line="240"/>
-              <w:ind w:left="0" w:right="120" w:firstLine="0" w:firstLineChars="0"/>
-              <w:rPr>
-                <w:rFonts w:ascii="Arial" w:hAnsi="Arial" w:eastAsia="Arial" w:cs="Arial"/>
-                <w:i w:val="false"/>
-                <w:b w:val="false"/>
-                <w:u w:val="none"/>
-                <w:strike w:val="false"/>
-                <w:sz w:val="18"/>
-                <w:szCs w:val="18"/>
-                <w:color w:val="000000"/>
-              </w:rPr>
-            </w:pPr>
-            <w:r>
-              <w:rPr>
-                <w:rFonts w:ascii="Arial" w:hAnsi="Arial" w:eastAsia="Arial" w:cs="Arial"/>
-                <w:i w:val="false"/>
-                <w:b w:val="false"/>
-                <w:u w:val="none"/>
-                <w:strike w:val="false"/>
-                <w:sz w:val="18"/>
-                <w:szCs w:val="18"/>
-                <w:color w:val="000000"/>
-              </w:rPr>
-              <w:t xml:space="preserve">0.84 [0.08–5.05]</w:t>
-            </w:r>
-          </w:p>
-        </w:tc>
-        <w:tc>
-          <w:tcPr>
-            <w:tcBorders>
-              <w:bottom w:val="single" w:sz="4" w:space="0" w:color="000000"/>
-              <w:top w:val="none" w:sz="0" w:space="0" w:color="000000"/>
-              <w:left w:val="none" w:sz="0" w:space="0" w:color="000000"/>
-              <w:right w:val="none" w:sz="0" w:space="0" w:color="000000"/>
-            </w:tcBorders>
-            <w:shd w:val="clear" w:color="auto" w:fill="FFFFFF"/>
-            <w:tcMar>
-              <w:top w:w="0" w:type="dxa"/>
-              <w:bottom w:w="0" w:type="dxa"/>
-              <w:left w:w="0" w:type="dxa"/>
-              <w:right w:w="0" w:type="dxa"/>
-            </w:tcMar>
-            <w:vAlign w:val="center"/>
-          </w:tcPr>
-          <w:p>
-            <w:pPr>
-              <w:jc w:val="center"/>
-              <w:pBdr>
-                <w:bottom w:val="none" w:sz="0" w:space="0" w:color="000000"/>
-                <w:top w:val="none" w:sz="0" w:space="0" w:color="000000"/>
-                <w:left w:val="none" w:sz="0" w:space="0" w:color="000000"/>
-                <w:right w:val="none" w:sz="0" w:space="0" w:color="000000"/>
-              </w:pBdr>
-              <w:spacing w:after="0" w:before="0" w:line="240"/>
-              <w:ind w:left="0" w:right="120" w:firstLine="0" w:firstLineChars="0"/>
-              <w:rPr>
-                <w:rFonts w:ascii="Arial" w:hAnsi="Arial" w:eastAsia="Arial" w:cs="Arial"/>
-                <w:i w:val="false"/>
-                <w:b w:val="false"/>
-                <w:u w:val="none"/>
-                <w:strike w:val="false"/>
-                <w:sz w:val="18"/>
-                <w:szCs w:val="18"/>
-                <w:color w:val="000000"/>
-              </w:rPr>
-            </w:pPr>
-            <w:r>
-              <w:rPr>
-                <w:rFonts w:ascii="Arial" w:hAnsi="Arial" w:eastAsia="Arial" w:cs="Arial"/>
-                <w:i w:val="false"/>
-                <w:b w:val="false"/>
-                <w:u w:val="none"/>
-                <w:strike w:val="false"/>
-                <w:sz w:val="18"/>
-                <w:szCs w:val="18"/>
-                <w:color w:val="000000"/>
-              </w:rPr>
-              <w:t xml:space="preserve">Fisher exact</w:t>
-            </w:r>
-          </w:p>
-        </w:tc>
-        <w:tc>
-          <w:tcPr>
-            <w:tcBorders>
-              <w:bottom w:val="single" w:sz="4" w:space="0" w:color="000000"/>
-              <w:top w:val="none" w:sz="0" w:space="0" w:color="000000"/>
-              <w:left w:val="none" w:sz="0" w:space="0" w:color="000000"/>
-              <w:right w:val="none" w:sz="0" w:space="0" w:color="000000"/>
-            </w:tcBorders>
-            <w:shd w:val="clear" w:color="auto" w:fill="FFFFFF"/>
-            <w:tcMar>
-              <w:top w:w="0" w:type="dxa"/>
-              <w:bottom w:w="0" w:type="dxa"/>
-              <w:left w:w="0" w:type="dxa"/>
-              <w:right w:w="0" w:type="dxa"/>
-            </w:tcMar>
-            <w:vAlign w:val="center"/>
-          </w:tcPr>
-          <w:p>
-            <w:pPr>
-              <w:jc w:val="center"/>
-              <w:pBdr>
-                <w:bottom w:val="none" w:sz="0" w:space="0" w:color="000000"/>
-                <w:top w:val="none" w:sz="0" w:space="0" w:color="000000"/>
-                <w:left w:val="none" w:sz="0" w:space="0" w:color="000000"/>
-                <w:right w:val="none" w:sz="0" w:space="0" w:color="000000"/>
-              </w:pBdr>
-              <w:spacing w:after="0" w:before="0" w:line="240"/>
-              <w:ind w:left="0" w:right="120" w:firstLine="0" w:firstLineChars="0"/>
-              <w:rPr>
-                <w:rFonts w:ascii="Arial" w:hAnsi="Arial" w:eastAsia="Arial" w:cs="Arial"/>
-                <w:i w:val="false"/>
-                <w:b w:val="false"/>
-                <w:u w:val="none"/>
-                <w:strike w:val="false"/>
-                <w:sz w:val="18"/>
-                <w:szCs w:val="18"/>
-                <w:color w:val="000000"/>
-              </w:rPr>
-            </w:pPr>
-            <w:r>
-              <w:rPr>
-                <w:rFonts w:ascii="Arial" w:hAnsi="Arial" w:eastAsia="Arial" w:cs="Arial"/>
-                <w:i w:val="false"/>
-                <w:b w:val="false"/>
-                <w:u w:val="none"/>
-                <w:strike w:val="false"/>
-                <w:sz w:val="18"/>
-                <w:szCs w:val="18"/>
-                <w:color w:val="000000"/>
-              </w:rPr>
-              <w:t xml:space="preserve">Fisher</w:t>
+              <w:t xml:space="preserve">&gt;0.99</w:t>
             </w:r>
           </w:p>
         </w:tc>
@@ -9290,10 +6716,10 @@
         <w:trPr>
           <w:trHeight w:val="1152" w:hRule="auto"/>
         </w:trPr>
-        body21
-        <w:tc>
-          <w:tcPr>
-            <w:gridSpan w:val="8"/>
+        body24
+        <w:tc>
+          <w:tcPr>
+            <w:gridSpan w:val="5"/>
             <w:tcBorders>
               <w:bottom w:val="single" w:sz="4" w:space="0" w:color="000000"/>
               <w:top w:val="single" w:sz="4" w:space="0" w:color="000000"/>

--- a/Outputs/Table4.docx
+++ b/Outputs/Table4.docx
@@ -5441,169 +5441,169 @@
                 <w:szCs w:val="18"/>
                 <w:color w:val="000000"/>
               </w:rPr>
-              <w:t xml:space="preserve">53.1 ± 32.4</w:t>
-            </w:r>
-          </w:p>
-        </w:tc>
-        <w:tc>
-          <w:tcPr>
-            <w:tcBorders>
-              <w:bottom w:val="none" w:sz="0" w:space="0" w:color="000000"/>
-              <w:top w:val="none" w:sz="0" w:space="0" w:color="000000"/>
-              <w:left w:val="none" w:sz="0" w:space="0" w:color="000000"/>
-              <w:right w:val="none" w:sz="0" w:space="0" w:color="000000"/>
-            </w:tcBorders>
-            <w:shd w:val="clear" w:color="auto" w:fill="FFFFFF"/>
-            <w:tcMar>
-              <w:top w:w="0" w:type="dxa"/>
-              <w:bottom w:w="0" w:type="dxa"/>
-              <w:left w:w="0" w:type="dxa"/>
-              <w:right w:w="0" w:type="dxa"/>
-            </w:tcMar>
-            <w:vAlign w:val="center"/>
-          </w:tcPr>
-          <w:p>
-            <w:pPr>
-              <w:jc w:val="center"/>
-              <w:pBdr>
-                <w:bottom w:val="none" w:sz="0" w:space="0" w:color="000000"/>
-                <w:top w:val="none" w:sz="0" w:space="0" w:color="000000"/>
-                <w:left w:val="none" w:sz="0" w:space="0" w:color="000000"/>
-                <w:right w:val="none" w:sz="0" w:space="0" w:color="000000"/>
-              </w:pBdr>
-              <w:spacing w:after="0" w:before="0" w:line="240"/>
-              <w:ind w:left="0" w:right="120" w:firstLine="0" w:firstLineChars="0"/>
-              <w:rPr>
-                <w:rFonts w:ascii="Arial" w:hAnsi="Arial" w:eastAsia="Arial" w:cs="Arial"/>
-                <w:i w:val="false"/>
-                <w:b w:val="false"/>
-                <w:u w:val="none"/>
-                <w:strike w:val="false"/>
-                <w:sz w:val="18"/>
-                <w:szCs w:val="18"/>
-                <w:color w:val="000000"/>
-              </w:rPr>
-            </w:pPr>
-            <w:r>
-              <w:rPr>
-                <w:rFonts w:ascii="Arial" w:hAnsi="Arial" w:eastAsia="Arial" w:cs="Arial"/>
-                <w:i w:val="false"/>
-                <w:b w:val="false"/>
-                <w:u w:val="none"/>
-                <w:strike w:val="false"/>
-                <w:sz w:val="18"/>
-                <w:szCs w:val="18"/>
-                <w:color w:val="000000"/>
-              </w:rPr>
-              <w:t xml:space="preserve">69.6 ± 49.2</w:t>
-            </w:r>
-          </w:p>
-        </w:tc>
-        <w:tc>
-          <w:tcPr>
-            <w:tcBorders>
-              <w:bottom w:val="none" w:sz="0" w:space="0" w:color="000000"/>
-              <w:top w:val="none" w:sz="0" w:space="0" w:color="000000"/>
-              <w:left w:val="none" w:sz="0" w:space="0" w:color="000000"/>
-              <w:right w:val="none" w:sz="0" w:space="0" w:color="000000"/>
-            </w:tcBorders>
-            <w:shd w:val="clear" w:color="auto" w:fill="FFFFFF"/>
-            <w:tcMar>
-              <w:top w:w="0" w:type="dxa"/>
-              <w:bottom w:w="0" w:type="dxa"/>
-              <w:left w:w="0" w:type="dxa"/>
-              <w:right w:w="0" w:type="dxa"/>
-            </w:tcMar>
-            <w:vAlign w:val="center"/>
-          </w:tcPr>
-          <w:p>
-            <w:pPr>
-              <w:jc w:val="center"/>
-              <w:pBdr>
-                <w:bottom w:val="none" w:sz="0" w:space="0" w:color="000000"/>
-                <w:top w:val="none" w:sz="0" w:space="0" w:color="000000"/>
-                <w:left w:val="none" w:sz="0" w:space="0" w:color="000000"/>
-                <w:right w:val="none" w:sz="0" w:space="0" w:color="000000"/>
-              </w:pBdr>
-              <w:spacing w:after="0" w:before="0" w:line="240"/>
-              <w:ind w:left="0" w:right="120" w:firstLine="0" w:firstLineChars="0"/>
-              <w:rPr>
-                <w:rFonts w:ascii="Arial" w:hAnsi="Arial" w:eastAsia="Arial" w:cs="Arial"/>
-                <w:i w:val="false"/>
-                <w:b w:val="false"/>
-                <w:u w:val="none"/>
-                <w:strike w:val="false"/>
-                <w:sz w:val="18"/>
-                <w:szCs w:val="18"/>
-                <w:color w:val="000000"/>
-              </w:rPr>
-            </w:pPr>
-            <w:r>
-              <w:rPr>
-                <w:rFonts w:ascii="Arial" w:hAnsi="Arial" w:eastAsia="Arial" w:cs="Arial"/>
-                <w:i w:val="false"/>
-                <w:b w:val="false"/>
-                <w:u w:val="none"/>
-                <w:strike w:val="false"/>
-                <w:sz w:val="18"/>
-                <w:szCs w:val="18"/>
-                <w:color w:val="000000"/>
-              </w:rPr>
-              <w:t xml:space="preserve">56.7 ± 36.8</w:t>
-            </w:r>
-          </w:p>
-        </w:tc>
-        <w:tc>
-          <w:tcPr>
-            <w:tcBorders>
-              <w:bottom w:val="none" w:sz="0" w:space="0" w:color="000000"/>
-              <w:top w:val="none" w:sz="0" w:space="0" w:color="000000"/>
-              <w:left w:val="none" w:sz="0" w:space="0" w:color="000000"/>
-              <w:right w:val="none" w:sz="0" w:space="0" w:color="000000"/>
-            </w:tcBorders>
-            <w:shd w:val="clear" w:color="auto" w:fill="FFFFFF"/>
-            <w:tcMar>
-              <w:top w:w="0" w:type="dxa"/>
-              <w:bottom w:w="0" w:type="dxa"/>
-              <w:left w:w="0" w:type="dxa"/>
-              <w:right w:w="0" w:type="dxa"/>
-            </w:tcMar>
-            <w:vAlign w:val="center"/>
-          </w:tcPr>
-          <w:p>
-            <w:pPr>
-              <w:jc w:val="center"/>
-              <w:pBdr>
-                <w:bottom w:val="none" w:sz="0" w:space="0" w:color="000000"/>
-                <w:top w:val="none" w:sz="0" w:space="0" w:color="000000"/>
-                <w:left w:val="none" w:sz="0" w:space="0" w:color="000000"/>
-                <w:right w:val="none" w:sz="0" w:space="0" w:color="000000"/>
-              </w:pBdr>
-              <w:spacing w:after="0" w:before="0" w:line="240"/>
-              <w:ind w:left="0" w:right="120" w:firstLine="0" w:firstLineChars="0"/>
-              <w:rPr>
-                <w:rFonts w:ascii="Arial" w:hAnsi="Arial" w:eastAsia="Arial" w:cs="Arial"/>
-                <w:i w:val="false"/>
-                <w:b w:val="false"/>
-                <w:u w:val="none"/>
-                <w:strike w:val="false"/>
-                <w:sz w:val="18"/>
-                <w:szCs w:val="18"/>
-                <w:color w:val="000000"/>
-              </w:rPr>
-            </w:pPr>
-            <w:r>
-              <w:rPr>
-                <w:rFonts w:ascii="Arial" w:hAnsi="Arial" w:eastAsia="Arial" w:cs="Arial"/>
-                <w:i w:val="false"/>
-                <w:b w:val="false"/>
-                <w:u w:val="none"/>
-                <w:strike w:val="false"/>
-                <w:sz w:val="18"/>
-                <w:szCs w:val="18"/>
-                <w:color w:val="000000"/>
-              </w:rPr>
-              <w:t xml:space="preserve">0.25</w:t>
+              <w:t xml:space="preserve">48.9 [32.8–69.3]</w:t>
+            </w:r>
+          </w:p>
+        </w:tc>
+        <w:tc>
+          <w:tcPr>
+            <w:tcBorders>
+              <w:bottom w:val="none" w:sz="0" w:space="0" w:color="000000"/>
+              <w:top w:val="none" w:sz="0" w:space="0" w:color="000000"/>
+              <w:left w:val="none" w:sz="0" w:space="0" w:color="000000"/>
+              <w:right w:val="none" w:sz="0" w:space="0" w:color="000000"/>
+            </w:tcBorders>
+            <w:shd w:val="clear" w:color="auto" w:fill="FFFFFF"/>
+            <w:tcMar>
+              <w:top w:w="0" w:type="dxa"/>
+              <w:bottom w:w="0" w:type="dxa"/>
+              <w:left w:w="0" w:type="dxa"/>
+              <w:right w:w="0" w:type="dxa"/>
+            </w:tcMar>
+            <w:vAlign w:val="center"/>
+          </w:tcPr>
+          <w:p>
+            <w:pPr>
+              <w:jc w:val="center"/>
+              <w:pBdr>
+                <w:bottom w:val="none" w:sz="0" w:space="0" w:color="000000"/>
+                <w:top w:val="none" w:sz="0" w:space="0" w:color="000000"/>
+                <w:left w:val="none" w:sz="0" w:space="0" w:color="000000"/>
+                <w:right w:val="none" w:sz="0" w:space="0" w:color="000000"/>
+              </w:pBdr>
+              <w:spacing w:after="0" w:before="0" w:line="240"/>
+              <w:ind w:left="0" w:right="120" w:firstLine="0" w:firstLineChars="0"/>
+              <w:rPr>
+                <w:rFonts w:ascii="Arial" w:hAnsi="Arial" w:eastAsia="Arial" w:cs="Arial"/>
+                <w:i w:val="false"/>
+                <w:b w:val="false"/>
+                <w:u w:val="none"/>
+                <w:strike w:val="false"/>
+                <w:sz w:val="18"/>
+                <w:szCs w:val="18"/>
+                <w:color w:val="000000"/>
+              </w:rPr>
+            </w:pPr>
+            <w:r>
+              <w:rPr>
+                <w:rFonts w:ascii="Arial" w:hAnsi="Arial" w:eastAsia="Arial" w:cs="Arial"/>
+                <w:i w:val="false"/>
+                <w:b w:val="false"/>
+                <w:u w:val="none"/>
+                <w:strike w:val="false"/>
+                <w:sz w:val="18"/>
+                <w:szCs w:val="18"/>
+                <w:color w:val="000000"/>
+              </w:rPr>
+              <w:t xml:space="preserve">62.8 [39.4–70]</w:t>
+            </w:r>
+          </w:p>
+        </w:tc>
+        <w:tc>
+          <w:tcPr>
+            <w:tcBorders>
+              <w:bottom w:val="none" w:sz="0" w:space="0" w:color="000000"/>
+              <w:top w:val="none" w:sz="0" w:space="0" w:color="000000"/>
+              <w:left w:val="none" w:sz="0" w:space="0" w:color="000000"/>
+              <w:right w:val="none" w:sz="0" w:space="0" w:color="000000"/>
+            </w:tcBorders>
+            <w:shd w:val="clear" w:color="auto" w:fill="FFFFFF"/>
+            <w:tcMar>
+              <w:top w:w="0" w:type="dxa"/>
+              <w:bottom w:w="0" w:type="dxa"/>
+              <w:left w:w="0" w:type="dxa"/>
+              <w:right w:w="0" w:type="dxa"/>
+            </w:tcMar>
+            <w:vAlign w:val="center"/>
+          </w:tcPr>
+          <w:p>
+            <w:pPr>
+              <w:jc w:val="center"/>
+              <w:pBdr>
+                <w:bottom w:val="none" w:sz="0" w:space="0" w:color="000000"/>
+                <w:top w:val="none" w:sz="0" w:space="0" w:color="000000"/>
+                <w:left w:val="none" w:sz="0" w:space="0" w:color="000000"/>
+                <w:right w:val="none" w:sz="0" w:space="0" w:color="000000"/>
+              </w:pBdr>
+              <w:spacing w:after="0" w:before="0" w:line="240"/>
+              <w:ind w:left="0" w:right="120" w:firstLine="0" w:firstLineChars="0"/>
+              <w:rPr>
+                <w:rFonts w:ascii="Arial" w:hAnsi="Arial" w:eastAsia="Arial" w:cs="Arial"/>
+                <w:i w:val="false"/>
+                <w:b w:val="false"/>
+                <w:u w:val="none"/>
+                <w:strike w:val="false"/>
+                <w:sz w:val="18"/>
+                <w:szCs w:val="18"/>
+                <w:color w:val="000000"/>
+              </w:rPr>
+            </w:pPr>
+            <w:r>
+              <w:rPr>
+                <w:rFonts w:ascii="Arial" w:hAnsi="Arial" w:eastAsia="Arial" w:cs="Arial"/>
+                <w:i w:val="false"/>
+                <w:b w:val="false"/>
+                <w:u w:val="none"/>
+                <w:strike w:val="false"/>
+                <w:sz w:val="18"/>
+                <w:szCs w:val="18"/>
+                <w:color w:val="000000"/>
+              </w:rPr>
+              <w:t xml:space="preserve">55.3 [33.2–69.3]</w:t>
+            </w:r>
+          </w:p>
+        </w:tc>
+        <w:tc>
+          <w:tcPr>
+            <w:tcBorders>
+              <w:bottom w:val="none" w:sz="0" w:space="0" w:color="000000"/>
+              <w:top w:val="none" w:sz="0" w:space="0" w:color="000000"/>
+              <w:left w:val="none" w:sz="0" w:space="0" w:color="000000"/>
+              <w:right w:val="none" w:sz="0" w:space="0" w:color="000000"/>
+            </w:tcBorders>
+            <w:shd w:val="clear" w:color="auto" w:fill="FFFFFF"/>
+            <w:tcMar>
+              <w:top w:w="0" w:type="dxa"/>
+              <w:bottom w:w="0" w:type="dxa"/>
+              <w:left w:w="0" w:type="dxa"/>
+              <w:right w:w="0" w:type="dxa"/>
+            </w:tcMar>
+            <w:vAlign w:val="center"/>
+          </w:tcPr>
+          <w:p>
+            <w:pPr>
+              <w:jc w:val="center"/>
+              <w:pBdr>
+                <w:bottom w:val="none" w:sz="0" w:space="0" w:color="000000"/>
+                <w:top w:val="none" w:sz="0" w:space="0" w:color="000000"/>
+                <w:left w:val="none" w:sz="0" w:space="0" w:color="000000"/>
+                <w:right w:val="none" w:sz="0" w:space="0" w:color="000000"/>
+              </w:pBdr>
+              <w:spacing w:after="0" w:before="0" w:line="240"/>
+              <w:ind w:left="0" w:right="120" w:firstLine="0" w:firstLineChars="0"/>
+              <w:rPr>
+                <w:rFonts w:ascii="Arial" w:hAnsi="Arial" w:eastAsia="Arial" w:cs="Arial"/>
+                <w:i w:val="false"/>
+                <w:b w:val="false"/>
+                <w:u w:val="none"/>
+                <w:strike w:val="false"/>
+                <w:sz w:val="18"/>
+                <w:szCs w:val="18"/>
+                <w:color w:val="000000"/>
+              </w:rPr>
+            </w:pPr>
+            <w:r>
+              <w:rPr>
+                <w:rFonts w:ascii="Arial" w:hAnsi="Arial" w:eastAsia="Arial" w:cs="Arial"/>
+                <w:i w:val="false"/>
+                <w:b w:val="false"/>
+                <w:u w:val="none"/>
+                <w:strike w:val="false"/>
+                <w:sz w:val="18"/>
+                <w:szCs w:val="18"/>
+                <w:color w:val="000000"/>
+              </w:rPr>
+              <w:t xml:space="preserve">0.23</w:t>
             </w:r>
           </w:p>
         </w:tc>

--- a/Outputs/Table4.docx
+++ b/Outputs/Table4.docx
@@ -6491,7 +6491,7 @@
                 <w:szCs w:val="18"/>
                 <w:color w:val="000000"/>
               </w:rPr>
-              <w:t xml:space="preserve">readmission_wi_30d: Y</w:t>
+              <w:t xml:space="preserve">readmission_wi_30d</w:t>
             </w:r>
           </w:p>
         </w:tc>
@@ -6768,72 +6768,7 @@
                 <w:szCs w:val="12"/>
                 <w:color w:val="000000"/>
               </w:rPr>
-              <w:t xml:space="preserve">Statistical Methods: For continuous variables, normality was assessed using the Shapiro–Wilk test (when enabled). Normally distributed variables were summarized as mean ± SD and compared using Welch's t-test for two-group comparisons or one-way ANOVA for three-group comparisons. Non-normally distributed or user-specified ordinal variables were summarized as median [IQR] and compared using the Wilcoxon rank-sum test (two groups) or Kruskal–Wallis test (three groups). Categorical variables were summarized as n (%) and compared using Chi-squared tests or Fisher's exact tests when expected counts were &lt;5. For binary categorical variables, odds ratios with 95% confidence intervals were computed using Fisher's exact or Wald methods, as appropriate. Approximate p-values were used for non-parametric tests with tied data.</w:t>
-            </w:r>
-            <w:r>
-              <w:rPr>
-                <w:rFonts w:ascii="Arial" w:hAnsi="Arial" w:eastAsia="Arial" w:cs="Arial"/>
-                <w:i w:val="true"/>
-                <w:b w:val="false"/>
-                <w:u w:val="none"/>
-                <w:strike w:val="false"/>
-                <w:sz w:val="12"/>
-                <w:szCs w:val="12"/>
-                <w:color w:val="000000"/>
-              </w:rPr>
-              <w:br/>
-            </w:r>
-            <w:r>
-              <w:rPr>
-                <w:rFonts w:ascii="Arial" w:hAnsi="Arial" w:eastAsia="Arial" w:cs="Arial"/>
-                <w:i w:val="true"/>
-                <w:b w:val="false"/>
-                <w:u w:val="none"/>
-                <w:strike w:val="false"/>
-                <w:sz w:val="12"/>
-                <w:szCs w:val="12"/>
-                <w:color w:val="000000"/>
-              </w:rPr>
-              <w:br/>
-            </w:r>
-            <w:r>
-              <w:rPr>
-                <w:rFonts w:ascii="Arial" w:hAnsi="Arial" w:eastAsia="Arial" w:cs="Arial"/>
-                <w:i w:val="true"/>
-                <w:b w:val="false"/>
-                <w:u w:val="none"/>
-                <w:strike w:val="false"/>
-                <w:sz w:val="12"/>
-                <w:szCs w:val="12"/>
-                <w:color w:val="000000"/>
-              </w:rPr>
-              <w:t xml:space="preserve">*- All values are presented as mean ± SD for normally distributed continuous variables, median [IQR] for non-normally distributed continuous or ordinal variables, and n (%) for categorical variables.</w:t>
-            </w:r>
-            <w:r>
-              <w:rPr>
-                <w:rFonts w:ascii="Arial" w:hAnsi="Arial" w:eastAsia="Arial" w:cs="Arial"/>
-                <w:i w:val="true"/>
-                <w:b w:val="false"/>
-                <w:u w:val="none"/>
-                <w:strike w:val="false"/>
-                <w:sz w:val="12"/>
-                <w:szCs w:val="12"/>
-                <w:color w:val="000000"/>
-              </w:rPr>
-              <w:br/>
-            </w:r>
-            <w:r>
-              <w:rPr>
-                <w:rFonts w:ascii="Arial" w:hAnsi="Arial" w:eastAsia="Arial" w:cs="Arial"/>
-                <w:i w:val="true"/>
-                <w:b w:val="false"/>
-                <w:u w:val="none"/>
-                <w:strike w:val="false"/>
-                <w:sz w:val="12"/>
-                <w:szCs w:val="12"/>
-                <w:color w:val="000000"/>
-              </w:rPr>
-              <w:t xml:space="preserve">†- Welch's t-test was used to compute p-values for normally distributed continuous variables. Wilcoxon Rank Sum test was used to compute p-values for non-normally distributed continuous or ordinal variables. Fisher's exact or chi-squared test was used to compute p-values for categorical variables, as appropriate. p-values are bolded for p ≤ 0.05.</w:t>
+              <w:t xml:space="preserve">†- Continuous variables are presented as mean ± SD for normally distributed variables or median [IQR] for non-normally distributed or ordinal variables. Categorical variables are presented as n (%).</w:t>
             </w:r>
           </w:p>
         </w:tc>
